--- a/06-转换电路/01-模数转换ADC/并行比较型Flash-ADC电路/并行比较型Flash-ADC电路.docx
+++ b/06-转换电路/01-模数转换ADC/并行比较型Flash-ADC电路/并行比较型Flash-ADC电路.docx
@@ -2829,6 +2829,20 @@
     </w:p>
     <w:bookmarkEnd w:id="26"/>
     <w:bookmarkEnd w:id="27"/>
+    <w:p>
+      <w:pPr>
+        <w:spacing w:before="360"/>
+        <w:jc w:val="center"/>
+      </w:pPr>
+      <w:r>
+        <w:rPr>
+          <w:rFonts w:ascii="Times New Roman" w:hAnsi="Times New Roman"/>
+          <w:color w:val="555555"/>
+          <w:sz w:val="21"/>
+        </w:rPr>
+        <w:t>材料收集者：杜文杰</w:t>
+      </w:r>
+    </w:p>
     <w:sectPr>
       <w:headerReference r:id="rId9" w:type="default"/>
       <w:footerReference r:id="rId10" w:type="default"/>

--- a/06-转换电路/01-模数转换ADC/并行比较型Flash-ADC电路/并行比较型Flash-ADC电路.docx
+++ b/06-转换电路/01-模数转换ADC/并行比较型Flash-ADC电路/并行比较型Flash-ADC电路.docx
@@ -1,6 +1,6 @@
 
 <file path=word/document.xml><?xml version="1.0" encoding="utf-8"?>
-<w:document xmlns:w="http://schemas.openxmlformats.org/wordprocessingml/2006/main" xmlns:m="http://schemas.openxmlformats.org/officeDocument/2006/math" xmlns:r="http://schemas.openxmlformats.org/officeDocument/2006/relationships" xmlns:o="urn:schemas-microsoft-com:office:office" xmlns:v="urn:schemas-microsoft-com:vml" xmlns:w10="urn:schemas-microsoft-com:office:word" xmlns:a="http://schemas.openxmlformats.org/drawingml/2006/main" xmlns:pic="http://schemas.openxmlformats.org/drawingml/2006/picture" xmlns:wp="http://schemas.openxmlformats.org/drawingml/2006/wordprocessingDrawing">
+<w:document xmlns:m="http://schemas.openxmlformats.org/officeDocument/2006/math" xmlns:r="http://schemas.openxmlformats.org/officeDocument/2006/relationships" xmlns:w="http://schemas.openxmlformats.org/wordprocessingml/2006/main" xmlns:o="urn:schemas-microsoft-com:office:office" xmlns:v="urn:schemas-microsoft-com:vml" xmlns:w10="urn:schemas-microsoft-com:office:word" xmlns:a="http://schemas.openxmlformats.org/drawingml/2006/main" xmlns:pic="http://schemas.openxmlformats.org/drawingml/2006/picture" xmlns:wp="http://schemas.openxmlformats.org/drawingml/2006/wordprocessingDrawing">
   <w:body>
     <w:bookmarkStart w:id="27" w:name="并行比较型-flash-adc-电路"/>
     <w:p>
@@ -9,16 +9,19 @@
       </w:pPr>
       <w:r>
         <w:rPr>
-          <w:rFonts w:hint="eastAsia"/>
+          <w:rFonts w:hint="eastAsia" w:eastAsia="黑体"/>
         </w:rPr>
         <w:t xml:space="preserve">并行比较型</w:t>
       </w:r>
       <w:r>
+        <w:rPr>
+          <w:rFonts w:eastAsia="黑体"/>
+        </w:rPr>
         <w:t xml:space="preserve"> (Flash) ADC </w:t>
       </w:r>
       <w:r>
         <w:rPr>
-          <w:rFonts w:hint="eastAsia"/>
+          <w:rFonts w:hint="eastAsia" w:eastAsia="黑体"/>
         </w:rPr>
         <w:t xml:space="preserve">电路</w:t>
       </w:r>
@@ -30,7 +33,7 @@
       </w:pPr>
       <w:r>
         <w:rPr>
-          <w:rFonts w:hint="eastAsia"/>
+          <w:rFonts w:hint="eastAsia" w:eastAsia="黑体"/>
         </w:rPr>
         <w:t xml:space="preserve">拓扑描述</w:t>
       </w:r>
@@ -41,16 +44,19 @@
       </w:pPr>
       <w:r>
         <w:rPr>
-          <w:rFonts w:hint="eastAsia"/>
+          <w:rFonts w:hint="eastAsia" w:eastAsia="黑体"/>
         </w:rPr>
         <w:t xml:space="preserve">由</w:t>
       </w:r>
       <w:r>
+        <w:rPr>
+          <w:rFonts w:eastAsia="黑体"/>
+        </w:rPr>
         <w:t xml:space="preserve"> </w:t>
       </w:r>
       <w:r>
         <w:rPr>
-          <w:rFonts w:hint="eastAsia"/>
+          <w:rFonts w:hint="eastAsia" w:eastAsia="黑体"/>
           <w:b/>
           <w:bCs/>
         </w:rPr>
@@ -58,11 +64,14 @@
       </w:r>
       <w:r>
         <w:rPr>
-          <w:rFonts w:hint="eastAsia"/>
+          <w:rFonts w:hint="eastAsia" w:eastAsia="黑体"/>
         </w:rPr>
         <w:t xml:space="preserve">（一串等值电阻</w:t>
       </w:r>
       <w:r>
+        <w:rPr>
+          <w:rFonts w:eastAsia="黑体"/>
+        </w:rPr>
         <w:t xml:space="preserve"> </w:t>
       </w:r>
       <m:oMath>
@@ -138,7 +147,7 @@
       </m:oMath>
       <w:r>
         <w:rPr>
-          <w:rFonts w:hint="eastAsia"/>
+          <w:rFonts w:hint="eastAsia" w:eastAsia="黑体"/>
         </w:rPr>
         <w:t xml:space="preserve">）、</w:t>
       </w:r>
@@ -167,6 +176,7 @@
       </m:oMath>
       <w:r>
         <w:rPr>
+          <w:rFonts w:eastAsia="黑体"/>
           <w:b/>
           <w:bCs/>
         </w:rPr>
@@ -174,7 +184,7 @@
       </w:r>
       <w:r>
         <w:rPr>
-          <w:rFonts w:hint="eastAsia"/>
+          <w:rFonts w:hint="eastAsia" w:eastAsia="黑体"/>
           <w:b/>
           <w:bCs/>
         </w:rPr>
@@ -182,6 +192,7 @@
       </w:r>
       <w:r>
         <w:rPr>
+          <w:rFonts w:eastAsia="黑体"/>
           <w:b/>
           <w:bCs/>
         </w:rPr>
@@ -268,20 +279,26 @@
         </m:sSub>
       </m:oMath>
       <w:r>
+        <w:rPr>
+          <w:rFonts w:eastAsia="黑体"/>
+        </w:rPr>
         <w:t xml:space="preserve"> </w:t>
       </w:r>
       <w:r>
         <w:rPr>
-          <w:rFonts w:hint="eastAsia"/>
+          <w:rFonts w:hint="eastAsia" w:eastAsia="黑体"/>
         </w:rPr>
         <w:t xml:space="preserve">与</w:t>
       </w:r>
       <w:r>
+        <w:rPr>
+          <w:rFonts w:eastAsia="黑体"/>
+        </w:rPr>
         <w:t xml:space="preserve"> </w:t>
       </w:r>
       <w:r>
         <w:rPr>
-          <w:rFonts w:hint="eastAsia"/>
+          <w:rFonts w:hint="eastAsia" w:eastAsia="黑体"/>
           <w:b/>
           <w:bCs/>
         </w:rPr>
@@ -289,32 +306,39 @@
       </w:r>
       <w:r>
         <w:rPr>
+          <w:rFonts w:eastAsia="黑体"/>
           <w:b/>
           <w:bCs/>
         </w:rPr>
         <w:t xml:space="preserve"> ENC1</w:t>
       </w:r>
       <w:r>
+        <w:rPr>
+          <w:rFonts w:eastAsia="黑体"/>
+        </w:rPr>
         <w:t xml:space="preserve"> </w:t>
       </w:r>
       <w:r>
         <w:rPr>
-          <w:rFonts w:hint="eastAsia"/>
+          <w:rFonts w:hint="eastAsia" w:eastAsia="黑体"/>
         </w:rPr>
         <w:t xml:space="preserve">组成。电路共有</w:t>
       </w:r>
       <w:r>
+        <w:rPr>
+          <w:rFonts w:eastAsia="黑体"/>
+        </w:rPr>
         <w:t xml:space="preserve"> 5 </w:t>
       </w:r>
       <w:r>
         <w:rPr>
-          <w:rFonts w:hint="eastAsia"/>
+          <w:rFonts w:hint="eastAsia" w:eastAsia="黑体"/>
         </w:rPr>
         <w:t xml:space="preserve">类关键节点：</w:t>
       </w:r>
       <w:r>
         <w:rPr>
-          <w:rFonts w:hint="eastAsia"/>
+          <w:rFonts w:hint="eastAsia" w:eastAsia="黑体"/>
           <w:b/>
           <w:bCs/>
         </w:rPr>
@@ -322,6 +346,7 @@
       </w:r>
       <w:r>
         <w:rPr>
+          <w:rFonts w:eastAsia="黑体"/>
           <w:b/>
           <w:bCs/>
         </w:rPr>
@@ -329,7 +354,7 @@
       </w:r>
       <w:r>
         <w:rPr>
-          <w:rFonts w:hint="eastAsia"/>
+          <w:rFonts w:hint="eastAsia" w:eastAsia="黑体"/>
           <w:b/>
           <w:bCs/>
         </w:rPr>
@@ -337,11 +362,14 @@
       </w:r>
       <w:r>
         <w:rPr>
-          <w:rFonts w:hint="eastAsia"/>
+          <w:rFonts w:hint="eastAsia" w:eastAsia="黑体"/>
         </w:rPr>
         <w:t xml:space="preserve">（模拟输入</w:t>
       </w:r>
       <w:r>
+        <w:rPr>
+          <w:rFonts w:eastAsia="黑体"/>
+        </w:rPr>
         <w:t xml:space="preserve"> </w:t>
       </w:r>
       <m:oMath>
@@ -362,26 +390,32 @@
         </m:sSub>
       </m:oMath>
       <w:r>
+        <w:rPr>
+          <w:rFonts w:eastAsia="黑体"/>
+        </w:rPr>
         <w:t xml:space="preserve"> </w:t>
       </w:r>
       <w:r>
         <w:rPr>
-          <w:rFonts w:hint="eastAsia"/>
+          <w:rFonts w:hint="eastAsia" w:eastAsia="黑体"/>
         </w:rPr>
         <w:t xml:space="preserve">同时接到全部比较器的同相输入</w:t>
       </w:r>
       <w:r>
+        <w:rPr>
+          <w:rFonts w:eastAsia="黑体"/>
+        </w:rPr>
         <w:t xml:space="preserve"> </w:t>
       </w:r>
       <w:r>
         <w:rPr>
-          <w:rFonts w:hint="eastAsia"/>
+          <w:rFonts w:hint="eastAsia" w:eastAsia="黑体"/>
         </w:rPr>
         <w:t xml:space="preserve">IN+）；</w:t>
       </w:r>
       <w:r>
         <w:rPr>
-          <w:rFonts w:hint="eastAsia"/>
+          <w:rFonts w:hint="eastAsia" w:eastAsia="黑体"/>
           <w:b/>
           <w:bCs/>
         </w:rPr>
@@ -389,6 +423,7 @@
       </w:r>
       <w:r>
         <w:rPr>
+          <w:rFonts w:eastAsia="黑体"/>
           <w:b/>
           <w:bCs/>
         </w:rPr>
@@ -396,7 +431,7 @@
       </w:r>
       <w:r>
         <w:rPr>
-          <w:rFonts w:hint="eastAsia"/>
+          <w:rFonts w:hint="eastAsia" w:eastAsia="黑体"/>
           <w:b/>
           <w:bCs/>
         </w:rPr>
@@ -404,11 +439,14 @@
       </w:r>
       <w:r>
         <w:rPr>
-          <w:rFonts w:hint="eastAsia"/>
+          <w:rFonts w:hint="eastAsia" w:eastAsia="黑体"/>
         </w:rPr>
         <w:t xml:space="preserve">（参考电压</w:t>
       </w:r>
       <w:r>
+        <w:rPr>
+          <w:rFonts w:eastAsia="黑体"/>
+        </w:rPr>
         <w:t xml:space="preserve"> </w:t>
       </w:r>
       <m:oMath>
@@ -432,17 +470,20 @@
         </m:sSub>
       </m:oMath>
       <w:r>
+        <w:rPr>
+          <w:rFonts w:eastAsia="黑体"/>
+        </w:rPr>
         <w:t xml:space="preserve"> </w:t>
       </w:r>
       <w:r>
         <w:rPr>
-          <w:rFonts w:hint="eastAsia"/>
+          <w:rFonts w:hint="eastAsia" w:eastAsia="黑体"/>
         </w:rPr>
         <w:t xml:space="preserve">接电阻链上端）；</w:t>
       </w:r>
       <w:r>
         <w:rPr>
-          <w:rFonts w:hint="eastAsia"/>
+          <w:rFonts w:hint="eastAsia" w:eastAsia="黑体"/>
           <w:b/>
           <w:bCs/>
         </w:rPr>
@@ -450,6 +491,7 @@
       </w:r>
       <w:r>
         <w:rPr>
+          <w:rFonts w:eastAsia="黑体"/>
           <w:b/>
           <w:bCs/>
         </w:rPr>
@@ -457,7 +499,7 @@
       </w:r>
       <w:r>
         <w:rPr>
-          <w:rFonts w:hint="eastAsia"/>
+          <w:rFonts w:hint="eastAsia" w:eastAsia="黑体"/>
           <w:b/>
           <w:bCs/>
         </w:rPr>
@@ -465,11 +507,14 @@
       </w:r>
       <w:r>
         <w:rPr>
-          <w:rFonts w:hint="eastAsia"/>
+          <w:rFonts w:hint="eastAsia" w:eastAsia="黑体"/>
         </w:rPr>
         <w:t xml:space="preserve">（电阻链的</w:t>
       </w:r>
       <w:r>
+        <w:rPr>
+          <w:rFonts w:eastAsia="黑体"/>
+        </w:rPr>
         <w:t xml:space="preserve"> </w:t>
       </w:r>
       <m:oMath>
@@ -496,26 +541,32 @@
         </m:r>
       </m:oMath>
       <w:r>
+        <w:rPr>
+          <w:rFonts w:eastAsia="黑体"/>
+        </w:rPr>
         <w:t xml:space="preserve"> </w:t>
       </w:r>
       <w:r>
         <w:rPr>
-          <w:rFonts w:hint="eastAsia"/>
+          <w:rFonts w:hint="eastAsia" w:eastAsia="黑体"/>
         </w:rPr>
         <w:t xml:space="preserve">个中间节点，分别送对应比较器的反相输入</w:t>
       </w:r>
       <w:r>
+        <w:rPr>
+          <w:rFonts w:eastAsia="黑体"/>
+        </w:rPr>
         <w:t xml:space="preserve"> </w:t>
       </w:r>
       <w:r>
         <w:rPr>
-          <w:rFonts w:hint="eastAsia"/>
+          <w:rFonts w:hint="eastAsia" w:eastAsia="黑体"/>
         </w:rPr>
         <w:t xml:space="preserve">IN−）；</w:t>
       </w:r>
       <w:r>
         <w:rPr>
-          <w:rFonts w:hint="eastAsia"/>
+          <w:rFonts w:hint="eastAsia" w:eastAsia="黑体"/>
           <w:b/>
           <w:bCs/>
         </w:rPr>
@@ -523,6 +574,7 @@
       </w:r>
       <w:r>
         <w:rPr>
+          <w:rFonts w:eastAsia="黑体"/>
           <w:b/>
           <w:bCs/>
         </w:rPr>
@@ -530,7 +582,7 @@
       </w:r>
       <w:r>
         <w:rPr>
-          <w:rFonts w:hint="eastAsia"/>
+          <w:rFonts w:hint="eastAsia" w:eastAsia="黑体"/>
           <w:b/>
           <w:bCs/>
         </w:rPr>
@@ -538,22 +590,25 @@
       </w:r>
       <w:r>
         <w:rPr>
-          <w:rFonts w:hint="eastAsia"/>
+          <w:rFonts w:hint="eastAsia" w:eastAsia="黑体"/>
         </w:rPr>
         <w:t xml:space="preserve">（各比较器的输出</w:t>
       </w:r>
       <w:r>
+        <w:rPr>
+          <w:rFonts w:eastAsia="黑体"/>
+        </w:rPr>
         <w:t xml:space="preserve"> OUT </w:t>
       </w:r>
       <w:r>
         <w:rPr>
-          <w:rFonts w:hint="eastAsia"/>
+          <w:rFonts w:hint="eastAsia" w:eastAsia="黑体"/>
         </w:rPr>
         <w:t xml:space="preserve">汇入编码器）；</w:t>
       </w:r>
       <w:r>
         <w:rPr>
-          <w:rFonts w:hint="eastAsia"/>
+          <w:rFonts w:hint="eastAsia" w:eastAsia="黑体"/>
           <w:b/>
           <w:bCs/>
         </w:rPr>
@@ -561,6 +616,7 @@
       </w:r>
       <w:r>
         <w:rPr>
+          <w:rFonts w:eastAsia="黑体"/>
           <w:b/>
           <w:bCs/>
         </w:rPr>
@@ -568,7 +624,7 @@
       </w:r>
       <w:r>
         <w:rPr>
-          <w:rFonts w:hint="eastAsia"/>
+          <w:rFonts w:hint="eastAsia" w:eastAsia="黑体"/>
           <w:b/>
           <w:bCs/>
         </w:rPr>
@@ -576,20 +632,26 @@
       </w:r>
       <w:r>
         <w:rPr>
-          <w:rFonts w:hint="eastAsia"/>
+          <w:rFonts w:hint="eastAsia" w:eastAsia="黑体"/>
         </w:rPr>
         <w:t xml:space="preserve">（编码器输出</w:t>
       </w:r>
       <w:r>
+        <w:rPr>
+          <w:rFonts w:eastAsia="黑体"/>
+        </w:rPr>
         <w:t xml:space="preserve"> N </w:t>
       </w:r>
       <w:r>
         <w:rPr>
-          <w:rFonts w:hint="eastAsia"/>
+          <w:rFonts w:hint="eastAsia" w:eastAsia="黑体"/>
         </w:rPr>
         <w:t xml:space="preserve">位码</w:t>
       </w:r>
       <w:r>
+        <w:rPr>
+          <w:rFonts w:eastAsia="黑体"/>
+        </w:rPr>
         <w:t xml:space="preserve"> </w:t>
       </w:r>
       <m:oMath>
@@ -599,7 +661,7 @@
       </m:oMath>
       <w:r>
         <w:rPr>
-          <w:rFonts w:hint="eastAsia"/>
+          <w:rFonts w:hint="eastAsia" w:eastAsia="黑体"/>
         </w:rPr>
         <w:t xml:space="preserve">）。</w:t>
       </w:r>
@@ -608,7 +670,7 @@
       <w:pPr/>
       <w:r>
         <w:rPr>
-          <w:rFonts w:hint="eastAsia"/>
+          <w:rFonts w:hint="eastAsia" w:eastAsia="黑体"/>
         </w:rPr>
         <w:t xml:space="preserve">各管脚连接：</w:t>
       </w:r>
@@ -627,11 +689,14 @@
         </m:sSub>
       </m:oMath>
       <w:r>
+        <w:rPr>
+          <w:rFonts w:eastAsia="黑体"/>
+        </w:rPr>
         <w:t xml:space="preserve"> </w:t>
       </w:r>
       <w:r>
         <w:rPr>
-          <w:rFonts w:hint="eastAsia"/>
+          <w:rFonts w:hint="eastAsia" w:eastAsia="黑体"/>
         </w:rPr>
         <w:t xml:space="preserve">一端接节点②（</w:t>
       </w:r>
@@ -657,20 +722,26 @@
       </m:oMath>
       <w:r>
         <w:rPr>
-          <w:rFonts w:hint="eastAsia"/>
+          <w:rFonts w:hint="eastAsia" w:eastAsia="黑体"/>
         </w:rPr>
         <w:t xml:space="preserve">）、另一端接第</w:t>
       </w:r>
       <w:r>
+        <w:rPr>
+          <w:rFonts w:eastAsia="黑体"/>
+        </w:rPr>
         <w:t xml:space="preserve"> 1 </w:t>
       </w:r>
       <w:r>
         <w:rPr>
-          <w:rFonts w:hint="eastAsia"/>
+          <w:rFonts w:hint="eastAsia" w:eastAsia="黑体"/>
         </w:rPr>
         <w:t xml:space="preserve">个分压节点；其后</w:t>
       </w:r>
       <w:r>
+        <w:rPr>
+          <w:rFonts w:eastAsia="黑体"/>
+        </w:rPr>
         <w:t xml:space="preserve"> </w:t>
       </w:r>
       <m:oMath>
@@ -727,15 +798,21 @@
         </m:sSub>
       </m:oMath>
       <w:r>
+        <w:rPr>
+          <w:rFonts w:eastAsia="黑体"/>
+        </w:rPr>
         <w:t xml:space="preserve"> </w:t>
       </w:r>
       <w:r>
         <w:rPr>
-          <w:rFonts w:hint="eastAsia"/>
+          <w:rFonts w:hint="eastAsia" w:eastAsia="黑体"/>
         </w:rPr>
         <w:t xml:space="preserve">依次串接，形成</w:t>
       </w:r>
       <w:r>
+        <w:rPr>
+          <w:rFonts w:eastAsia="黑体"/>
+        </w:rPr>
         <w:t xml:space="preserve"> </w:t>
       </w:r>
       <m:oMath>
@@ -762,15 +839,21 @@
         </m:r>
       </m:oMath>
       <w:r>
+        <w:rPr>
+          <w:rFonts w:eastAsia="黑体"/>
+        </w:rPr>
         <w:t xml:space="preserve"> </w:t>
       </w:r>
       <w:r>
         <w:rPr>
-          <w:rFonts w:hint="eastAsia"/>
+          <w:rFonts w:hint="eastAsia" w:eastAsia="黑体"/>
         </w:rPr>
         <w:t xml:space="preserve">个分压节点，最后一个电阻</w:t>
       </w:r>
       <w:r>
+        <w:rPr>
+          <w:rFonts w:eastAsia="黑体"/>
+        </w:rPr>
         <w:t xml:space="preserve"> </w:t>
       </w:r>
       <m:oMath>
@@ -797,15 +880,21 @@
         </m:sSub>
       </m:oMath>
       <w:r>
+        <w:rPr>
+          <w:rFonts w:eastAsia="黑体"/>
+        </w:rPr>
         <w:t xml:space="preserve"> </w:t>
       </w:r>
       <w:r>
         <w:rPr>
-          <w:rFonts w:hint="eastAsia"/>
+          <w:rFonts w:hint="eastAsia" w:eastAsia="黑体"/>
         </w:rPr>
         <w:t xml:space="preserve">一端接第</w:t>
       </w:r>
       <w:r>
+        <w:rPr>
+          <w:rFonts w:eastAsia="黑体"/>
+        </w:rPr>
         <w:t xml:space="preserve"> </w:t>
       </w:r>
       <m:oMath>
@@ -832,20 +921,26 @@
         </m:r>
       </m:oMath>
       <w:r>
+        <w:rPr>
+          <w:rFonts w:eastAsia="黑体"/>
+        </w:rPr>
         <w:t xml:space="preserve"> </w:t>
       </w:r>
       <w:r>
         <w:rPr>
-          <w:rFonts w:hint="eastAsia"/>
+          <w:rFonts w:hint="eastAsia" w:eastAsia="黑体"/>
         </w:rPr>
         <w:t xml:space="preserve">个分压节点、另一端接</w:t>
       </w:r>
       <w:r>
+        <w:rPr>
+          <w:rFonts w:eastAsia="黑体"/>
+        </w:rPr>
         <w:t xml:space="preserve"> </w:t>
       </w:r>
       <w:r>
         <w:rPr>
-          <w:rFonts w:hint="eastAsia"/>
+          <w:rFonts w:hint="eastAsia" w:eastAsia="黑体"/>
         </w:rPr>
         <w:t xml:space="preserve">GND；</w:t>
       </w:r>
@@ -865,7 +960,7 @@
       </m:oMath>
       <w:r>
         <w:rPr>
-          <w:rFonts w:hint="eastAsia"/>
+          <w:rFonts w:hint="eastAsia" w:eastAsia="黑体"/>
         </w:rPr>
         <w:t xml:space="preserve">（</w:t>
       </w:r>
@@ -924,16 +1019,19 @@
       </m:oMath>
       <w:r>
         <w:rPr>
-          <w:rFonts w:hint="eastAsia"/>
+          <w:rFonts w:hint="eastAsia" w:eastAsia="黑体"/>
         </w:rPr>
         <w:t xml:space="preserve">）的</w:t>
       </w:r>
       <w:r>
+        <w:rPr>
+          <w:rFonts w:eastAsia="黑体"/>
+        </w:rPr>
         <w:t xml:space="preserve"> IN+ </w:t>
       </w:r>
       <w:r>
         <w:rPr>
-          <w:rFonts w:hint="eastAsia"/>
+          <w:rFonts w:hint="eastAsia" w:eastAsia="黑体"/>
         </w:rPr>
         <w:t xml:space="preserve">全部接节点①（</w:t>
       </w:r>
@@ -956,20 +1054,26 @@
       </m:oMath>
       <w:r>
         <w:rPr>
-          <w:rFonts w:hint="eastAsia"/>
+          <w:rFonts w:hint="eastAsia" w:eastAsia="黑体"/>
         </w:rPr>
         <w:t xml:space="preserve">）、IN−</w:t>
       </w:r>
       <w:r>
+        <w:rPr>
+          <w:rFonts w:eastAsia="黑体"/>
+        </w:rPr>
         <w:t xml:space="preserve"> </w:t>
       </w:r>
       <w:r>
         <w:rPr>
-          <w:rFonts w:hint="eastAsia"/>
+          <w:rFonts w:hint="eastAsia" w:eastAsia="黑体"/>
         </w:rPr>
         <w:t xml:space="preserve">分别接第</w:t>
       </w:r>
       <w:r>
+        <w:rPr>
+          <w:rFonts w:eastAsia="黑体"/>
+        </w:rPr>
         <w:t xml:space="preserve"> </w:t>
       </w:r>
       <m:oMath>
@@ -978,103 +1082,137 @@
         </m:r>
       </m:oMath>
       <w:r>
+        <w:rPr>
+          <w:rFonts w:eastAsia="黑体"/>
+        </w:rPr>
         <w:t xml:space="preserve"> </w:t>
       </w:r>
       <w:r>
         <w:rPr>
-          <w:rFonts w:hint="eastAsia"/>
+          <w:rFonts w:hint="eastAsia" w:eastAsia="黑体"/>
         </w:rPr>
         <w:t xml:space="preserve">个分压节点（节点③）、OUT</w:t>
       </w:r>
       <w:r>
+        <w:rPr>
+          <w:rFonts w:eastAsia="黑体"/>
+        </w:rPr>
         <w:t xml:space="preserve"> </w:t>
       </w:r>
       <w:r>
         <w:rPr>
-          <w:rFonts w:hint="eastAsia"/>
+          <w:rFonts w:hint="eastAsia" w:eastAsia="黑体"/>
         </w:rPr>
         <w:t xml:space="preserve">一起接节点④、正电源脚</w:t>
       </w:r>
       <w:r>
+        <w:rPr>
+          <w:rFonts w:eastAsia="黑体"/>
+        </w:rPr>
         <w:t xml:space="preserve"> V+ </w:t>
       </w:r>
       <w:r>
         <w:rPr>
-          <w:rFonts w:hint="eastAsia"/>
+          <w:rFonts w:hint="eastAsia" w:eastAsia="黑体"/>
         </w:rPr>
         <w:t xml:space="preserve">接</w:t>
       </w:r>
       <w:r>
+        <w:rPr>
+          <w:rFonts w:eastAsia="黑体"/>
+        </w:rPr>
         <w:t xml:space="preserve"> </w:t>
       </w:r>
       <w:r>
         <w:rPr>
-          <w:rFonts w:hint="eastAsia"/>
+          <w:rFonts w:hint="eastAsia" w:eastAsia="黑体"/>
         </w:rPr>
         <w:t xml:space="preserve">+VCC、负电源脚</w:t>
       </w:r>
       <w:r>
+        <w:rPr>
+          <w:rFonts w:eastAsia="黑体"/>
+        </w:rPr>
         <w:t xml:space="preserve"> V− </w:t>
       </w:r>
       <w:r>
         <w:rPr>
-          <w:rFonts w:hint="eastAsia"/>
+          <w:rFonts w:hint="eastAsia" w:eastAsia="黑体"/>
         </w:rPr>
         <w:t xml:space="preserve">接</w:t>
       </w:r>
       <w:r>
+        <w:rPr>
+          <w:rFonts w:eastAsia="黑体"/>
+        </w:rPr>
         <w:t xml:space="preserve"> </w:t>
       </w:r>
       <w:r>
         <w:rPr>
-          <w:rFonts w:hint="eastAsia"/>
+          <w:rFonts w:hint="eastAsia" w:eastAsia="黑体"/>
         </w:rPr>
         <w:t xml:space="preserve">−VEE（单电源时</w:t>
       </w:r>
       <w:r>
+        <w:rPr>
+          <w:rFonts w:eastAsia="黑体"/>
+        </w:rPr>
         <w:t xml:space="preserve"> V− </w:t>
       </w:r>
       <w:r>
         <w:rPr>
-          <w:rFonts w:hint="eastAsia"/>
+          <w:rFonts w:hint="eastAsia" w:eastAsia="黑体"/>
         </w:rPr>
         <w:t xml:space="preserve">接</w:t>
       </w:r>
       <w:r>
+        <w:rPr>
+          <w:rFonts w:eastAsia="黑体"/>
+        </w:rPr>
         <w:t xml:space="preserve"> </w:t>
       </w:r>
       <w:r>
         <w:rPr>
-          <w:rFonts w:hint="eastAsia"/>
+          <w:rFonts w:hint="eastAsia" w:eastAsia="黑体"/>
         </w:rPr>
         <w:t xml:space="preserve">GND）；</w:t>
       </w:r>
       <w:r>
         <w:rPr>
+          <w:rFonts w:eastAsia="黑体"/>
           <w:b/>
           <w:bCs/>
         </w:rPr>
         <w:t xml:space="preserve">ENC1</w:t>
       </w:r>
       <w:r>
+        <w:rPr>
+          <w:rFonts w:eastAsia="黑体"/>
+        </w:rPr>
         <w:t xml:space="preserve"> </w:t>
       </w:r>
       <w:r>
         <w:rPr>
-          <w:rFonts w:hint="eastAsia"/>
+          <w:rFonts w:hint="eastAsia" w:eastAsia="黑体"/>
         </w:rPr>
         <w:t xml:space="preserve">的输入端接节点④（温度计码）、输出端接节点⑤（N</w:t>
       </w:r>
       <w:r>
+        <w:rPr>
+          <w:rFonts w:eastAsia="黑体"/>
+        </w:rPr>
         <w:t xml:space="preserve"> </w:t>
       </w:r>
       <w:r>
         <w:rPr>
-          <w:rFonts w:hint="eastAsia"/>
+          <w:rFonts w:hint="eastAsia" w:eastAsia="黑体"/>
         </w:rPr>
         <w:t xml:space="preserve">位</w:t>
       </w:r>
       <w:r>
+        <w:rPr>
+          <w:rFonts w:eastAsia="黑体"/>
+        </w:rPr>
         <w:t xml:space="preserve"> </w:t>
       </w:r>
       <m:oMath>
@@ -1084,52 +1222,67 @@
       </m:oMath>
       <w:r>
         <w:rPr>
-          <w:rFonts w:hint="eastAsia"/>
+          <w:rFonts w:hint="eastAsia" w:eastAsia="黑体"/>
         </w:rPr>
         <w:t xml:space="preserve">）、V+</w:t>
       </w:r>
       <w:r>
+        <w:rPr>
+          <w:rFonts w:eastAsia="黑体"/>
+        </w:rPr>
         <w:t xml:space="preserve"> </w:t>
       </w:r>
       <w:r>
         <w:rPr>
-          <w:rFonts w:hint="eastAsia"/>
+          <w:rFonts w:hint="eastAsia" w:eastAsia="黑体"/>
         </w:rPr>
         <w:t xml:space="preserve">接</w:t>
       </w:r>
       <w:r>
+        <w:rPr>
+          <w:rFonts w:eastAsia="黑体"/>
+        </w:rPr>
         <w:t xml:space="preserve"> +VCC、V− </w:t>
       </w:r>
       <w:r>
         <w:rPr>
-          <w:rFonts w:hint="eastAsia"/>
+          <w:rFonts w:hint="eastAsia" w:eastAsia="黑体"/>
         </w:rPr>
         <w:t xml:space="preserve">接</w:t>
       </w:r>
       <w:r>
+        <w:rPr>
+          <w:rFonts w:eastAsia="黑体"/>
+        </w:rPr>
         <w:t xml:space="preserve"> </w:t>
       </w:r>
       <w:r>
         <w:rPr>
-          <w:rFonts w:hint="eastAsia"/>
+          <w:rFonts w:hint="eastAsia" w:eastAsia="黑体"/>
         </w:rPr>
         <w:t xml:space="preserve">−VEE（单电源时</w:t>
       </w:r>
       <w:r>
+        <w:rPr>
+          <w:rFonts w:eastAsia="黑体"/>
+        </w:rPr>
         <w:t xml:space="preserve"> V− </w:t>
       </w:r>
       <w:r>
         <w:rPr>
-          <w:rFonts w:hint="eastAsia"/>
+          <w:rFonts w:hint="eastAsia" w:eastAsia="黑体"/>
         </w:rPr>
         <w:t xml:space="preserve">接</w:t>
       </w:r>
       <w:r>
+        <w:rPr>
+          <w:rFonts w:eastAsia="黑体"/>
+        </w:rPr>
         <w:t xml:space="preserve"> </w:t>
       </w:r>
       <w:r>
         <w:rPr>
-          <w:rFonts w:hint="eastAsia"/>
+          <w:rFonts w:hint="eastAsia" w:eastAsia="黑体"/>
         </w:rPr>
         <w:t xml:space="preserve">GND）。</w:t>
       </w:r>
@@ -1138,20 +1291,26 @@
       <w:pPr/>
       <w:r>
         <w:rPr>
-          <w:rFonts w:hint="eastAsia"/>
+          <w:rFonts w:hint="eastAsia" w:eastAsia="黑体"/>
         </w:rPr>
         <w:t xml:space="preserve">由此构成”电阻链等分参考电平、输入并行接入所有比较器、编码器将温度计码转成二进制”的</w:t>
       </w:r>
       <w:r>
+        <w:rPr>
+          <w:rFonts w:eastAsia="黑体"/>
+        </w:rPr>
         <w:t xml:space="preserve"> </w:t>
       </w:r>
       <w:r>
         <w:rPr>
-          <w:rFonts w:hint="eastAsia"/>
+          <w:rFonts w:hint="eastAsia" w:eastAsia="黑体"/>
         </w:rPr>
         <w:t xml:space="preserve">Flash（并行比较）组态，单时钟周期完成转换，是速度最快的一类</w:t>
       </w:r>
       <w:r>
+        <w:rPr>
+          <w:rFonts w:eastAsia="黑体"/>
+        </w:rPr>
         <w:t xml:space="preserve"> ADC。</w:t>
       </w:r>
     </w:p>
@@ -1163,7 +1322,7 @@
       </w:pPr>
       <w:r>
         <w:rPr>
-          <w:rFonts w:hint="eastAsia"/>
+          <w:rFonts w:hint="eastAsia" w:eastAsia="黑体"/>
         </w:rPr>
         <w:t xml:space="preserve">工作原理</w:t>
       </w:r>
@@ -1174,7 +1333,7 @@
       </w:pPr>
       <w:r>
         <w:rPr>
-          <w:rFonts w:hint="eastAsia"/>
+          <w:rFonts w:hint="eastAsia" w:eastAsia="黑体"/>
         </w:rPr>
         <w:t xml:space="preserve">输入电压在同一个采样时刻与所有量化电平并行比较，输出一组温度计码；编码器将跳变位置转换成对应二进制码。由于只需一个时钟周期完成一次转换，速度仅受比较器与编码器延迟限制。</w:t>
       </w:r>
@@ -1187,7 +1346,7 @@
       </w:pPr>
       <w:r>
         <w:rPr>
-          <w:rFonts w:hint="eastAsia"/>
+          <w:rFonts w:hint="eastAsia" w:eastAsia="黑体"/>
         </w:rPr>
         <w:t xml:space="preserve">关键计算公式</w:t>
       </w:r>
@@ -1201,7 +1360,7 @@
       </w:pPr>
       <w:r>
         <w:rPr>
-          <w:rFonts w:hint="eastAsia"/>
+          <w:rFonts w:hint="eastAsia" w:eastAsia="黑体"/>
         </w:rPr>
         <w:t xml:space="preserve">比较器数量：</w:t>
       </w:r>
@@ -1276,16 +1435,19 @@
       </w:pPr>
       <w:r>
         <w:rPr>
-          <w:rFonts w:hint="eastAsia"/>
+          <w:rFonts w:hint="eastAsia" w:eastAsia="黑体"/>
         </w:rPr>
         <w:t xml:space="preserve">最小分辨率（1</w:t>
       </w:r>
       <w:r>
+        <w:rPr>
+          <w:rFonts w:eastAsia="黑体"/>
+        </w:rPr>
         <w:t xml:space="preserve"> </w:t>
       </w:r>
       <w:r>
         <w:rPr>
-          <w:rFonts w:hint="eastAsia"/>
+          <w:rFonts w:hint="eastAsia" w:eastAsia="黑体"/>
         </w:rPr>
         <w:t xml:space="preserve">LSB）：</w:t>
       </w:r>
@@ -1375,7 +1537,7 @@
       </w:pPr>
       <w:r>
         <w:rPr>
-          <w:rFonts w:hint="eastAsia"/>
+          <w:rFonts w:hint="eastAsia" w:eastAsia="黑体"/>
         </w:rPr>
         <w:t xml:space="preserve">每个比较阈值：</w:t>
       </w:r>
@@ -1580,7 +1742,7 @@
       </w:pPr>
       <w:r>
         <w:rPr>
-          <w:rFonts w:hint="eastAsia"/>
+          <w:rFonts w:hint="eastAsia" w:eastAsia="黑体"/>
         </w:rPr>
         <w:t xml:space="preserve">量化误差：</w:t>
       </w:r>
@@ -1674,7 +1836,7 @@
             </w:pPr>
             <w:r>
               <w:rPr>
-                <w:rFonts w:hint="eastAsia"/>
+                <w:rFonts w:hint="eastAsia" w:eastAsia="黑体"/>
               </w:rPr>
               <w:t xml:space="preserve">符号</w:t>
             </w:r>
@@ -1688,7 +1850,7 @@
             </w:pPr>
             <w:r>
               <w:rPr>
-                <w:rFonts w:hint="eastAsia"/>
+                <w:rFonts w:hint="eastAsia" w:eastAsia="黑体"/>
               </w:rPr>
               <w:t xml:space="preserve">含义</w:t>
             </w:r>
@@ -1702,7 +1864,7 @@
             </w:pPr>
             <w:r>
               <w:rPr>
-                <w:rFonts w:hint="eastAsia"/>
+                <w:rFonts w:hint="eastAsia" w:eastAsia="黑体"/>
               </w:rPr>
               <w:t xml:space="preserve">单位</w:t>
             </w:r>
@@ -1722,6 +1884,9 @@
               </m:r>
             </m:oMath>
             <w:r>
+              <w:rPr>
+                <w:rFonts w:eastAsia="黑体"/>
+              </w:rPr>
               <w:t xml:space="preserve">​</w:t>
             </w:r>
           </w:p>
@@ -1734,7 +1899,7 @@
             </w:pPr>
             <w:r>
               <w:rPr>
-                <w:rFonts w:hint="eastAsia"/>
+                <w:rFonts w:hint="eastAsia" w:eastAsia="黑体"/>
               </w:rPr>
               <w:t xml:space="preserve">分辨率（位数）</w:t>
             </w:r>
@@ -1747,6 +1912,9 @@
               <w:pStyle w:val="Compact"/>
             </w:pPr>
             <w:r>
+              <w:rPr>
+                <w:rFonts w:eastAsia="黑体"/>
+              </w:rPr>
               <w:t xml:space="preserve">bit</w:t>
             </w:r>
           </w:p>
@@ -1783,6 +1951,9 @@
               </m:sSub>
             </m:oMath>
             <w:r>
+              <w:rPr>
+                <w:rFonts w:eastAsia="黑体"/>
+              </w:rPr>
               <w:t xml:space="preserve">​</w:t>
             </w:r>
           </w:p>
@@ -1795,7 +1966,7 @@
             </w:pPr>
             <w:r>
               <w:rPr>
-                <w:rFonts w:hint="eastAsia"/>
+                <w:rFonts w:hint="eastAsia" w:eastAsia="黑体"/>
               </w:rPr>
               <w:t xml:space="preserve">比较器个数</w:t>
             </w:r>
@@ -1808,6 +1979,9 @@
               <w:pStyle w:val="Compact"/>
             </w:pPr>
             <w:r>
+              <w:rPr>
+                <w:rFonts w:eastAsia="黑体"/>
+              </w:rPr>
               <w:t xml:space="preserve">—</w:t>
             </w:r>
           </w:p>
@@ -1841,6 +2015,9 @@
               </m:sSub>
             </m:oMath>
             <w:r>
+              <w:rPr>
+                <w:rFonts w:eastAsia="黑体"/>
+              </w:rPr>
               <w:t xml:space="preserve">​</w:t>
             </w:r>
           </w:p>
@@ -1853,7 +2030,7 @@
             </w:pPr>
             <w:r>
               <w:rPr>
-                <w:rFonts w:hint="eastAsia"/>
+                <w:rFonts w:hint="eastAsia" w:eastAsia="黑体"/>
               </w:rPr>
               <w:t xml:space="preserve">参考电压</w:t>
             </w:r>
@@ -1866,6 +2043,9 @@
               <w:pStyle w:val="Compact"/>
             </w:pPr>
             <w:r>
+              <w:rPr>
+                <w:rFonts w:eastAsia="黑体"/>
+              </w:rPr>
               <w:t xml:space="preserve">V</w:t>
             </w:r>
           </w:p>
@@ -1899,6 +2079,9 @@
               </m:sSub>
             </m:oMath>
             <w:r>
+              <w:rPr>
+                <w:rFonts w:eastAsia="黑体"/>
+              </w:rPr>
               <w:t xml:space="preserve">​</w:t>
             </w:r>
           </w:p>
@@ -1911,7 +2094,7 @@
             </w:pPr>
             <w:r>
               <w:rPr>
-                <w:rFonts w:hint="eastAsia"/>
+                <w:rFonts w:hint="eastAsia" w:eastAsia="黑体"/>
               </w:rPr>
               <w:t xml:space="preserve">最小分辨率</w:t>
             </w:r>
@@ -1924,6 +2107,9 @@
               <w:pStyle w:val="Compact"/>
             </w:pPr>
             <w:r>
+              <w:rPr>
+                <w:rFonts w:eastAsia="黑体"/>
+              </w:rPr>
               <w:t xml:space="preserve">V</w:t>
             </w:r>
           </w:p>
@@ -1969,6 +2155,9 @@
               </m:r>
             </m:oMath>
             <w:r>
+              <w:rPr>
+                <w:rFonts w:eastAsia="黑体"/>
+              </w:rPr>
               <w:t xml:space="preserve">​</w:t>
             </w:r>
           </w:p>
@@ -1981,16 +2170,19 @@
             </w:pPr>
             <w:r>
               <w:rPr>
-                <w:rFonts w:hint="eastAsia"/>
+                <w:rFonts w:hint="eastAsia" w:eastAsia="黑体"/>
               </w:rPr>
               <w:t xml:space="preserve">第</w:t>
             </w:r>
             <w:r>
+              <w:rPr>
+                <w:rFonts w:eastAsia="黑体"/>
+              </w:rPr>
               <w:t xml:space="preserve"> i </w:t>
             </w:r>
             <w:r>
               <w:rPr>
-                <w:rFonts w:hint="eastAsia"/>
+                <w:rFonts w:hint="eastAsia" w:eastAsia="黑体"/>
               </w:rPr>
               <w:t xml:space="preserve">个比较阈值</w:t>
             </w:r>
@@ -2003,6 +2195,9 @@
               <w:pStyle w:val="Compact"/>
             </w:pPr>
             <w:r>
+              <w:rPr>
+                <w:rFonts w:eastAsia="黑体"/>
+              </w:rPr>
               <w:t xml:space="preserve">V</w:t>
             </w:r>
           </w:p>
@@ -2017,7 +2212,7 @@
       </w:pPr>
       <w:r>
         <w:rPr>
-          <w:rFonts w:hint="eastAsia"/>
+          <w:rFonts w:hint="eastAsia" w:eastAsia="黑体"/>
         </w:rPr>
         <w:t xml:space="preserve">元件调整影响</w:t>
       </w:r>
@@ -2032,7 +2227,7 @@
       </w:pPr>
       <w:r>
         <w:rPr>
-          <w:rFonts w:hint="eastAsia"/>
+          <w:rFonts w:hint="eastAsia" w:eastAsia="黑体"/>
           <w:b/>
           <w:bCs/>
         </w:rPr>
@@ -2040,6 +2235,7 @@
       </w:r>
       <w:r>
         <w:rPr>
+          <w:rFonts w:eastAsia="黑体"/>
           <w:b/>
           <w:bCs/>
         </w:rPr>
@@ -2047,7 +2243,7 @@
       </w:r>
       <w:r>
         <w:rPr>
-          <w:rFonts w:hint="eastAsia"/>
+          <w:rFonts w:hint="eastAsia" w:eastAsia="黑体"/>
           <w:b/>
           <w:bCs/>
         </w:rPr>
@@ -2055,33 +2251,46 @@
       </w:r>
       <w:r>
         <w:rPr>
+          <w:rFonts w:eastAsia="黑体"/>
           <w:b/>
           <w:bCs/>
         </w:rPr>
         <w:t xml:space="preserve"> 1</w:t>
       </w:r>
       <w:r>
+        <w:rPr>
+          <w:rFonts w:eastAsia="黑体"/>
+        </w:rPr>
         <w:t xml:space="preserve"> </w:t>
       </w:r>
       <w:r>
+        <w:rPr>
+          <w:rFonts w:eastAsia="黑体"/>
+        </w:rPr>
         <w:t xml:space="preserve">→ </w:t>
       </w:r>
       <w:r>
         <w:rPr>
-          <w:rFonts w:hint="eastAsia"/>
+          <w:rFonts w:hint="eastAsia" w:eastAsia="黑体"/>
         </w:rPr>
         <w:t xml:space="preserve">比较器数与电阻数量翻倍，芯片面积、功耗急剧上升，故</w:t>
       </w:r>
       <w:r>
+        <w:rPr>
+          <w:rFonts w:eastAsia="黑体"/>
+        </w:rPr>
         <w:t xml:space="preserve"> N </w:t>
       </w:r>
       <w:r>
         <w:rPr>
-          <w:rFonts w:hint="eastAsia"/>
+          <w:rFonts w:hint="eastAsia" w:eastAsia="黑体"/>
         </w:rPr>
         <w:t xml:space="preserve">一般</w:t>
       </w:r>
       <w:r>
+        <w:rPr>
+          <w:rFonts w:eastAsia="黑体"/>
+        </w:rPr>
         <w:t xml:space="preserve"> ≤ 8。</w:t>
       </w:r>
     </w:p>
@@ -2095,7 +2304,7 @@
       </w:pPr>
       <w:r>
         <w:rPr>
-          <w:rFonts w:hint="eastAsia"/>
+          <w:rFonts w:hint="eastAsia" w:eastAsia="黑体"/>
           <w:b/>
           <w:bCs/>
         </w:rPr>
@@ -2103,6 +2312,7 @@
       </w:r>
       <w:r>
         <w:rPr>
+          <w:rFonts w:eastAsia="黑体"/>
           <w:b/>
           <w:bCs/>
         </w:rPr>
@@ -2130,6 +2340,7 @@
       </m:oMath>
       <w:r>
         <w:rPr>
+          <w:rFonts w:eastAsia="黑体"/>
           <w:b/>
           <w:bCs/>
         </w:rPr>
@@ -2137,21 +2348,27 @@
       </w:r>
       <w:r>
         <w:rPr>
-          <w:rFonts w:hint="eastAsia"/>
+          <w:rFonts w:hint="eastAsia" w:eastAsia="黑体"/>
           <w:b/>
           <w:bCs/>
         </w:rPr>
         <w:t xml:space="preserve">增大</w:t>
       </w:r>
       <w:r>
+        <w:rPr>
+          <w:rFonts w:eastAsia="黑体"/>
+        </w:rPr>
         <w:t xml:space="preserve"> </w:t>
       </w:r>
       <w:r>
+        <w:rPr>
+          <w:rFonts w:eastAsia="黑体"/>
+        </w:rPr>
         <w:t xml:space="preserve">→ LSB </w:t>
       </w:r>
       <w:r>
         <w:rPr>
-          <w:rFonts w:hint="eastAsia"/>
+          <w:rFonts w:hint="eastAsia" w:eastAsia="黑体"/>
         </w:rPr>
         <w:t xml:space="preserve">增大，满量程增大，但噪声容限相应下降。</w:t>
       </w:r>
@@ -2166,30 +2383,39 @@
       </w:pPr>
       <w:r>
         <w:rPr>
-          <w:rFonts w:hint="eastAsia"/>
+          <w:rFonts w:hint="eastAsia" w:eastAsia="黑体"/>
           <w:b/>
           <w:bCs/>
         </w:rPr>
         <w:t xml:space="preserve">比较器失调电压增大</w:t>
       </w:r>
       <w:r>
+        <w:rPr>
+          <w:rFonts w:eastAsia="黑体"/>
+        </w:rPr>
         <w:t xml:space="preserve"> </w:t>
       </w:r>
       <w:r>
+        <w:rPr>
+          <w:rFonts w:eastAsia="黑体"/>
+        </w:rPr>
         <w:t xml:space="preserve">→ </w:t>
       </w:r>
       <w:r>
         <w:rPr>
-          <w:rFonts w:hint="eastAsia"/>
+          <w:rFonts w:hint="eastAsia" w:eastAsia="黑体"/>
         </w:rPr>
         <w:t xml:space="preserve">产生失码、非线性（DNL/INL</w:t>
       </w:r>
       <w:r>
+        <w:rPr>
+          <w:rFonts w:eastAsia="黑体"/>
+        </w:rPr>
         <w:t xml:space="preserve"> </w:t>
       </w:r>
       <w:r>
         <w:rPr>
-          <w:rFonts w:hint="eastAsia"/>
+          <w:rFonts w:hint="eastAsia" w:eastAsia="黑体"/>
         </w:rPr>
         <w:t xml:space="preserve">恶化）。</w:t>
       </w:r>
@@ -2204,7 +2430,7 @@
       </w:pPr>
       <w:r>
         <w:rPr>
-          <w:rFonts w:hint="eastAsia"/>
+          <w:rFonts w:hint="eastAsia" w:eastAsia="黑体"/>
         </w:rPr>
         <w:t xml:space="preserve">电阻链匹配度决定分压均匀性，影响线性度。</w:t>
       </w:r>
@@ -2217,7 +2443,7 @@
       </w:pPr>
       <w:r>
         <w:rPr>
-          <w:rFonts w:hint="eastAsia"/>
+          <w:rFonts w:hint="eastAsia" w:eastAsia="黑体"/>
         </w:rPr>
         <w:t xml:space="preserve">典型参数示例</w:t>
       </w:r>
@@ -2231,20 +2457,26 @@
         </w:numPr>
       </w:pPr>
       <w:r>
+        <w:rPr>
+          <w:rFonts w:eastAsia="黑体"/>
+        </w:rPr>
         <w:t xml:space="preserve">8 </w:t>
       </w:r>
       <w:r>
         <w:rPr>
-          <w:rFonts w:hint="eastAsia"/>
+          <w:rFonts w:hint="eastAsia" w:eastAsia="黑体"/>
         </w:rPr>
         <w:t xml:space="preserve">位</w:t>
       </w:r>
       <w:r>
+        <w:rPr>
+          <w:rFonts w:eastAsia="黑体"/>
+        </w:rPr>
         <w:t xml:space="preserve"> Flash </w:t>
       </w:r>
       <w:r>
         <w:rPr>
-          <w:rFonts w:hint="eastAsia"/>
+          <w:rFonts w:hint="eastAsia" w:eastAsia="黑体"/>
         </w:rPr>
         <w:t xml:space="preserve">ADC，</w:t>
       </w:r>
@@ -2289,7 +2521,7 @@
       </m:oMath>
       <w:r>
         <w:rPr>
-          <w:rFonts w:hint="eastAsia"/>
+          <w:rFonts w:hint="eastAsia" w:eastAsia="黑体"/>
         </w:rPr>
         <w:t xml:space="preserve">：</w:t>
       </w:r>
@@ -2414,20 +2646,26 @@
         </w:numPr>
       </w:pPr>
       <w:r>
+        <w:rPr>
+          <w:rFonts w:eastAsia="黑体"/>
+        </w:rPr>
         <w:t xml:space="preserve">6 </w:t>
       </w:r>
       <w:r>
         <w:rPr>
-          <w:rFonts w:hint="eastAsia"/>
+          <w:rFonts w:hint="eastAsia" w:eastAsia="黑体"/>
         </w:rPr>
         <w:t xml:space="preserve">位</w:t>
       </w:r>
       <w:r>
+        <w:rPr>
+          <w:rFonts w:eastAsia="黑体"/>
+        </w:rPr>
         <w:t xml:space="preserve"> Flash </w:t>
       </w:r>
       <w:r>
         <w:rPr>
-          <w:rFonts w:hint="eastAsia"/>
+          <w:rFonts w:hint="eastAsia" w:eastAsia="黑体"/>
         </w:rPr>
         <w:t xml:space="preserve">ADC，</w:t>
       </w:r>
@@ -2472,7 +2710,7 @@
       </m:oMath>
       <w:r>
         <w:rPr>
-          <w:rFonts w:hint="eastAsia"/>
+          <w:rFonts w:hint="eastAsia" w:eastAsia="黑体"/>
         </w:rPr>
         <w:t xml:space="preserve">：</w:t>
       </w:r>
@@ -2517,7 +2755,7 @@
       </m:oMath>
       <w:r>
         <w:rPr>
-          <w:rFonts w:hint="eastAsia"/>
+          <w:rFonts w:hint="eastAsia" w:eastAsia="黑体"/>
         </w:rPr>
         <w:t xml:space="preserve">，</w:t>
       </w:r>
@@ -2554,6 +2792,9 @@
         </m:r>
       </m:oMath>
       <w:r>
+        <w:rPr>
+          <w:rFonts w:eastAsia="黑体"/>
+        </w:rPr>
         <w:t xml:space="preserve">。</w:t>
       </w:r>
     </w:p>
@@ -2565,7 +2806,7 @@
       </w:pPr>
       <w:r>
         <w:rPr>
-          <w:rFonts w:hint="eastAsia"/>
+          <w:rFonts w:hint="eastAsia" w:eastAsia="黑体"/>
         </w:rPr>
         <w:t xml:space="preserve">常见器件型号</w:t>
       </w:r>
@@ -2579,29 +2820,38 @@
         </w:numPr>
       </w:pPr>
       <w:r>
+        <w:rPr>
+          <w:rFonts w:eastAsia="黑体"/>
+        </w:rPr>
         <w:t xml:space="preserve">ADC08xxx </w:t>
       </w:r>
       <w:r>
         <w:rPr>
-          <w:rFonts w:hint="eastAsia"/>
+          <w:rFonts w:hint="eastAsia" w:eastAsia="黑体"/>
         </w:rPr>
         <w:t xml:space="preserve">系列（如</w:t>
       </w:r>
       <w:r>
+        <w:rPr>
+          <w:rFonts w:eastAsia="黑体"/>
+        </w:rPr>
         <w:t xml:space="preserve"> </w:t>
       </w:r>
       <w:r>
         <w:rPr>
-          <w:rFonts w:hint="eastAsia"/>
+          <w:rFonts w:hint="eastAsia" w:eastAsia="黑体"/>
         </w:rPr>
         <w:t xml:space="preserve">ADC08B200，双通道</w:t>
       </w:r>
       <w:r>
+        <w:rPr>
+          <w:rFonts w:eastAsia="黑体"/>
+        </w:rPr>
         <w:t xml:space="preserve"> 8 </w:t>
       </w:r>
       <w:r>
         <w:rPr>
-          <w:rFonts w:hint="eastAsia"/>
+          <w:rFonts w:hint="eastAsia" w:eastAsia="黑体"/>
         </w:rPr>
         <w:t xml:space="preserve">位高速）。</w:t>
       </w:r>
@@ -2615,20 +2865,26 @@
         </w:numPr>
       </w:pPr>
       <w:r>
+        <w:rPr>
+          <w:rFonts w:eastAsia="黑体"/>
+        </w:rPr>
         <w:t xml:space="preserve">MAX104 / </w:t>
       </w:r>
       <w:r>
         <w:rPr>
-          <w:rFonts w:hint="eastAsia"/>
+          <w:rFonts w:hint="eastAsia" w:eastAsia="黑体"/>
         </w:rPr>
         <w:t xml:space="preserve">MAX106（高速</w:t>
       </w:r>
       <w:r>
+        <w:rPr>
+          <w:rFonts w:eastAsia="黑体"/>
+        </w:rPr>
         <w:t xml:space="preserve"> Flash </w:t>
       </w:r>
       <w:r>
         <w:rPr>
-          <w:rFonts w:hint="eastAsia"/>
+          <w:rFonts w:hint="eastAsia" w:eastAsia="黑体"/>
         </w:rPr>
         <w:t xml:space="preserve">系列）。</w:t>
       </w:r>
@@ -2643,34 +2899,43 @@
       </w:pPr>
       <w:r>
         <w:rPr>
-          <w:rFonts w:hint="eastAsia"/>
+          <w:rFonts w:hint="eastAsia" w:eastAsia="黑体"/>
         </w:rPr>
         <w:t xml:space="preserve">常用于示波器</w:t>
       </w:r>
       <w:r>
+        <w:rPr>
+          <w:rFonts w:eastAsia="黑体"/>
+        </w:rPr>
         <w:t xml:space="preserve"> / </w:t>
       </w:r>
       <w:r>
         <w:rPr>
-          <w:rFonts w:hint="eastAsia"/>
+          <w:rFonts w:hint="eastAsia" w:eastAsia="黑体"/>
         </w:rPr>
         <w:t xml:space="preserve">视频前端，型号以高速</w:t>
       </w:r>
       <w:r>
+        <w:rPr>
+          <w:rFonts w:eastAsia="黑体"/>
+        </w:rPr>
         <w:t xml:space="preserve"> 6~8 </w:t>
       </w:r>
       <w:r>
         <w:rPr>
-          <w:rFonts w:hint="eastAsia"/>
+          <w:rFonts w:hint="eastAsia" w:eastAsia="黑体"/>
         </w:rPr>
         <w:t xml:space="preserve">位</w:t>
       </w:r>
       <w:r>
+        <w:rPr>
+          <w:rFonts w:eastAsia="黑体"/>
+        </w:rPr>
         <w:t xml:space="preserve"> Flash </w:t>
       </w:r>
       <w:r>
         <w:rPr>
-          <w:rFonts w:hint="eastAsia"/>
+          <w:rFonts w:hint="eastAsia" w:eastAsia="黑体"/>
         </w:rPr>
         <w:t xml:space="preserve">居多。</w:t>
       </w:r>
@@ -2683,7 +2948,7 @@
       </w:pPr>
       <w:r>
         <w:rPr>
-          <w:rFonts w:hint="eastAsia"/>
+          <w:rFonts w:hint="eastAsia" w:eastAsia="黑体"/>
         </w:rPr>
         <w:t xml:space="preserve">注意事项</w:t>
       </w:r>
@@ -2698,7 +2963,7 @@
       </w:pPr>
       <w:r>
         <w:rPr>
-          <w:rFonts w:hint="eastAsia"/>
+          <w:rFonts w:hint="eastAsia" w:eastAsia="黑体"/>
         </w:rPr>
         <w:t xml:space="preserve">比较器多、功耗大、面积大，只适合低位数、高速场合。</w:t>
       </w:r>
@@ -2713,11 +2978,14 @@
       </w:pPr>
       <w:r>
         <w:rPr>
-          <w:rFonts w:hint="eastAsia"/>
+          <w:rFonts w:hint="eastAsia" w:eastAsia="黑体"/>
         </w:rPr>
         <w:t xml:space="preserve">对比较器失调与孔径抖动敏感，需关注</w:t>
       </w:r>
       <w:r>
+        <w:rPr>
+          <w:rFonts w:eastAsia="黑体"/>
+        </w:rPr>
         <w:t xml:space="preserve"> DNL/INL。</w:t>
       </w:r>
     </w:p>
@@ -2731,7 +2999,7 @@
       </w:pPr>
       <w:r>
         <w:rPr>
-          <w:rFonts w:hint="eastAsia"/>
+          <w:rFonts w:hint="eastAsia" w:eastAsia="黑体"/>
         </w:rPr>
         <w:t xml:space="preserve">输入需低阻抗驱动，必要时加采样保持电路降低孔径误差。</w:t>
       </w:r>
@@ -2746,7 +3014,7 @@
       </w:pPr>
       <w:r>
         <w:rPr>
-          <w:rFonts w:hint="eastAsia"/>
+          <w:rFonts w:hint="eastAsia" w:eastAsia="黑体"/>
         </w:rPr>
         <w:t xml:space="preserve">电阻链与比较器需良好匹配与版图对称设计。</w:t>
       </w:r>
@@ -2759,7 +3027,7 @@
       </w:pPr>
       <w:r>
         <w:rPr>
-          <w:rFonts w:hint="eastAsia"/>
+          <w:rFonts w:hint="eastAsia" w:eastAsia="黑体"/>
         </w:rPr>
         <w:t xml:space="preserve">参考资料</w:t>
       </w:r>
@@ -2773,6 +3041,9 @@
         </w:numPr>
       </w:pPr>
       <w:r>
+        <w:rPr>
+          <w:rFonts w:eastAsia="黑体"/>
+        </w:rPr>
         <w:t xml:space="preserve">Wikipedia: Flash ADC。</w:t>
       </w:r>
     </w:p>
@@ -2786,16 +3057,19 @@
       </w:pPr>
       <w:r>
         <w:rPr>
-          <w:rFonts w:hint="eastAsia"/>
+          <w:rFonts w:hint="eastAsia" w:eastAsia="黑体"/>
         </w:rPr>
         <w:t xml:space="preserve">《模拟电子技术基础》A/D</w:t>
       </w:r>
       <w:r>
+        <w:rPr>
+          <w:rFonts w:eastAsia="黑体"/>
+        </w:rPr>
         <w:t xml:space="preserve"> </w:t>
       </w:r>
       <w:r>
         <w:rPr>
-          <w:rFonts w:hint="eastAsia"/>
+          <w:rFonts w:hint="eastAsia" w:eastAsia="黑体"/>
         </w:rPr>
         <w:t xml:space="preserve">转换章节。</w:t>
       </w:r>
@@ -2809,20 +3083,26 @@
         </w:numPr>
       </w:pPr>
       <w:r>
+        <w:rPr>
+          <w:rFonts w:eastAsia="黑体"/>
+        </w:rPr>
         <w:t xml:space="preserve">TI </w:t>
       </w:r>
       <w:r>
         <w:rPr>
-          <w:rFonts w:hint="eastAsia"/>
+          <w:rFonts w:hint="eastAsia" w:eastAsia="黑体"/>
         </w:rPr>
         <w:t xml:space="preserve">应用笔记：高速</w:t>
       </w:r>
       <w:r>
+        <w:rPr>
+          <w:rFonts w:eastAsia="黑体"/>
+        </w:rPr>
         <w:t xml:space="preserve"> Flash ADC </w:t>
       </w:r>
       <w:r>
         <w:rPr>
-          <w:rFonts w:hint="eastAsia"/>
+          <w:rFonts w:hint="eastAsia" w:eastAsia="黑体"/>
         </w:rPr>
         <w:t xml:space="preserve">原理。</w:t>
       </w:r>
@@ -2836,11 +3116,11 @@
       </w:pPr>
       <w:r>
         <w:rPr>
-          <w:rFonts w:ascii="Times New Roman" w:hAnsi="Times New Roman"/>
+          <w:rFonts w:ascii="Times New Roman" w:hAnsi="Times New Roman" w:eastAsia="黑体"/>
           <w:color w:val="555555"/>
           <w:sz w:val="21"/>
         </w:rPr>
-        <w:t>材料收集者：杜文杰</w:t>
+        <w:t>材料收集者：杜文杰，WX手机：19519196569，QQ:3478827729</w:t>
       </w:r>
     </w:p>
     <w:sectPr>
@@ -2860,7 +3140,7 @@
 </file>
 
 <file path=word/footer1.xml><?xml version="1.0" encoding="utf-8"?>
-<w:ftr xmlns:m="http://schemas.openxmlformats.org/officeDocument/2006/math" xmlns:mc="http://schemas.openxmlformats.org/markup-compatibility/2006" xmlns:mo="http://schemas.microsoft.com/office/mac/office/2008/main" xmlns:mv="urn:schemas-microsoft-com:mac:vml" xmlns:o="urn:schemas-microsoft-com:office:office" xmlns:r="http://schemas.openxmlformats.org/officeDocument/2006/relationships" xmlns:v="urn:schemas-microsoft-com:vml" xmlns:w10="urn:schemas-microsoft-com:office:word" xmlns:w14="http://schemas.microsoft.com/office/word/2010/wordml" xmlns:w="http://schemas.openxmlformats.org/wordprocessingml/2006/main" xmlns:wne="http://schemas.microsoft.com/office/word/2006/wordml" xmlns:wp14="http://schemas.microsoft.com/office/word/2010/wordprocessingDrawing" xmlns:wp="http://schemas.openxmlformats.org/drawingml/2006/wordprocessingDrawing" xmlns:wpc="http://schemas.microsoft.com/office/word/2010/wordprocessingCanvas" xmlns:wpg="http://schemas.microsoft.com/office/word/2010/wordprocessingGroup" xmlns:wpi="http://schemas.microsoft.com/office/word/2010/wordprocessingInk" xmlns:wps="http://schemas.microsoft.com/office/word/2010/wordprocessingShape" mc:Ignorable="w14 wp14">
+<w:ftr xmlns:mc="http://schemas.openxmlformats.org/markup-compatibility/2006" xmlns:w="http://schemas.openxmlformats.org/wordprocessingml/2006/main" xmlns:m="http://schemas.openxmlformats.org/officeDocument/2006/math" xmlns:mo="http://schemas.microsoft.com/office/mac/office/2008/main" xmlns:mv="urn:schemas-microsoft-com:mac:vml" xmlns:o="urn:schemas-microsoft-com:office:office" xmlns:r="http://schemas.openxmlformats.org/officeDocument/2006/relationships" xmlns:v="urn:schemas-microsoft-com:vml" xmlns:w10="urn:schemas-microsoft-com:office:word" xmlns:w14="http://schemas.microsoft.com/office/word/2010/wordml" xmlns:wne="http://schemas.microsoft.com/office/word/2006/wordml" xmlns:wp14="http://schemas.microsoft.com/office/word/2010/wordprocessingDrawing" xmlns:wp="http://schemas.openxmlformats.org/drawingml/2006/wordprocessingDrawing" xmlns:wpc="http://schemas.microsoft.com/office/word/2010/wordprocessingCanvas" xmlns:wpg="http://schemas.microsoft.com/office/word/2010/wordprocessingGroup" xmlns:wpi="http://schemas.microsoft.com/office/word/2010/wordprocessingInk" xmlns:wps="http://schemas.microsoft.com/office/word/2010/wordprocessingShape" mc:Ignorable="w14 wp14">
   <w:p>
     <w:pPr>
       <w:pStyle w:val="Footer"/>
@@ -2868,12 +3148,14 @@
     </w:pPr>
     <w:r>
       <w:rPr>
+        <w:rFonts w:eastAsia="黑体"/>
         <w:sz w:val="18"/>
       </w:rPr>
       <w:t xml:space="preserve">第 </w:t>
     </w:r>
     <w:r>
       <w:rPr>
+        <w:rFonts w:eastAsia="黑体"/>
         <w:sz w:val="18"/>
       </w:rPr>
       <w:fldChar w:fldCharType="begin"/>
@@ -2882,6 +3164,7 @@
     </w:r>
     <w:r>
       <w:rPr>
+        <w:rFonts w:eastAsia="黑体"/>
         <w:sz w:val="18"/>
       </w:rPr>
       <w:t xml:space="preserve"> 页</w:t>
@@ -2895,6 +3178,9 @@
   <w:footnote w:type="continuationSeparator" w:id="0">
     <w:p>
       <w:r>
+        <w:rPr>
+          <w:rFonts w:eastAsia="黑体"/>
+        </w:rPr>
         <w:continuationSeparator/>
       </w:r>
     </w:p>
@@ -2902,6 +3188,9 @@
   <w:footnote w:type="separator" w:id="-1">
     <w:p>
       <w:r>
+        <w:rPr>
+          <w:rFonts w:eastAsia="黑体"/>
+        </w:rPr>
         <w:separator/>
       </w:r>
     </w:p>
@@ -2910,7 +3199,7 @@
 </file>
 
 <file path=word/header1.xml><?xml version="1.0" encoding="utf-8"?>
-<w:hdr xmlns:m="http://schemas.openxmlformats.org/officeDocument/2006/math" xmlns:mc="http://schemas.openxmlformats.org/markup-compatibility/2006" xmlns:mo="http://schemas.microsoft.com/office/mac/office/2008/main" xmlns:mv="urn:schemas-microsoft-com:mac:vml" xmlns:o="urn:schemas-microsoft-com:office:office" xmlns:r="http://schemas.openxmlformats.org/officeDocument/2006/relationships" xmlns:v="urn:schemas-microsoft-com:vml" xmlns:w10="urn:schemas-microsoft-com:office:word" xmlns:w14="http://schemas.microsoft.com/office/word/2010/wordml" xmlns:w="http://schemas.openxmlformats.org/wordprocessingml/2006/main" xmlns:wne="http://schemas.microsoft.com/office/word/2006/wordml" xmlns:wp14="http://schemas.microsoft.com/office/word/2010/wordprocessingDrawing" xmlns:wp="http://schemas.openxmlformats.org/drawingml/2006/wordprocessingDrawing" xmlns:wpc="http://schemas.microsoft.com/office/word/2010/wordprocessingCanvas" xmlns:wpg="http://schemas.microsoft.com/office/word/2010/wordprocessingGroup" xmlns:wpi="http://schemas.microsoft.com/office/word/2010/wordprocessingInk" xmlns:wps="http://schemas.microsoft.com/office/word/2010/wordprocessingShape" mc:Ignorable="w14 wp14">
+<w:hdr xmlns:mc="http://schemas.openxmlformats.org/markup-compatibility/2006" xmlns:w="http://schemas.openxmlformats.org/wordprocessingml/2006/main" xmlns:m="http://schemas.openxmlformats.org/officeDocument/2006/math" xmlns:mo="http://schemas.microsoft.com/office/mac/office/2008/main" xmlns:mv="urn:schemas-microsoft-com:mac:vml" xmlns:o="urn:schemas-microsoft-com:office:office" xmlns:r="http://schemas.openxmlformats.org/officeDocument/2006/relationships" xmlns:v="urn:schemas-microsoft-com:vml" xmlns:w10="urn:schemas-microsoft-com:office:word" xmlns:w14="http://schemas.microsoft.com/office/word/2010/wordml" xmlns:wne="http://schemas.microsoft.com/office/word/2006/wordml" xmlns:wp14="http://schemas.microsoft.com/office/word/2010/wordprocessingDrawing" xmlns:wp="http://schemas.openxmlformats.org/drawingml/2006/wordprocessingDrawing" xmlns:wpc="http://schemas.microsoft.com/office/word/2010/wordprocessingCanvas" xmlns:wpg="http://schemas.microsoft.com/office/word/2010/wordprocessingGroup" xmlns:wpi="http://schemas.microsoft.com/office/word/2010/wordprocessingInk" xmlns:wps="http://schemas.microsoft.com/office/word/2010/wordprocessingShape" mc:Ignorable="w14 wp14">
   <w:p>
     <w:pPr>
       <w:pStyle w:val="Header"/>
@@ -2918,7 +3207,7 @@
     </w:pPr>
     <w:r>
       <w:rPr>
-        <w:rFonts w:ascii="Times New Roman" w:hAnsi="Times New Roman"/>
+        <w:rFonts w:ascii="Times New Roman" w:hAnsi="Times New Roman" w:eastAsia="黑体"/>
         <w:sz w:val="18"/>
         <w:rFonts w:eastAsia="黑体"/>
         <w:rFonts w:eastAsia="黑体"/>
@@ -2930,7 +3219,7 @@
 </file>
 
 <file path=word/numbering.xml><?xml version="1.0" encoding="utf-8"?>
-<w:numbering xmlns:m="http://schemas.openxmlformats.org/officeDocument/2006/math" xmlns:mc="http://schemas.openxmlformats.org/markup-compatibility/2006" xmlns:mo="http://schemas.microsoft.com/office/mac/office/2008/main" xmlns:mv="urn:schemas-microsoft-com:mac:vml" xmlns:o="urn:schemas-microsoft-com:office:office" xmlns:r="http://schemas.openxmlformats.org/officeDocument/2006/relationships" xmlns:v="urn:schemas-microsoft-com:vml" xmlns:w="http://schemas.openxmlformats.org/wordprocessingml/2006/main" xmlns:w10="urn:schemas-microsoft-com:office:word" xmlns:w14="http://schemas.microsoft.com/office/word/2010/wordml" xmlns:wne="http://schemas.microsoft.com/office/word/2006/wordml" xmlns:wp="http://schemas.openxmlformats.org/drawingml/2006/wordprocessingDrawing" xmlns:wp14="http://schemas.microsoft.com/office/word/2010/wordprocessingDrawing" xmlns:wpc="http://schemas.microsoft.com/office/word/2010/wordprocessingCanvas" xmlns:wpg="http://schemas.microsoft.com/office/word/2010/wordprocessingGroup" xmlns:wpi="http://schemas.microsoft.com/office/word/2010/wordprocessingInk" xmlns:wps="http://schemas.microsoft.com/office/word/2010/wordprocessingShape" mc:Ignorable="w14 wp14">
+<w:numbering xmlns:mc="http://schemas.openxmlformats.org/markup-compatibility/2006" xmlns:w="http://schemas.openxmlformats.org/wordprocessingml/2006/main" xmlns:m="http://schemas.openxmlformats.org/officeDocument/2006/math" xmlns:mo="http://schemas.microsoft.com/office/mac/office/2008/main" xmlns:mv="urn:schemas-microsoft-com:mac:vml" xmlns:o="urn:schemas-microsoft-com:office:office" xmlns:r="http://schemas.openxmlformats.org/officeDocument/2006/relationships" xmlns:v="urn:schemas-microsoft-com:vml" xmlns:w10="urn:schemas-microsoft-com:office:word" xmlns:w14="http://schemas.microsoft.com/office/word/2010/wordml" xmlns:wne="http://schemas.microsoft.com/office/word/2006/wordml" xmlns:wp="http://schemas.openxmlformats.org/drawingml/2006/wordprocessingDrawing" xmlns:wp14="http://schemas.microsoft.com/office/word/2010/wordprocessingDrawing" xmlns:wpc="http://schemas.microsoft.com/office/word/2010/wordprocessingCanvas" xmlns:wpg="http://schemas.microsoft.com/office/word/2010/wordprocessingGroup" xmlns:wpi="http://schemas.microsoft.com/office/word/2010/wordprocessingInk" xmlns:wps="http://schemas.microsoft.com/office/word/2010/wordprocessingShape" mc:Ignorable="w14 wp14">
   <w:abstractNum w:abstractNumId="0">
     <w:nsid w:val="FFFFFF7C"/>
     <w:multiLevelType w:val="singleLevel"/>
@@ -3017,7 +3306,7 @@
         <w:ind w:hanging="360" w:left="1440"/>
       </w:pPr>
       <w:rPr>
-        <w:rFonts w:ascii="Symbol" w:hAnsi="Symbol" w:hint="default"/>
+        <w:rFonts w:ascii="Symbol" w:hAnsi="Symbol" w:hint="default" w:eastAsia="黑体"/>
       </w:rPr>
     </w:lvl>
   </w:abstractNum>
@@ -3038,7 +3327,7 @@
         <w:ind w:hanging="360" w:left="1080"/>
       </w:pPr>
       <w:rPr>
-        <w:rFonts w:ascii="Symbol" w:hAnsi="Symbol" w:hint="default"/>
+        <w:rFonts w:ascii="Symbol" w:hAnsi="Symbol" w:hint="default" w:eastAsia="黑体"/>
       </w:rPr>
     </w:lvl>
   </w:abstractNum>
@@ -3059,7 +3348,7 @@
         <w:ind w:hanging="360" w:left="720"/>
       </w:pPr>
       <w:rPr>
-        <w:rFonts w:ascii="Symbol" w:hAnsi="Symbol" w:hint="default"/>
+        <w:rFonts w:ascii="Symbol" w:hAnsi="Symbol" w:hint="default" w:eastAsia="黑体"/>
       </w:rPr>
     </w:lvl>
   </w:abstractNum>
@@ -3098,7 +3387,7 @@
         <w:ind w:hanging="360" w:left="360"/>
       </w:pPr>
       <w:rPr>
-        <w:rFonts w:ascii="Symbol" w:hAnsi="Symbol" w:hint="default"/>
+        <w:rFonts w:ascii="Symbol" w:hAnsi="Symbol" w:hint="default" w:eastAsia="黑体"/>
       </w:rPr>
     </w:lvl>
   </w:abstractNum>
@@ -3189,7 +3478,7 @@
         <w:ind w:left="720" w:hanging="360"/>
       </w:pPr>
       <w:rPr>
-        <w:rFonts w:ascii="Symbol" w:hAnsi="Symbol" w:cs="Symbol" w:hint="default"/>
+        <w:rFonts w:ascii="Symbol" w:hAnsi="Symbol" w:cs="Symbol" w:hint="default" w:eastAsia="黑体"/>
       </w:rPr>
     </w:lvl>
     <w:lvl w:ilvl="1">
@@ -3200,7 +3489,7 @@
         <w:ind w:left="1440" w:hanging="360"/>
       </w:pPr>
       <w:rPr>
-        <w:rFonts w:ascii="Courier New" w:hAnsi="Courier New" w:cs="Courier New" w:hint="default"/>
+        <w:rFonts w:ascii="Courier New" w:hAnsi="Courier New" w:cs="Courier New" w:hint="default" w:eastAsia="黑体"/>
       </w:rPr>
     </w:lvl>
     <w:lvl w:ilvl="2">
@@ -3211,7 +3500,7 @@
         <w:ind w:left="2160" w:hanging="360"/>
       </w:pPr>
       <w:rPr>
-        <w:rFonts w:ascii="Wingdings" w:hAnsi="Wingdings" w:cs="Wingdings" w:hint="default"/>
+        <w:rFonts w:ascii="Wingdings" w:hAnsi="Wingdings" w:cs="Wingdings" w:hint="default" w:eastAsia="黑体"/>
       </w:rPr>
     </w:lvl>
     <w:lvl w:ilvl="3">
@@ -3222,7 +3511,7 @@
         <w:ind w:left="2880" w:hanging="360"/>
       </w:pPr>
       <w:rPr>
-        <w:rFonts w:ascii="Symbol" w:hAnsi="Symbol" w:cs="Symbol" w:hint="default"/>
+        <w:rFonts w:ascii="Symbol" w:hAnsi="Symbol" w:cs="Symbol" w:hint="default" w:eastAsia="黑体"/>
       </w:rPr>
     </w:lvl>
     <w:lvl w:ilvl="4">
@@ -3233,7 +3522,7 @@
         <w:ind w:left="3600" w:hanging="360"/>
       </w:pPr>
       <w:rPr>
-        <w:rFonts w:ascii="Courier New" w:hAnsi="Courier New" w:cs="Courier New" w:hint="default"/>
+        <w:rFonts w:ascii="Courier New" w:hAnsi="Courier New" w:cs="Courier New" w:hint="default" w:eastAsia="黑体"/>
       </w:rPr>
     </w:lvl>
     <w:lvl w:ilvl="5">
@@ -3244,7 +3533,7 @@
         <w:ind w:left="4320" w:hanging="360"/>
       </w:pPr>
       <w:rPr>
-        <w:rFonts w:ascii="Wingdings" w:hAnsi="Wingdings" w:cs="Wingdings" w:hint="default"/>
+        <w:rFonts w:ascii="Wingdings" w:hAnsi="Wingdings" w:cs="Wingdings" w:hint="default" w:eastAsia="黑体"/>
       </w:rPr>
     </w:lvl>
     <w:lvl w:ilvl="6">
@@ -3255,7 +3544,7 @@
         <w:ind w:left="5040" w:hanging="360"/>
       </w:pPr>
       <w:rPr>
-        <w:rFonts w:ascii="Symbol" w:hAnsi="Symbol" w:cs="Symbol" w:hint="default"/>
+        <w:rFonts w:ascii="Symbol" w:hAnsi="Symbol" w:cs="Symbol" w:hint="default" w:eastAsia="黑体"/>
       </w:rPr>
     </w:lvl>
     <w:lvl w:ilvl="7">
@@ -3266,7 +3555,7 @@
         <w:ind w:left="5760" w:hanging="360"/>
       </w:pPr>
       <w:rPr>
-        <w:rFonts w:ascii="Courier New" w:hAnsi="Courier New" w:cs="Courier New" w:hint="default"/>
+        <w:rFonts w:ascii="Courier New" w:hAnsi="Courier New" w:cs="Courier New" w:hint="default" w:eastAsia="黑体"/>
       </w:rPr>
     </w:lvl>
     <w:lvl w:ilvl="8">
@@ -3277,7 +3566,7 @@
         <w:ind w:left="6480" w:hanging="360"/>
       </w:pPr>
       <w:rPr>
-        <w:rFonts w:ascii="Wingdings" w:hAnsi="Wingdings" w:cs="Wingdings" w:hint="default"/>
+        <w:rFonts w:ascii="Wingdings" w:hAnsi="Wingdings" w:cs="Wingdings" w:hint="default" w:eastAsia="黑体"/>
       </w:rPr>
     </w:lvl>
   </w:abstractNum>
@@ -3333,11 +3622,11 @@
 </file>
 
 <file path=word/styles.xml><?xml version="1.0" encoding="utf-8"?>
-<w:styles xmlns:mc="http://schemas.openxmlformats.org/markup-compatibility/2006" xmlns:r="http://schemas.openxmlformats.org/officeDocument/2006/relationships" xmlns:w="http://schemas.openxmlformats.org/wordprocessingml/2006/main" xmlns:w14="http://schemas.microsoft.com/office/word/2010/wordml" mc:Ignorable="w14">
+<w:styles xmlns:mc="http://schemas.openxmlformats.org/markup-compatibility/2006" xmlns:w="http://schemas.openxmlformats.org/wordprocessingml/2006/main" xmlns:r="http://schemas.openxmlformats.org/officeDocument/2006/relationships" xmlns:w14="http://schemas.microsoft.com/office/word/2010/wordml" mc:Ignorable="w14">
   <w:docDefaults>
     <w:rPrDefault>
       <w:rPr>
-        <w:rFonts w:asciiTheme="minorHAnsi" w:cstheme="minorBidi" w:eastAsiaTheme="minorEastAsia" w:hAnsiTheme="minorHAnsi"/>
+        <w:rFonts w:asciiTheme="minorHAnsi" w:cstheme="minorBidi" w:hAnsiTheme="minorHAnsi" w:eastAsia="黑体"/>
         <w:sz w:val="22"/>
         <w:szCs w:val="22"/>
         <w:lang w:bidi="ar-SA" w:eastAsia="en-US" w:val="en-US"/>
@@ -3559,7 +3848,7 @@
       <w:outlineLvl w:val="0"/>
     </w:pPr>
     <w:rPr>
-      <w:rFonts w:ascii="Times New Roman" w:asciiTheme="majorHAnsi" w:cstheme="majorBidi" w:eastAsia="黑体" w:eastAsiaTheme="majorEastAsia" w:hAnsi="Times New Roman" w:hAnsiTheme="majorHAnsi"/>
+      <w:rFonts w:ascii="Times New Roman" w:asciiTheme="majorHAnsi" w:cstheme="majorBidi" w:eastAsia="黑体" w:hAnsi="Times New Roman" w:hAnsiTheme="majorHAnsi"/>
       <w:b/>
       <w:bCs/>
       <w:color w:val="1F3864"/>
@@ -3583,7 +3872,7 @@
       <w:outlineLvl w:val="1"/>
     </w:pPr>
     <w:rPr>
-      <w:rFonts w:ascii="Times New Roman" w:asciiTheme="majorHAnsi" w:cstheme="majorBidi" w:eastAsia="黑体" w:eastAsiaTheme="majorEastAsia" w:hAnsi="Times New Roman" w:hAnsiTheme="majorHAnsi"/>
+      <w:rFonts w:ascii="Times New Roman" w:asciiTheme="majorHAnsi" w:cstheme="majorBidi" w:eastAsia="黑体" w:hAnsi="Times New Roman" w:hAnsiTheme="majorHAnsi"/>
       <w:b/>
       <w:bCs/>
       <w:color w:val="2E4E7E"/>
@@ -3607,7 +3896,7 @@
       <w:outlineLvl w:val="2"/>
     </w:pPr>
     <w:rPr>
-      <w:rFonts w:ascii="Times New Roman" w:asciiTheme="majorHAnsi" w:cstheme="majorBidi" w:eastAsia="黑体" w:eastAsiaTheme="majorEastAsia" w:hAnsi="Times New Roman" w:hAnsiTheme="majorHAnsi"/>
+      <w:rFonts w:ascii="Times New Roman" w:asciiTheme="majorHAnsi" w:cstheme="majorBidi" w:eastAsia="黑体" w:hAnsi="Times New Roman" w:hAnsiTheme="majorHAnsi"/>
       <w:b/>
       <w:bCs/>
       <w:color w:val="2E4E7E"/>
@@ -3631,7 +3920,7 @@
       <w:outlineLvl w:val="3"/>
     </w:pPr>
     <w:rPr>
-      <w:rFonts w:ascii="Times New Roman" w:asciiTheme="majorHAnsi" w:cstheme="majorBidi" w:eastAsia="黑体" w:eastAsiaTheme="majorEastAsia" w:hAnsi="Times New Roman" w:hAnsiTheme="majorHAnsi"/>
+      <w:rFonts w:ascii="Times New Roman" w:asciiTheme="majorHAnsi" w:cstheme="majorBidi" w:eastAsia="黑体" w:hAnsi="Times New Roman" w:hAnsiTheme="majorHAnsi"/>
       <w:b/>
       <w:bCs/>
       <w:i/>
@@ -3657,7 +3946,7 @@
       <w:outlineLvl w:val="4"/>
     </w:pPr>
     <w:rPr>
-      <w:rFonts w:ascii="Times New Roman" w:asciiTheme="majorHAnsi" w:cstheme="majorBidi" w:eastAsia="黑体" w:eastAsiaTheme="majorEastAsia" w:hAnsi="Times New Roman" w:hAnsiTheme="majorHAnsi"/>
+      <w:rFonts w:ascii="Times New Roman" w:asciiTheme="majorHAnsi" w:cstheme="majorBidi" w:eastAsia="黑体" w:hAnsi="Times New Roman" w:hAnsiTheme="majorHAnsi"/>
       <w:b/>
       <w:color w:val="333333"/>
       <w:sz w:val="22"/>
@@ -3680,7 +3969,7 @@
       <w:outlineLvl w:val="5"/>
     </w:pPr>
     <w:rPr>
-      <w:rFonts w:asciiTheme="majorHAnsi" w:cstheme="majorBidi" w:eastAsiaTheme="majorEastAsia" w:hAnsiTheme="majorHAnsi"/>
+      <w:rFonts w:asciiTheme="majorHAnsi" w:cstheme="majorBidi" w:hAnsiTheme="majorHAnsi" w:eastAsia="黑体"/>
       <w:i/>
       <w:iCs/>
       <w:color w:themeColor="accent1" w:themeShade="7F" w:val="243F60"/>
@@ -3703,7 +3992,7 @@
       <w:outlineLvl w:val="6"/>
     </w:pPr>
     <w:rPr>
-      <w:rFonts w:asciiTheme="majorHAnsi" w:cstheme="majorBidi" w:eastAsiaTheme="majorEastAsia" w:hAnsiTheme="majorHAnsi"/>
+      <w:rFonts w:asciiTheme="majorHAnsi" w:cstheme="majorBidi" w:hAnsiTheme="majorHAnsi" w:eastAsia="黑体"/>
       <w:i/>
       <w:iCs/>
       <w:color w:themeColor="text1" w:themeTint="BF" w:val="404040"/>
@@ -3726,7 +4015,7 @@
       <w:outlineLvl w:val="7"/>
     </w:pPr>
     <w:rPr>
-      <w:rFonts w:asciiTheme="majorHAnsi" w:cstheme="majorBidi" w:eastAsiaTheme="majorEastAsia" w:hAnsiTheme="majorHAnsi"/>
+      <w:rFonts w:asciiTheme="majorHAnsi" w:cstheme="majorBidi" w:hAnsiTheme="majorHAnsi" w:eastAsia="黑体"/>
       <w:color w:themeColor="accent1" w:val="4F81BD"/>
       <w:sz w:val="20"/>
       <w:szCs w:val="20"/>
@@ -3749,7 +4038,7 @@
       <w:outlineLvl w:val="8"/>
     </w:pPr>
     <w:rPr>
-      <w:rFonts w:asciiTheme="majorHAnsi" w:cstheme="majorBidi" w:eastAsiaTheme="majorEastAsia" w:hAnsiTheme="majorHAnsi"/>
+      <w:rFonts w:asciiTheme="majorHAnsi" w:cstheme="majorBidi" w:hAnsiTheme="majorHAnsi" w:eastAsia="黑体"/>
       <w:i/>
       <w:iCs/>
       <w:color w:themeColor="text1" w:themeTint="BF" w:val="404040"/>
@@ -3800,7 +4089,7 @@
     <w:uiPriority w:val="9"/>
     <w:rsid w:val="00FC693F"/>
     <w:rPr>
-      <w:rFonts w:asciiTheme="majorHAnsi" w:cstheme="majorBidi" w:eastAsiaTheme="majorEastAsia" w:hAnsiTheme="majorHAnsi"/>
+      <w:rFonts w:asciiTheme="majorHAnsi" w:cstheme="majorBidi" w:hAnsiTheme="majorHAnsi" w:eastAsia="黑体"/>
       <w:b/>
       <w:bCs/>
       <w:color w:themeColor="accent1" w:themeShade="BF" w:val="365F91"/>
@@ -3815,7 +4104,7 @@
     <w:uiPriority w:val="9"/>
     <w:rsid w:val="00FC693F"/>
     <w:rPr>
-      <w:rFonts w:asciiTheme="majorHAnsi" w:cstheme="majorBidi" w:eastAsiaTheme="majorEastAsia" w:hAnsiTheme="majorHAnsi"/>
+      <w:rFonts w:asciiTheme="majorHAnsi" w:cstheme="majorBidi" w:hAnsiTheme="majorHAnsi" w:eastAsia="黑体"/>
       <w:b/>
       <w:bCs/>
       <w:color w:themeColor="accent1" w:val="4F81BD"/>
@@ -3830,7 +4119,7 @@
     <w:uiPriority w:val="9"/>
     <w:rsid w:val="00FC693F"/>
     <w:rPr>
-      <w:rFonts w:asciiTheme="majorHAnsi" w:cstheme="majorBidi" w:eastAsiaTheme="majorEastAsia" w:hAnsiTheme="majorHAnsi"/>
+      <w:rFonts w:asciiTheme="majorHAnsi" w:cstheme="majorBidi" w:hAnsiTheme="majorHAnsi" w:eastAsia="黑体"/>
       <w:b/>
       <w:bCs/>
       <w:color w:themeColor="accent1" w:val="4F81BD"/>
@@ -3853,7 +4142,7 @@
       <w:contextualSpacing/>
     </w:pPr>
     <w:rPr>
-      <w:rFonts w:ascii="Times New Roman" w:asciiTheme="majorHAnsi" w:cstheme="majorBidi" w:eastAsia="黑体" w:eastAsiaTheme="majorEastAsia" w:hAnsi="Times New Roman" w:hAnsiTheme="majorHAnsi"/>
+      <w:rFonts w:ascii="Times New Roman" w:asciiTheme="majorHAnsi" w:cstheme="majorBidi" w:eastAsia="黑体" w:hAnsi="Times New Roman" w:hAnsiTheme="majorHAnsi"/>
       <w:b/>
       <w:color w:val="1F3864"/>
       <w:spacing w:val="5"/>
@@ -3869,7 +4158,7 @@
     <w:uiPriority w:val="10"/>
     <w:rsid w:val="00FC693F"/>
     <w:rPr>
-      <w:rFonts w:asciiTheme="majorHAnsi" w:cstheme="majorBidi" w:eastAsiaTheme="majorEastAsia" w:hAnsiTheme="majorHAnsi"/>
+      <w:rFonts w:asciiTheme="majorHAnsi" w:cstheme="majorBidi" w:hAnsiTheme="majorHAnsi" w:eastAsia="黑体"/>
       <w:color w:themeColor="text2" w:themeShade="BF" w:val="17365D"/>
       <w:spacing w:val="5"/>
       <w:kern w:val="28"/>
@@ -3891,7 +4180,7 @@
       </w:numPr>
     </w:pPr>
     <w:rPr>
-      <w:rFonts w:asciiTheme="majorHAnsi" w:cstheme="majorBidi" w:eastAsiaTheme="majorEastAsia" w:hAnsiTheme="majorHAnsi"/>
+      <w:rFonts w:asciiTheme="majorHAnsi" w:cstheme="majorBidi" w:hAnsiTheme="majorHAnsi" w:eastAsia="黑体"/>
       <w:i/>
       <w:iCs/>
       <w:color w:themeColor="accent1" w:val="4F81BD"/>
@@ -3907,7 +4196,7 @@
     <w:uiPriority w:val="11"/>
     <w:rsid w:val="00FC693F"/>
     <w:rPr>
-      <w:rFonts w:asciiTheme="majorHAnsi" w:cstheme="majorBidi" w:eastAsiaTheme="majorEastAsia" w:hAnsiTheme="majorHAnsi"/>
+      <w:rFonts w:asciiTheme="majorHAnsi" w:cstheme="majorBidi" w:hAnsiTheme="majorHAnsi" w:eastAsia="黑体"/>
       <w:i/>
       <w:iCs/>
       <w:color w:themeColor="accent1" w:val="4F81BD"/>
@@ -3974,6 +4263,7 @@
       <w:spacing w:after="120"/>
     </w:pPr>
     <w:rPr>
+      <w:rFonts w:eastAsia="黑体"/>
       <w:sz w:val="16"/>
       <w:szCs w:val="16"/>
     </w:rPr>
@@ -3985,6 +4275,7 @@
     <w:uiPriority w:val="99"/>
     <w:rsid w:val="00AA1D8D"/>
     <w:rPr>
+      <w:rFonts w:eastAsia="黑体"/>
       <w:sz w:val="16"/>
       <w:szCs w:val="16"/>
     </w:rPr>
@@ -4154,7 +4445,7 @@
       </w:tabs>
     </w:pPr>
     <w:rPr>
-      <w:rFonts w:ascii="Courier" w:hAnsi="Courier"/>
+      <w:rFonts w:ascii="Courier" w:hAnsi="Courier" w:eastAsia="黑体"/>
       <w:sz w:val="20"/>
       <w:szCs w:val="20"/>
     </w:rPr>
@@ -4166,7 +4457,7 @@
     <w:uiPriority w:val="99"/>
     <w:rsid w:val="0029639D"/>
     <w:rPr>
-      <w:rFonts w:ascii="Courier" w:hAnsi="Courier"/>
+      <w:rFonts w:ascii="Courier" w:hAnsi="Courier" w:eastAsia="黑体"/>
       <w:sz w:val="20"/>
       <w:szCs w:val="20"/>
     </w:rPr>
@@ -4202,6 +4493,7 @@
     <w:uiPriority w:val="29"/>
     <w:rsid w:val="00FC693F"/>
     <w:rPr>
+      <w:rFonts w:eastAsia="黑体"/>
       <w:i/>
       <w:iCs/>
       <w:color w:themeColor="text1" w:val="000000"/>
@@ -4215,7 +4507,7 @@
     <w:semiHidden/>
     <w:rsid w:val="00FC693F"/>
     <w:rPr>
-      <w:rFonts w:asciiTheme="majorHAnsi" w:cstheme="majorBidi" w:eastAsiaTheme="majorEastAsia" w:hAnsiTheme="majorHAnsi"/>
+      <w:rFonts w:asciiTheme="majorHAnsi" w:cstheme="majorBidi" w:hAnsiTheme="majorHAnsi" w:eastAsia="黑体"/>
       <w:b/>
       <w:bCs/>
       <w:i/>
@@ -4231,7 +4523,7 @@
     <w:semiHidden/>
     <w:rsid w:val="00FC693F"/>
     <w:rPr>
-      <w:rFonts w:asciiTheme="majorHAnsi" w:cstheme="majorBidi" w:eastAsiaTheme="majorEastAsia" w:hAnsiTheme="majorHAnsi"/>
+      <w:rFonts w:asciiTheme="majorHAnsi" w:cstheme="majorBidi" w:hAnsiTheme="majorHAnsi" w:eastAsia="黑体"/>
       <w:color w:themeColor="accent1" w:themeShade="7F" w:val="243F60"/>
     </w:rPr>
   </w:style>
@@ -4243,7 +4535,7 @@
     <w:semiHidden/>
     <w:rsid w:val="00FC693F"/>
     <w:rPr>
-      <w:rFonts w:asciiTheme="majorHAnsi" w:cstheme="majorBidi" w:eastAsiaTheme="majorEastAsia" w:hAnsiTheme="majorHAnsi"/>
+      <w:rFonts w:asciiTheme="majorHAnsi" w:cstheme="majorBidi" w:hAnsiTheme="majorHAnsi" w:eastAsia="黑体"/>
       <w:i/>
       <w:iCs/>
       <w:color w:themeColor="accent1" w:themeShade="7F" w:val="243F60"/>
@@ -4257,7 +4549,7 @@
     <w:semiHidden/>
     <w:rsid w:val="00FC693F"/>
     <w:rPr>
-      <w:rFonts w:asciiTheme="majorHAnsi" w:cstheme="majorBidi" w:eastAsiaTheme="majorEastAsia" w:hAnsiTheme="majorHAnsi"/>
+      <w:rFonts w:asciiTheme="majorHAnsi" w:cstheme="majorBidi" w:hAnsiTheme="majorHAnsi" w:eastAsia="黑体"/>
       <w:i/>
       <w:iCs/>
       <w:color w:themeColor="text1" w:themeTint="BF" w:val="404040"/>
@@ -4271,7 +4563,7 @@
     <w:semiHidden/>
     <w:rsid w:val="00FC693F"/>
     <w:rPr>
-      <w:rFonts w:asciiTheme="majorHAnsi" w:cstheme="majorBidi" w:eastAsiaTheme="majorEastAsia" w:hAnsiTheme="majorHAnsi"/>
+      <w:rFonts w:asciiTheme="majorHAnsi" w:cstheme="majorBidi" w:hAnsiTheme="majorHAnsi" w:eastAsia="黑体"/>
       <w:color w:themeColor="accent1" w:val="4F81BD"/>
       <w:sz w:val="20"/>
       <w:szCs w:val="20"/>
@@ -4285,7 +4577,7 @@
     <w:semiHidden/>
     <w:rsid w:val="00FC693F"/>
     <w:rPr>
-      <w:rFonts w:asciiTheme="majorHAnsi" w:cstheme="majorBidi" w:eastAsiaTheme="majorEastAsia" w:hAnsiTheme="majorHAnsi"/>
+      <w:rFonts w:asciiTheme="majorHAnsi" w:cstheme="majorBidi" w:hAnsiTheme="majorHAnsi" w:eastAsia="黑体"/>
       <w:i/>
       <w:iCs/>
       <w:color w:themeColor="text1" w:themeTint="BF" w:val="404040"/>
@@ -4306,6 +4598,7 @@
       <w:spacing w:line="240" w:lineRule="auto"/>
     </w:pPr>
     <w:rPr>
+      <w:rFonts w:eastAsia="黑体"/>
       <w:b/>
       <w:bCs/>
       <w:color w:themeColor="accent1" w:val="4F81BD"/>
@@ -4320,6 +4613,7 @@
     <w:qFormat/>
     <w:rsid w:val="00FC693F"/>
     <w:rPr>
+      <w:rFonts w:eastAsia="黑体"/>
       <w:b/>
       <w:bCs/>
     </w:rPr>
@@ -4331,6 +4625,7 @@
     <w:qFormat/>
     <w:rsid w:val="00FC693F"/>
     <w:rPr>
+      <w:rFonts w:eastAsia="黑体"/>
       <w:i/>
       <w:iCs/>
     </w:rPr>
@@ -4351,6 +4646,7 @@
       <w:ind w:left="936" w:right="936"/>
     </w:pPr>
     <w:rPr>
+      <w:rFonts w:eastAsia="黑体"/>
       <w:b/>
       <w:bCs/>
       <w:i/>
@@ -4365,6 +4661,7 @@
     <w:uiPriority w:val="30"/>
     <w:rsid w:val="00FC693F"/>
     <w:rPr>
+      <w:rFonts w:eastAsia="黑体"/>
       <w:b/>
       <w:bCs/>
       <w:i/>
@@ -4379,6 +4676,7 @@
     <w:qFormat/>
     <w:rsid w:val="00FC693F"/>
     <w:rPr>
+      <w:rFonts w:eastAsia="黑体"/>
       <w:i/>
       <w:iCs/>
       <w:color w:themeColor="text1" w:themeTint="7F" w:val="808080"/>
@@ -4391,6 +4689,7 @@
     <w:qFormat/>
     <w:rsid w:val="00FC693F"/>
     <w:rPr>
+      <w:rFonts w:eastAsia="黑体"/>
       <w:b/>
       <w:bCs/>
       <w:i/>
@@ -4405,6 +4704,7 @@
     <w:qFormat/>
     <w:rsid w:val="00FC693F"/>
     <w:rPr>
+      <w:rFonts w:eastAsia="黑体"/>
       <w:smallCaps/>
       <w:color w:themeColor="accent2" w:val="C0504D"/>
       <w:u w:val="single"/>
@@ -4417,6 +4717,7 @@
     <w:qFormat/>
     <w:rsid w:val="00FC693F"/>
     <w:rPr>
+      <w:rFonts w:eastAsia="黑体"/>
       <w:b/>
       <w:bCs/>
       <w:smallCaps/>
@@ -4432,6 +4733,7 @@
     <w:qFormat/>
     <w:rsid w:val="00FC693F"/>
     <w:rPr>
+      <w:rFonts w:eastAsia="黑体"/>
       <w:b/>
       <w:bCs/>
       <w:smallCaps/>
@@ -4486,6 +4788,7 @@
       <w:spacing w:after="0" w:line="240" w:lineRule="auto"/>
     </w:pPr>
     <w:rPr>
+      <w:rFonts w:eastAsia="黑体"/>
       <w:color w:themeColor="text1" w:themeShade="BF" w:val="000000"/>
     </w:rPr>
     <w:tblPr>
@@ -4508,6 +4811,7 @@
         <w:spacing w:after="0" w:before="0" w:line="240" w:lineRule="auto"/>
       </w:pPr>
       <w:rPr>
+        <w:rFonts w:eastAsia="黑体"/>
         <w:b/>
         <w:bCs/>
       </w:rPr>
@@ -4528,6 +4832,7 @@
         <w:spacing w:after="0" w:before="0" w:line="240" w:lineRule="auto"/>
       </w:pPr>
       <w:rPr>
+        <w:rFonts w:eastAsia="黑体"/>
         <w:b/>
         <w:bCs/>
       </w:rPr>
@@ -4545,12 +4850,14 @@
     </w:tblStylePr>
     <w:tblStylePr w:type="firstCol">
       <w:rPr>
+        <w:rFonts w:eastAsia="黑体"/>
         <w:b/>
         <w:bCs/>
       </w:rPr>
     </w:tblStylePr>
     <w:tblStylePr w:type="lastCol">
       <w:rPr>
+        <w:rFonts w:eastAsia="黑体"/>
         <w:b/>
         <w:bCs/>
       </w:rPr>
@@ -4589,6 +4896,7 @@
       <w:spacing w:after="0" w:line="240" w:lineRule="auto"/>
     </w:pPr>
     <w:rPr>
+      <w:rFonts w:eastAsia="黑体"/>
       <w:color w:themeColor="accent1" w:themeShade="BF" w:val="365F91"/>
     </w:rPr>
     <w:tblPr>
@@ -4611,6 +4919,7 @@
         <w:spacing w:after="0" w:before="0" w:line="240" w:lineRule="auto"/>
       </w:pPr>
       <w:rPr>
+        <w:rFonts w:eastAsia="黑体"/>
         <w:b/>
         <w:bCs/>
       </w:rPr>
@@ -4631,6 +4940,7 @@
         <w:spacing w:after="0" w:before="0" w:line="240" w:lineRule="auto"/>
       </w:pPr>
       <w:rPr>
+        <w:rFonts w:eastAsia="黑体"/>
         <w:b/>
         <w:bCs/>
       </w:rPr>
@@ -4648,12 +4958,14 @@
     </w:tblStylePr>
     <w:tblStylePr w:type="firstCol">
       <w:rPr>
+        <w:rFonts w:eastAsia="黑体"/>
         <w:b/>
         <w:bCs/>
       </w:rPr>
     </w:tblStylePr>
     <w:tblStylePr w:type="lastCol">
       <w:rPr>
+        <w:rFonts w:eastAsia="黑体"/>
         <w:b/>
         <w:bCs/>
       </w:rPr>
@@ -4692,6 +5004,7 @@
       <w:spacing w:after="0" w:line="240" w:lineRule="auto"/>
     </w:pPr>
     <w:rPr>
+      <w:rFonts w:eastAsia="黑体"/>
       <w:color w:themeColor="accent2" w:themeShade="BF" w:val="943634"/>
     </w:rPr>
     <w:tblPr>
@@ -4714,6 +5027,7 @@
         <w:spacing w:after="0" w:before="0" w:line="240" w:lineRule="auto"/>
       </w:pPr>
       <w:rPr>
+        <w:rFonts w:eastAsia="黑体"/>
         <w:b/>
         <w:bCs/>
       </w:rPr>
@@ -4734,6 +5048,7 @@
         <w:spacing w:after="0" w:before="0" w:line="240" w:lineRule="auto"/>
       </w:pPr>
       <w:rPr>
+        <w:rFonts w:eastAsia="黑体"/>
         <w:b/>
         <w:bCs/>
       </w:rPr>
@@ -4751,12 +5066,14 @@
     </w:tblStylePr>
     <w:tblStylePr w:type="firstCol">
       <w:rPr>
+        <w:rFonts w:eastAsia="黑体"/>
         <w:b/>
         <w:bCs/>
       </w:rPr>
     </w:tblStylePr>
     <w:tblStylePr w:type="lastCol">
       <w:rPr>
+        <w:rFonts w:eastAsia="黑体"/>
         <w:b/>
         <w:bCs/>
       </w:rPr>
@@ -4795,6 +5112,7 @@
       <w:spacing w:after="0" w:line="240" w:lineRule="auto"/>
     </w:pPr>
     <w:rPr>
+      <w:rFonts w:eastAsia="黑体"/>
       <w:color w:themeColor="accent3" w:themeShade="BF" w:val="76923C"/>
     </w:rPr>
     <w:tblPr>
@@ -4817,6 +5135,7 @@
         <w:spacing w:after="0" w:before="0" w:line="240" w:lineRule="auto"/>
       </w:pPr>
       <w:rPr>
+        <w:rFonts w:eastAsia="黑体"/>
         <w:b/>
         <w:bCs/>
       </w:rPr>
@@ -4837,6 +5156,7 @@
         <w:spacing w:after="0" w:before="0" w:line="240" w:lineRule="auto"/>
       </w:pPr>
       <w:rPr>
+        <w:rFonts w:eastAsia="黑体"/>
         <w:b/>
         <w:bCs/>
       </w:rPr>
@@ -4854,12 +5174,14 @@
     </w:tblStylePr>
     <w:tblStylePr w:type="firstCol">
       <w:rPr>
+        <w:rFonts w:eastAsia="黑体"/>
         <w:b/>
         <w:bCs/>
       </w:rPr>
     </w:tblStylePr>
     <w:tblStylePr w:type="lastCol">
       <w:rPr>
+        <w:rFonts w:eastAsia="黑体"/>
         <w:b/>
         <w:bCs/>
       </w:rPr>
@@ -4898,6 +5220,7 @@
       <w:spacing w:after="0" w:line="240" w:lineRule="auto"/>
     </w:pPr>
     <w:rPr>
+      <w:rFonts w:eastAsia="黑体"/>
       <w:color w:themeColor="accent4" w:themeShade="BF" w:val="5F497A"/>
     </w:rPr>
     <w:tblPr>
@@ -4920,6 +5243,7 @@
         <w:spacing w:after="0" w:before="0" w:line="240" w:lineRule="auto"/>
       </w:pPr>
       <w:rPr>
+        <w:rFonts w:eastAsia="黑体"/>
         <w:b/>
         <w:bCs/>
       </w:rPr>
@@ -4940,6 +5264,7 @@
         <w:spacing w:after="0" w:before="0" w:line="240" w:lineRule="auto"/>
       </w:pPr>
       <w:rPr>
+        <w:rFonts w:eastAsia="黑体"/>
         <w:b/>
         <w:bCs/>
       </w:rPr>
@@ -4957,12 +5282,14 @@
     </w:tblStylePr>
     <w:tblStylePr w:type="firstCol">
       <w:rPr>
+        <w:rFonts w:eastAsia="黑体"/>
         <w:b/>
         <w:bCs/>
       </w:rPr>
     </w:tblStylePr>
     <w:tblStylePr w:type="lastCol">
       <w:rPr>
+        <w:rFonts w:eastAsia="黑体"/>
         <w:b/>
         <w:bCs/>
       </w:rPr>
@@ -5001,6 +5328,7 @@
       <w:spacing w:after="0" w:line="240" w:lineRule="auto"/>
     </w:pPr>
     <w:rPr>
+      <w:rFonts w:eastAsia="黑体"/>
       <w:color w:themeColor="accent5" w:themeShade="BF" w:val="31849B"/>
     </w:rPr>
     <w:tblPr>
@@ -5023,6 +5351,7 @@
         <w:spacing w:after="0" w:before="0" w:line="240" w:lineRule="auto"/>
       </w:pPr>
       <w:rPr>
+        <w:rFonts w:eastAsia="黑体"/>
         <w:b/>
         <w:bCs/>
       </w:rPr>
@@ -5043,6 +5372,7 @@
         <w:spacing w:after="0" w:before="0" w:line="240" w:lineRule="auto"/>
       </w:pPr>
       <w:rPr>
+        <w:rFonts w:eastAsia="黑体"/>
         <w:b/>
         <w:bCs/>
       </w:rPr>
@@ -5060,12 +5390,14 @@
     </w:tblStylePr>
     <w:tblStylePr w:type="firstCol">
       <w:rPr>
+        <w:rFonts w:eastAsia="黑体"/>
         <w:b/>
         <w:bCs/>
       </w:rPr>
     </w:tblStylePr>
     <w:tblStylePr w:type="lastCol">
       <w:rPr>
+        <w:rFonts w:eastAsia="黑体"/>
         <w:b/>
         <w:bCs/>
       </w:rPr>
@@ -5104,6 +5436,7 @@
       <w:spacing w:after="0" w:line="240" w:lineRule="auto"/>
     </w:pPr>
     <w:rPr>
+      <w:rFonts w:eastAsia="黑体"/>
       <w:color w:themeColor="accent6" w:themeShade="BF" w:val="E36C0A"/>
     </w:rPr>
     <w:tblPr>
@@ -5126,6 +5459,7 @@
         <w:spacing w:after="0" w:before="0" w:line="240" w:lineRule="auto"/>
       </w:pPr>
       <w:rPr>
+        <w:rFonts w:eastAsia="黑体"/>
         <w:b/>
         <w:bCs/>
       </w:rPr>
@@ -5146,6 +5480,7 @@
         <w:spacing w:after="0" w:before="0" w:line="240" w:lineRule="auto"/>
       </w:pPr>
       <w:rPr>
+        <w:rFonts w:eastAsia="黑体"/>
         <w:b/>
         <w:bCs/>
       </w:rPr>
@@ -5163,12 +5498,14 @@
     </w:tblStylePr>
     <w:tblStylePr w:type="firstCol">
       <w:rPr>
+        <w:rFonts w:eastAsia="黑体"/>
         <w:b/>
         <w:bCs/>
       </w:rPr>
     </w:tblStylePr>
     <w:tblStylePr w:type="lastCol">
       <w:rPr>
+        <w:rFonts w:eastAsia="黑体"/>
         <w:b/>
         <w:bCs/>
       </w:rPr>
@@ -5228,6 +5565,7 @@
         <w:spacing w:after="0" w:before="0" w:line="240" w:lineRule="auto"/>
       </w:pPr>
       <w:rPr>
+        <w:rFonts w:eastAsia="黑体"/>
         <w:b/>
         <w:bCs/>
         <w:color w:themeColor="background1" w:val="FFFFFF"/>
@@ -5242,6 +5580,7 @@
         <w:spacing w:after="0" w:before="0" w:line="240" w:lineRule="auto"/>
       </w:pPr>
       <w:rPr>
+        <w:rFonts w:eastAsia="黑体"/>
         <w:b/>
         <w:bCs/>
       </w:rPr>
@@ -5257,12 +5596,14 @@
     </w:tblStylePr>
     <w:tblStylePr w:type="firstCol">
       <w:rPr>
+        <w:rFonts w:eastAsia="黑体"/>
         <w:b/>
         <w:bCs/>
       </w:rPr>
     </w:tblStylePr>
     <w:tblStylePr w:type="lastCol">
       <w:rPr>
+        <w:rFonts w:eastAsia="黑体"/>
         <w:b/>
         <w:bCs/>
       </w:rPr>
@@ -5320,6 +5661,7 @@
         <w:spacing w:after="0" w:before="0" w:line="240" w:lineRule="auto"/>
       </w:pPr>
       <w:rPr>
+        <w:rFonts w:eastAsia="黑体"/>
         <w:b/>
         <w:bCs/>
         <w:color w:themeColor="background1" w:val="FFFFFF"/>
@@ -5334,6 +5676,7 @@
         <w:spacing w:after="0" w:before="0" w:line="240" w:lineRule="auto"/>
       </w:pPr>
       <w:rPr>
+        <w:rFonts w:eastAsia="黑体"/>
         <w:b/>
         <w:bCs/>
       </w:rPr>
@@ -5349,12 +5692,14 @@
     </w:tblStylePr>
     <w:tblStylePr w:type="firstCol">
       <w:rPr>
+        <w:rFonts w:eastAsia="黑体"/>
         <w:b/>
         <w:bCs/>
       </w:rPr>
     </w:tblStylePr>
     <w:tblStylePr w:type="lastCol">
       <w:rPr>
+        <w:rFonts w:eastAsia="黑体"/>
         <w:b/>
         <w:bCs/>
       </w:rPr>
@@ -5412,6 +5757,7 @@
         <w:spacing w:after="0" w:before="0" w:line="240" w:lineRule="auto"/>
       </w:pPr>
       <w:rPr>
+        <w:rFonts w:eastAsia="黑体"/>
         <w:b/>
         <w:bCs/>
         <w:color w:themeColor="background1" w:val="FFFFFF"/>
@@ -5426,6 +5772,7 @@
         <w:spacing w:after="0" w:before="0" w:line="240" w:lineRule="auto"/>
       </w:pPr>
       <w:rPr>
+        <w:rFonts w:eastAsia="黑体"/>
         <w:b/>
         <w:bCs/>
       </w:rPr>
@@ -5441,12 +5788,14 @@
     </w:tblStylePr>
     <w:tblStylePr w:type="firstCol">
       <w:rPr>
+        <w:rFonts w:eastAsia="黑体"/>
         <w:b/>
         <w:bCs/>
       </w:rPr>
     </w:tblStylePr>
     <w:tblStylePr w:type="lastCol">
       <w:rPr>
+        <w:rFonts w:eastAsia="黑体"/>
         <w:b/>
         <w:bCs/>
       </w:rPr>
@@ -5504,6 +5853,7 @@
         <w:spacing w:after="0" w:before="0" w:line="240" w:lineRule="auto"/>
       </w:pPr>
       <w:rPr>
+        <w:rFonts w:eastAsia="黑体"/>
         <w:b/>
         <w:bCs/>
         <w:color w:themeColor="background1" w:val="FFFFFF"/>
@@ -5518,6 +5868,7 @@
         <w:spacing w:after="0" w:before="0" w:line="240" w:lineRule="auto"/>
       </w:pPr>
       <w:rPr>
+        <w:rFonts w:eastAsia="黑体"/>
         <w:b/>
         <w:bCs/>
       </w:rPr>
@@ -5533,12 +5884,14 @@
     </w:tblStylePr>
     <w:tblStylePr w:type="firstCol">
       <w:rPr>
+        <w:rFonts w:eastAsia="黑体"/>
         <w:b/>
         <w:bCs/>
       </w:rPr>
     </w:tblStylePr>
     <w:tblStylePr w:type="lastCol">
       <w:rPr>
+        <w:rFonts w:eastAsia="黑体"/>
         <w:b/>
         <w:bCs/>
       </w:rPr>
@@ -5596,6 +5949,7 @@
         <w:spacing w:after="0" w:before="0" w:line="240" w:lineRule="auto"/>
       </w:pPr>
       <w:rPr>
+        <w:rFonts w:eastAsia="黑体"/>
         <w:b/>
         <w:bCs/>
         <w:color w:themeColor="background1" w:val="FFFFFF"/>
@@ -5610,6 +5964,7 @@
         <w:spacing w:after="0" w:before="0" w:line="240" w:lineRule="auto"/>
       </w:pPr>
       <w:rPr>
+        <w:rFonts w:eastAsia="黑体"/>
         <w:b/>
         <w:bCs/>
       </w:rPr>
@@ -5625,12 +5980,14 @@
     </w:tblStylePr>
     <w:tblStylePr w:type="firstCol">
       <w:rPr>
+        <w:rFonts w:eastAsia="黑体"/>
         <w:b/>
         <w:bCs/>
       </w:rPr>
     </w:tblStylePr>
     <w:tblStylePr w:type="lastCol">
       <w:rPr>
+        <w:rFonts w:eastAsia="黑体"/>
         <w:b/>
         <w:bCs/>
       </w:rPr>
@@ -5688,6 +6045,7 @@
         <w:spacing w:after="0" w:before="0" w:line="240" w:lineRule="auto"/>
       </w:pPr>
       <w:rPr>
+        <w:rFonts w:eastAsia="黑体"/>
         <w:b/>
         <w:bCs/>
         <w:color w:themeColor="background1" w:val="FFFFFF"/>
@@ -5702,6 +6060,7 @@
         <w:spacing w:after="0" w:before="0" w:line="240" w:lineRule="auto"/>
       </w:pPr>
       <w:rPr>
+        <w:rFonts w:eastAsia="黑体"/>
         <w:b/>
         <w:bCs/>
       </w:rPr>
@@ -5717,12 +6076,14 @@
     </w:tblStylePr>
     <w:tblStylePr w:type="firstCol">
       <w:rPr>
+        <w:rFonts w:eastAsia="黑体"/>
         <w:b/>
         <w:bCs/>
       </w:rPr>
     </w:tblStylePr>
     <w:tblStylePr w:type="lastCol">
       <w:rPr>
+        <w:rFonts w:eastAsia="黑体"/>
         <w:b/>
         <w:bCs/>
       </w:rPr>
@@ -5780,6 +6141,7 @@
         <w:spacing w:after="0" w:before="0" w:line="240" w:lineRule="auto"/>
       </w:pPr>
       <w:rPr>
+        <w:rFonts w:eastAsia="黑体"/>
         <w:b/>
         <w:bCs/>
         <w:color w:themeColor="background1" w:val="FFFFFF"/>
@@ -5794,6 +6156,7 @@
         <w:spacing w:after="0" w:before="0" w:line="240" w:lineRule="auto"/>
       </w:pPr>
       <w:rPr>
+        <w:rFonts w:eastAsia="黑体"/>
         <w:b/>
         <w:bCs/>
       </w:rPr>
@@ -5809,12 +6172,14 @@
     </w:tblStylePr>
     <w:tblStylePr w:type="firstCol">
       <w:rPr>
+        <w:rFonts w:eastAsia="黑体"/>
         <w:b/>
         <w:bCs/>
       </w:rPr>
     </w:tblStylePr>
     <w:tblStylePr w:type="lastCol">
       <w:rPr>
+        <w:rFonts w:eastAsia="黑体"/>
         <w:b/>
         <w:bCs/>
       </w:rPr>
@@ -5874,7 +6239,7 @@
         <w:spacing w:after="0" w:before="0" w:line="240" w:lineRule="auto"/>
       </w:pPr>
       <w:rPr>
-        <w:rFonts w:asciiTheme="majorHAnsi" w:cstheme="majorBidi" w:eastAsiaTheme="majorEastAsia" w:hAnsiTheme="majorHAnsi"/>
+        <w:rFonts w:asciiTheme="majorHAnsi" w:cstheme="majorBidi" w:hAnsiTheme="majorHAnsi" w:eastAsia="黑体"/>
         <w:b/>
         <w:bCs/>
       </w:rPr>
@@ -5895,7 +6260,7 @@
         <w:spacing w:after="0" w:before="0" w:line="240" w:lineRule="auto"/>
       </w:pPr>
       <w:rPr>
-        <w:rFonts w:asciiTheme="majorHAnsi" w:cstheme="majorBidi" w:eastAsiaTheme="majorEastAsia" w:hAnsiTheme="majorHAnsi"/>
+        <w:rFonts w:asciiTheme="majorHAnsi" w:cstheme="majorBidi" w:hAnsiTheme="majorHAnsi" w:eastAsia="黑体"/>
         <w:b/>
         <w:bCs/>
       </w:rPr>
@@ -5913,14 +6278,14 @@
     </w:tblStylePr>
     <w:tblStylePr w:type="firstCol">
       <w:rPr>
-        <w:rFonts w:asciiTheme="majorHAnsi" w:cstheme="majorBidi" w:eastAsiaTheme="majorEastAsia" w:hAnsiTheme="majorHAnsi"/>
+        <w:rFonts w:asciiTheme="majorHAnsi" w:cstheme="majorBidi" w:hAnsiTheme="majorHAnsi" w:eastAsia="黑体"/>
         <w:b/>
         <w:bCs/>
       </w:rPr>
     </w:tblStylePr>
     <w:tblStylePr w:type="lastCol">
       <w:rPr>
-        <w:rFonts w:asciiTheme="majorHAnsi" w:cstheme="majorBidi" w:eastAsiaTheme="majorEastAsia" w:hAnsiTheme="majorHAnsi"/>
+        <w:rFonts w:asciiTheme="majorHAnsi" w:cstheme="majorBidi" w:hAnsiTheme="majorHAnsi" w:eastAsia="黑体"/>
         <w:b/>
         <w:bCs/>
       </w:rPr>
@@ -6004,7 +6369,7 @@
         <w:spacing w:after="0" w:before="0" w:line="240" w:lineRule="auto"/>
       </w:pPr>
       <w:rPr>
-        <w:rFonts w:asciiTheme="majorHAnsi" w:cstheme="majorBidi" w:eastAsiaTheme="majorEastAsia" w:hAnsiTheme="majorHAnsi"/>
+        <w:rFonts w:asciiTheme="majorHAnsi" w:cstheme="majorBidi" w:hAnsiTheme="majorHAnsi" w:eastAsia="黑体"/>
         <w:b/>
         <w:bCs/>
       </w:rPr>
@@ -6025,7 +6390,7 @@
         <w:spacing w:after="0" w:before="0" w:line="240" w:lineRule="auto"/>
       </w:pPr>
       <w:rPr>
-        <w:rFonts w:asciiTheme="majorHAnsi" w:cstheme="majorBidi" w:eastAsiaTheme="majorEastAsia" w:hAnsiTheme="majorHAnsi"/>
+        <w:rFonts w:asciiTheme="majorHAnsi" w:cstheme="majorBidi" w:hAnsiTheme="majorHAnsi" w:eastAsia="黑体"/>
         <w:b/>
         <w:bCs/>
       </w:rPr>
@@ -6043,14 +6408,14 @@
     </w:tblStylePr>
     <w:tblStylePr w:type="firstCol">
       <w:rPr>
-        <w:rFonts w:asciiTheme="majorHAnsi" w:cstheme="majorBidi" w:eastAsiaTheme="majorEastAsia" w:hAnsiTheme="majorHAnsi"/>
+        <w:rFonts w:asciiTheme="majorHAnsi" w:cstheme="majorBidi" w:hAnsiTheme="majorHAnsi" w:eastAsia="黑体"/>
         <w:b/>
         <w:bCs/>
       </w:rPr>
     </w:tblStylePr>
     <w:tblStylePr w:type="lastCol">
       <w:rPr>
-        <w:rFonts w:asciiTheme="majorHAnsi" w:cstheme="majorBidi" w:eastAsiaTheme="majorEastAsia" w:hAnsiTheme="majorHAnsi"/>
+        <w:rFonts w:asciiTheme="majorHAnsi" w:cstheme="majorBidi" w:hAnsiTheme="majorHAnsi" w:eastAsia="黑体"/>
         <w:b/>
         <w:bCs/>
       </w:rPr>
@@ -6134,7 +6499,7 @@
         <w:spacing w:after="0" w:before="0" w:line="240" w:lineRule="auto"/>
       </w:pPr>
       <w:rPr>
-        <w:rFonts w:asciiTheme="majorHAnsi" w:cstheme="majorBidi" w:eastAsiaTheme="majorEastAsia" w:hAnsiTheme="majorHAnsi"/>
+        <w:rFonts w:asciiTheme="majorHAnsi" w:cstheme="majorBidi" w:hAnsiTheme="majorHAnsi" w:eastAsia="黑体"/>
         <w:b/>
         <w:bCs/>
       </w:rPr>
@@ -6155,7 +6520,7 @@
         <w:spacing w:after="0" w:before="0" w:line="240" w:lineRule="auto"/>
       </w:pPr>
       <w:rPr>
-        <w:rFonts w:asciiTheme="majorHAnsi" w:cstheme="majorBidi" w:eastAsiaTheme="majorEastAsia" w:hAnsiTheme="majorHAnsi"/>
+        <w:rFonts w:asciiTheme="majorHAnsi" w:cstheme="majorBidi" w:hAnsiTheme="majorHAnsi" w:eastAsia="黑体"/>
         <w:b/>
         <w:bCs/>
       </w:rPr>
@@ -6173,14 +6538,14 @@
     </w:tblStylePr>
     <w:tblStylePr w:type="firstCol">
       <w:rPr>
-        <w:rFonts w:asciiTheme="majorHAnsi" w:cstheme="majorBidi" w:eastAsiaTheme="majorEastAsia" w:hAnsiTheme="majorHAnsi"/>
+        <w:rFonts w:asciiTheme="majorHAnsi" w:cstheme="majorBidi" w:hAnsiTheme="majorHAnsi" w:eastAsia="黑体"/>
         <w:b/>
         <w:bCs/>
       </w:rPr>
     </w:tblStylePr>
     <w:tblStylePr w:type="lastCol">
       <w:rPr>
-        <w:rFonts w:asciiTheme="majorHAnsi" w:cstheme="majorBidi" w:eastAsiaTheme="majorEastAsia" w:hAnsiTheme="majorHAnsi"/>
+        <w:rFonts w:asciiTheme="majorHAnsi" w:cstheme="majorBidi" w:hAnsiTheme="majorHAnsi" w:eastAsia="黑体"/>
         <w:b/>
         <w:bCs/>
       </w:rPr>
@@ -6264,7 +6629,7 @@
         <w:spacing w:after="0" w:before="0" w:line="240" w:lineRule="auto"/>
       </w:pPr>
       <w:rPr>
-        <w:rFonts w:asciiTheme="majorHAnsi" w:cstheme="majorBidi" w:eastAsiaTheme="majorEastAsia" w:hAnsiTheme="majorHAnsi"/>
+        <w:rFonts w:asciiTheme="majorHAnsi" w:cstheme="majorBidi" w:hAnsiTheme="majorHAnsi" w:eastAsia="黑体"/>
         <w:b/>
         <w:bCs/>
       </w:rPr>
@@ -6285,7 +6650,7 @@
         <w:spacing w:after="0" w:before="0" w:line="240" w:lineRule="auto"/>
       </w:pPr>
       <w:rPr>
-        <w:rFonts w:asciiTheme="majorHAnsi" w:cstheme="majorBidi" w:eastAsiaTheme="majorEastAsia" w:hAnsiTheme="majorHAnsi"/>
+        <w:rFonts w:asciiTheme="majorHAnsi" w:cstheme="majorBidi" w:hAnsiTheme="majorHAnsi" w:eastAsia="黑体"/>
         <w:b/>
         <w:bCs/>
       </w:rPr>
@@ -6303,14 +6668,14 @@
     </w:tblStylePr>
     <w:tblStylePr w:type="firstCol">
       <w:rPr>
-        <w:rFonts w:asciiTheme="majorHAnsi" w:cstheme="majorBidi" w:eastAsiaTheme="majorEastAsia" w:hAnsiTheme="majorHAnsi"/>
+        <w:rFonts w:asciiTheme="majorHAnsi" w:cstheme="majorBidi" w:hAnsiTheme="majorHAnsi" w:eastAsia="黑体"/>
         <w:b/>
         <w:bCs/>
       </w:rPr>
     </w:tblStylePr>
     <w:tblStylePr w:type="lastCol">
       <w:rPr>
-        <w:rFonts w:asciiTheme="majorHAnsi" w:cstheme="majorBidi" w:eastAsiaTheme="majorEastAsia" w:hAnsiTheme="majorHAnsi"/>
+        <w:rFonts w:asciiTheme="majorHAnsi" w:cstheme="majorBidi" w:hAnsiTheme="majorHAnsi" w:eastAsia="黑体"/>
         <w:b/>
         <w:bCs/>
       </w:rPr>
@@ -6394,7 +6759,7 @@
         <w:spacing w:after="0" w:before="0" w:line="240" w:lineRule="auto"/>
       </w:pPr>
       <w:rPr>
-        <w:rFonts w:asciiTheme="majorHAnsi" w:cstheme="majorBidi" w:eastAsiaTheme="majorEastAsia" w:hAnsiTheme="majorHAnsi"/>
+        <w:rFonts w:asciiTheme="majorHAnsi" w:cstheme="majorBidi" w:hAnsiTheme="majorHAnsi" w:eastAsia="黑体"/>
         <w:b/>
         <w:bCs/>
       </w:rPr>
@@ -6415,7 +6780,7 @@
         <w:spacing w:after="0" w:before="0" w:line="240" w:lineRule="auto"/>
       </w:pPr>
       <w:rPr>
-        <w:rFonts w:asciiTheme="majorHAnsi" w:cstheme="majorBidi" w:eastAsiaTheme="majorEastAsia" w:hAnsiTheme="majorHAnsi"/>
+        <w:rFonts w:asciiTheme="majorHAnsi" w:cstheme="majorBidi" w:hAnsiTheme="majorHAnsi" w:eastAsia="黑体"/>
         <w:b/>
         <w:bCs/>
       </w:rPr>
@@ -6433,14 +6798,14 @@
     </w:tblStylePr>
     <w:tblStylePr w:type="firstCol">
       <w:rPr>
-        <w:rFonts w:asciiTheme="majorHAnsi" w:cstheme="majorBidi" w:eastAsiaTheme="majorEastAsia" w:hAnsiTheme="majorHAnsi"/>
+        <w:rFonts w:asciiTheme="majorHAnsi" w:cstheme="majorBidi" w:hAnsiTheme="majorHAnsi" w:eastAsia="黑体"/>
         <w:b/>
         <w:bCs/>
       </w:rPr>
     </w:tblStylePr>
     <w:tblStylePr w:type="lastCol">
       <w:rPr>
-        <w:rFonts w:asciiTheme="majorHAnsi" w:cstheme="majorBidi" w:eastAsiaTheme="majorEastAsia" w:hAnsiTheme="majorHAnsi"/>
+        <w:rFonts w:asciiTheme="majorHAnsi" w:cstheme="majorBidi" w:hAnsiTheme="majorHAnsi" w:eastAsia="黑体"/>
         <w:b/>
         <w:bCs/>
       </w:rPr>
@@ -6524,7 +6889,7 @@
         <w:spacing w:after="0" w:before="0" w:line="240" w:lineRule="auto"/>
       </w:pPr>
       <w:rPr>
-        <w:rFonts w:asciiTheme="majorHAnsi" w:cstheme="majorBidi" w:eastAsiaTheme="majorEastAsia" w:hAnsiTheme="majorHAnsi"/>
+        <w:rFonts w:asciiTheme="majorHAnsi" w:cstheme="majorBidi" w:hAnsiTheme="majorHAnsi" w:eastAsia="黑体"/>
         <w:b/>
         <w:bCs/>
       </w:rPr>
@@ -6545,7 +6910,7 @@
         <w:spacing w:after="0" w:before="0" w:line="240" w:lineRule="auto"/>
       </w:pPr>
       <w:rPr>
-        <w:rFonts w:asciiTheme="majorHAnsi" w:cstheme="majorBidi" w:eastAsiaTheme="majorEastAsia" w:hAnsiTheme="majorHAnsi"/>
+        <w:rFonts w:asciiTheme="majorHAnsi" w:cstheme="majorBidi" w:hAnsiTheme="majorHAnsi" w:eastAsia="黑体"/>
         <w:b/>
         <w:bCs/>
       </w:rPr>
@@ -6563,14 +6928,14 @@
     </w:tblStylePr>
     <w:tblStylePr w:type="firstCol">
       <w:rPr>
-        <w:rFonts w:asciiTheme="majorHAnsi" w:cstheme="majorBidi" w:eastAsiaTheme="majorEastAsia" w:hAnsiTheme="majorHAnsi"/>
+        <w:rFonts w:asciiTheme="majorHAnsi" w:cstheme="majorBidi" w:hAnsiTheme="majorHAnsi" w:eastAsia="黑体"/>
         <w:b/>
         <w:bCs/>
       </w:rPr>
     </w:tblStylePr>
     <w:tblStylePr w:type="lastCol">
       <w:rPr>
-        <w:rFonts w:asciiTheme="majorHAnsi" w:cstheme="majorBidi" w:eastAsiaTheme="majorEastAsia" w:hAnsiTheme="majorHAnsi"/>
+        <w:rFonts w:asciiTheme="majorHAnsi" w:cstheme="majorBidi" w:hAnsiTheme="majorHAnsi" w:eastAsia="黑体"/>
         <w:b/>
         <w:bCs/>
       </w:rPr>
@@ -6654,7 +7019,7 @@
         <w:spacing w:after="0" w:before="0" w:line="240" w:lineRule="auto"/>
       </w:pPr>
       <w:rPr>
-        <w:rFonts w:asciiTheme="majorHAnsi" w:cstheme="majorBidi" w:eastAsiaTheme="majorEastAsia" w:hAnsiTheme="majorHAnsi"/>
+        <w:rFonts w:asciiTheme="majorHAnsi" w:cstheme="majorBidi" w:hAnsiTheme="majorHAnsi" w:eastAsia="黑体"/>
         <w:b/>
         <w:bCs/>
       </w:rPr>
@@ -6675,7 +7040,7 @@
         <w:spacing w:after="0" w:before="0" w:line="240" w:lineRule="auto"/>
       </w:pPr>
       <w:rPr>
-        <w:rFonts w:asciiTheme="majorHAnsi" w:cstheme="majorBidi" w:eastAsiaTheme="majorEastAsia" w:hAnsiTheme="majorHAnsi"/>
+        <w:rFonts w:asciiTheme="majorHAnsi" w:cstheme="majorBidi" w:hAnsiTheme="majorHAnsi" w:eastAsia="黑体"/>
         <w:b/>
         <w:bCs/>
       </w:rPr>
@@ -6693,14 +7058,14 @@
     </w:tblStylePr>
     <w:tblStylePr w:type="firstCol">
       <w:rPr>
-        <w:rFonts w:asciiTheme="majorHAnsi" w:cstheme="majorBidi" w:eastAsiaTheme="majorEastAsia" w:hAnsiTheme="majorHAnsi"/>
+        <w:rFonts w:asciiTheme="majorHAnsi" w:cstheme="majorBidi" w:hAnsiTheme="majorHAnsi" w:eastAsia="黑体"/>
         <w:b/>
         <w:bCs/>
       </w:rPr>
     </w:tblStylePr>
     <w:tblStylePr w:type="lastCol">
       <w:rPr>
-        <w:rFonts w:asciiTheme="majorHAnsi" w:cstheme="majorBidi" w:eastAsiaTheme="majorEastAsia" w:hAnsiTheme="majorHAnsi"/>
+        <w:rFonts w:asciiTheme="majorHAnsi" w:cstheme="majorBidi" w:hAnsiTheme="majorHAnsi" w:eastAsia="黑体"/>
         <w:b/>
         <w:bCs/>
       </w:rPr>
@@ -6783,6 +7148,7 @@
         <w:spacing w:after="0" w:before="0" w:line="240" w:lineRule="auto"/>
       </w:pPr>
       <w:rPr>
+        <w:rFonts w:eastAsia="黑体"/>
         <w:b/>
         <w:bCs/>
         <w:color w:themeColor="background1" w:val="FFFFFF"/>
@@ -6805,6 +7171,7 @@
         <w:spacing w:after="0" w:before="0" w:line="240" w:lineRule="auto"/>
       </w:pPr>
       <w:rPr>
+        <w:rFonts w:eastAsia="黑体"/>
         <w:b/>
         <w:bCs/>
       </w:rPr>
@@ -6822,12 +7189,14 @@
     </w:tblStylePr>
     <w:tblStylePr w:type="firstCol">
       <w:rPr>
+        <w:rFonts w:eastAsia="黑体"/>
         <w:b/>
         <w:bCs/>
       </w:rPr>
     </w:tblStylePr>
     <w:tblStylePr w:type="lastCol">
       <w:rPr>
+        <w:rFonts w:eastAsia="黑体"/>
         <w:b/>
         <w:bCs/>
       </w:rPr>
@@ -6889,6 +7258,7 @@
         <w:spacing w:after="0" w:before="0" w:line="240" w:lineRule="auto"/>
       </w:pPr>
       <w:rPr>
+        <w:rFonts w:eastAsia="黑体"/>
         <w:b/>
         <w:bCs/>
         <w:color w:themeColor="background1" w:val="FFFFFF"/>
@@ -6911,6 +7281,7 @@
         <w:spacing w:after="0" w:before="0" w:line="240" w:lineRule="auto"/>
       </w:pPr>
       <w:rPr>
+        <w:rFonts w:eastAsia="黑体"/>
         <w:b/>
         <w:bCs/>
       </w:rPr>
@@ -6928,12 +7299,14 @@
     </w:tblStylePr>
     <w:tblStylePr w:type="firstCol">
       <w:rPr>
+        <w:rFonts w:eastAsia="黑体"/>
         <w:b/>
         <w:bCs/>
       </w:rPr>
     </w:tblStylePr>
     <w:tblStylePr w:type="lastCol">
       <w:rPr>
+        <w:rFonts w:eastAsia="黑体"/>
         <w:b/>
         <w:bCs/>
       </w:rPr>
@@ -6995,6 +7368,7 @@
         <w:spacing w:after="0" w:before="0" w:line="240" w:lineRule="auto"/>
       </w:pPr>
       <w:rPr>
+        <w:rFonts w:eastAsia="黑体"/>
         <w:b/>
         <w:bCs/>
         <w:color w:themeColor="background1" w:val="FFFFFF"/>
@@ -7017,6 +7391,7 @@
         <w:spacing w:after="0" w:before="0" w:line="240" w:lineRule="auto"/>
       </w:pPr>
       <w:rPr>
+        <w:rFonts w:eastAsia="黑体"/>
         <w:b/>
         <w:bCs/>
       </w:rPr>
@@ -7034,12 +7409,14 @@
     </w:tblStylePr>
     <w:tblStylePr w:type="firstCol">
       <w:rPr>
+        <w:rFonts w:eastAsia="黑体"/>
         <w:b/>
         <w:bCs/>
       </w:rPr>
     </w:tblStylePr>
     <w:tblStylePr w:type="lastCol">
       <w:rPr>
+        <w:rFonts w:eastAsia="黑体"/>
         <w:b/>
         <w:bCs/>
       </w:rPr>
@@ -7101,6 +7478,7 @@
         <w:spacing w:after="0" w:before="0" w:line="240" w:lineRule="auto"/>
       </w:pPr>
       <w:rPr>
+        <w:rFonts w:eastAsia="黑体"/>
         <w:b/>
         <w:bCs/>
         <w:color w:themeColor="background1" w:val="FFFFFF"/>
@@ -7123,6 +7501,7 @@
         <w:spacing w:after="0" w:before="0" w:line="240" w:lineRule="auto"/>
       </w:pPr>
       <w:rPr>
+        <w:rFonts w:eastAsia="黑体"/>
         <w:b/>
         <w:bCs/>
       </w:rPr>
@@ -7140,12 +7519,14 @@
     </w:tblStylePr>
     <w:tblStylePr w:type="firstCol">
       <w:rPr>
+        <w:rFonts w:eastAsia="黑体"/>
         <w:b/>
         <w:bCs/>
       </w:rPr>
     </w:tblStylePr>
     <w:tblStylePr w:type="lastCol">
       <w:rPr>
+        <w:rFonts w:eastAsia="黑体"/>
         <w:b/>
         <w:bCs/>
       </w:rPr>
@@ -7207,6 +7588,7 @@
         <w:spacing w:after="0" w:before="0" w:line="240" w:lineRule="auto"/>
       </w:pPr>
       <w:rPr>
+        <w:rFonts w:eastAsia="黑体"/>
         <w:b/>
         <w:bCs/>
         <w:color w:themeColor="background1" w:val="FFFFFF"/>
@@ -7229,6 +7611,7 @@
         <w:spacing w:after="0" w:before="0" w:line="240" w:lineRule="auto"/>
       </w:pPr>
       <w:rPr>
+        <w:rFonts w:eastAsia="黑体"/>
         <w:b/>
         <w:bCs/>
       </w:rPr>
@@ -7246,12 +7629,14 @@
     </w:tblStylePr>
     <w:tblStylePr w:type="firstCol">
       <w:rPr>
+        <w:rFonts w:eastAsia="黑体"/>
         <w:b/>
         <w:bCs/>
       </w:rPr>
     </w:tblStylePr>
     <w:tblStylePr w:type="lastCol">
       <w:rPr>
+        <w:rFonts w:eastAsia="黑体"/>
         <w:b/>
         <w:bCs/>
       </w:rPr>
@@ -7313,6 +7698,7 @@
         <w:spacing w:after="0" w:before="0" w:line="240" w:lineRule="auto"/>
       </w:pPr>
       <w:rPr>
+        <w:rFonts w:eastAsia="黑体"/>
         <w:b/>
         <w:bCs/>
         <w:color w:themeColor="background1" w:val="FFFFFF"/>
@@ -7335,6 +7721,7 @@
         <w:spacing w:after="0" w:before="0" w:line="240" w:lineRule="auto"/>
       </w:pPr>
       <w:rPr>
+        <w:rFonts w:eastAsia="黑体"/>
         <w:b/>
         <w:bCs/>
       </w:rPr>
@@ -7352,12 +7739,14 @@
     </w:tblStylePr>
     <w:tblStylePr w:type="firstCol">
       <w:rPr>
+        <w:rFonts w:eastAsia="黑体"/>
         <w:b/>
         <w:bCs/>
       </w:rPr>
     </w:tblStylePr>
     <w:tblStylePr w:type="lastCol">
       <w:rPr>
+        <w:rFonts w:eastAsia="黑体"/>
         <w:b/>
         <w:bCs/>
       </w:rPr>
@@ -7419,6 +7808,7 @@
         <w:spacing w:after="0" w:before="0" w:line="240" w:lineRule="auto"/>
       </w:pPr>
       <w:rPr>
+        <w:rFonts w:eastAsia="黑体"/>
         <w:b/>
         <w:bCs/>
         <w:color w:themeColor="background1" w:val="FFFFFF"/>
@@ -7441,6 +7831,7 @@
         <w:spacing w:after="0" w:before="0" w:line="240" w:lineRule="auto"/>
       </w:pPr>
       <w:rPr>
+        <w:rFonts w:eastAsia="黑体"/>
         <w:b/>
         <w:bCs/>
       </w:rPr>
@@ -7458,12 +7849,14 @@
     </w:tblStylePr>
     <w:tblStylePr w:type="firstCol">
       <w:rPr>
+        <w:rFonts w:eastAsia="黑体"/>
         <w:b/>
         <w:bCs/>
       </w:rPr>
     </w:tblStylePr>
     <w:tblStylePr w:type="lastCol">
       <w:rPr>
+        <w:rFonts w:eastAsia="黑体"/>
         <w:b/>
         <w:bCs/>
       </w:rPr>
@@ -7522,6 +7915,7 @@
         <w:spacing w:after="0" w:before="0" w:line="240" w:lineRule="auto"/>
       </w:pPr>
       <w:rPr>
+        <w:rFonts w:eastAsia="黑体"/>
         <w:b/>
         <w:bCs/>
         <w:color w:themeColor="background1" w:val="FFFFFF"/>
@@ -7544,6 +7938,7 @@
         <w:spacing w:after="0" w:before="0" w:line="240" w:lineRule="auto"/>
       </w:pPr>
       <w:rPr>
+        <w:rFonts w:eastAsia="黑体"/>
         <w:color w:val="auto"/>
       </w:rPr>
       <w:tblPr/>
@@ -7561,6 +7956,7 @@
     </w:tblStylePr>
     <w:tblStylePr w:type="firstCol">
       <w:rPr>
+        <w:rFonts w:eastAsia="黑体"/>
         <w:b/>
         <w:bCs/>
         <w:color w:themeColor="background1" w:val="FFFFFF"/>
@@ -7580,6 +7976,7 @@
     </w:tblStylePr>
     <w:tblStylePr w:type="lastCol">
       <w:rPr>
+        <w:rFonts w:eastAsia="黑体"/>
         <w:b/>
         <w:bCs/>
         <w:color w:themeColor="background1" w:val="FFFFFF"/>
@@ -7628,6 +8025,7 @@
     </w:tblStylePr>
     <w:tblStylePr w:type="nwCell">
       <w:rPr>
+        <w:rFonts w:eastAsia="黑体"/>
         <w:color w:themeColor="background1" w:val="FFFFFF"/>
       </w:rPr>
       <w:tblPr/>
@@ -7671,6 +8069,7 @@
         <w:spacing w:after="0" w:before="0" w:line="240" w:lineRule="auto"/>
       </w:pPr>
       <w:rPr>
+        <w:rFonts w:eastAsia="黑体"/>
         <w:b/>
         <w:bCs/>
         <w:color w:themeColor="background1" w:val="FFFFFF"/>
@@ -7693,6 +8092,7 @@
         <w:spacing w:after="0" w:before="0" w:line="240" w:lineRule="auto"/>
       </w:pPr>
       <w:rPr>
+        <w:rFonts w:eastAsia="黑体"/>
         <w:color w:val="auto"/>
       </w:rPr>
       <w:tblPr/>
@@ -7710,6 +8110,7 @@
     </w:tblStylePr>
     <w:tblStylePr w:type="firstCol">
       <w:rPr>
+        <w:rFonts w:eastAsia="黑体"/>
         <w:b/>
         <w:bCs/>
         <w:color w:themeColor="background1" w:val="FFFFFF"/>
@@ -7729,6 +8130,7 @@
     </w:tblStylePr>
     <w:tblStylePr w:type="lastCol">
       <w:rPr>
+        <w:rFonts w:eastAsia="黑体"/>
         <w:b/>
         <w:bCs/>
         <w:color w:themeColor="background1" w:val="FFFFFF"/>
@@ -7777,6 +8179,7 @@
     </w:tblStylePr>
     <w:tblStylePr w:type="nwCell">
       <w:rPr>
+        <w:rFonts w:eastAsia="黑体"/>
         <w:color w:themeColor="background1" w:val="FFFFFF"/>
       </w:rPr>
       <w:tblPr/>
@@ -7820,6 +8223,7 @@
         <w:spacing w:after="0" w:before="0" w:line="240" w:lineRule="auto"/>
       </w:pPr>
       <w:rPr>
+        <w:rFonts w:eastAsia="黑体"/>
         <w:b/>
         <w:bCs/>
         <w:color w:themeColor="background1" w:val="FFFFFF"/>
@@ -7842,6 +8246,7 @@
         <w:spacing w:after="0" w:before="0" w:line="240" w:lineRule="auto"/>
       </w:pPr>
       <w:rPr>
+        <w:rFonts w:eastAsia="黑体"/>
         <w:color w:val="auto"/>
       </w:rPr>
       <w:tblPr/>
@@ -7859,6 +8264,7 @@
     </w:tblStylePr>
     <w:tblStylePr w:type="firstCol">
       <w:rPr>
+        <w:rFonts w:eastAsia="黑体"/>
         <w:b/>
         <w:bCs/>
         <w:color w:themeColor="background1" w:val="FFFFFF"/>
@@ -7878,6 +8284,7 @@
     </w:tblStylePr>
     <w:tblStylePr w:type="lastCol">
       <w:rPr>
+        <w:rFonts w:eastAsia="黑体"/>
         <w:b/>
         <w:bCs/>
         <w:color w:themeColor="background1" w:val="FFFFFF"/>
@@ -7926,6 +8333,7 @@
     </w:tblStylePr>
     <w:tblStylePr w:type="nwCell">
       <w:rPr>
+        <w:rFonts w:eastAsia="黑体"/>
         <w:color w:themeColor="background1" w:val="FFFFFF"/>
       </w:rPr>
       <w:tblPr/>
@@ -7969,6 +8377,7 @@
         <w:spacing w:after="0" w:before="0" w:line="240" w:lineRule="auto"/>
       </w:pPr>
       <w:rPr>
+        <w:rFonts w:eastAsia="黑体"/>
         <w:b/>
         <w:bCs/>
         <w:color w:themeColor="background1" w:val="FFFFFF"/>
@@ -7991,6 +8400,7 @@
         <w:spacing w:after="0" w:before="0" w:line="240" w:lineRule="auto"/>
       </w:pPr>
       <w:rPr>
+        <w:rFonts w:eastAsia="黑体"/>
         <w:color w:val="auto"/>
       </w:rPr>
       <w:tblPr/>
@@ -8008,6 +8418,7 @@
     </w:tblStylePr>
     <w:tblStylePr w:type="firstCol">
       <w:rPr>
+        <w:rFonts w:eastAsia="黑体"/>
         <w:b/>
         <w:bCs/>
         <w:color w:themeColor="background1" w:val="FFFFFF"/>
@@ -8027,6 +8438,7 @@
     </w:tblStylePr>
     <w:tblStylePr w:type="lastCol">
       <w:rPr>
+        <w:rFonts w:eastAsia="黑体"/>
         <w:b/>
         <w:bCs/>
         <w:color w:themeColor="background1" w:val="FFFFFF"/>
@@ -8075,6 +8487,7 @@
     </w:tblStylePr>
     <w:tblStylePr w:type="nwCell">
       <w:rPr>
+        <w:rFonts w:eastAsia="黑体"/>
         <w:color w:themeColor="background1" w:val="FFFFFF"/>
       </w:rPr>
       <w:tblPr/>
@@ -8118,6 +8531,7 @@
         <w:spacing w:after="0" w:before="0" w:line="240" w:lineRule="auto"/>
       </w:pPr>
       <w:rPr>
+        <w:rFonts w:eastAsia="黑体"/>
         <w:b/>
         <w:bCs/>
         <w:color w:themeColor="background1" w:val="FFFFFF"/>
@@ -8140,6 +8554,7 @@
         <w:spacing w:after="0" w:before="0" w:line="240" w:lineRule="auto"/>
       </w:pPr>
       <w:rPr>
+        <w:rFonts w:eastAsia="黑体"/>
         <w:color w:val="auto"/>
       </w:rPr>
       <w:tblPr/>
@@ -8157,6 +8572,7 @@
     </w:tblStylePr>
     <w:tblStylePr w:type="firstCol">
       <w:rPr>
+        <w:rFonts w:eastAsia="黑体"/>
         <w:b/>
         <w:bCs/>
         <w:color w:themeColor="background1" w:val="FFFFFF"/>
@@ -8176,6 +8592,7 @@
     </w:tblStylePr>
     <w:tblStylePr w:type="lastCol">
       <w:rPr>
+        <w:rFonts w:eastAsia="黑体"/>
         <w:b/>
         <w:bCs/>
         <w:color w:themeColor="background1" w:val="FFFFFF"/>
@@ -8224,6 +8641,7 @@
     </w:tblStylePr>
     <w:tblStylePr w:type="nwCell">
       <w:rPr>
+        <w:rFonts w:eastAsia="黑体"/>
         <w:color w:themeColor="background1" w:val="FFFFFF"/>
       </w:rPr>
       <w:tblPr/>
@@ -8267,6 +8685,7 @@
         <w:spacing w:after="0" w:before="0" w:line="240" w:lineRule="auto"/>
       </w:pPr>
       <w:rPr>
+        <w:rFonts w:eastAsia="黑体"/>
         <w:b/>
         <w:bCs/>
         <w:color w:themeColor="background1" w:val="FFFFFF"/>
@@ -8289,6 +8708,7 @@
         <w:spacing w:after="0" w:before="0" w:line="240" w:lineRule="auto"/>
       </w:pPr>
       <w:rPr>
+        <w:rFonts w:eastAsia="黑体"/>
         <w:color w:val="auto"/>
       </w:rPr>
       <w:tblPr/>
@@ -8306,6 +8726,7 @@
     </w:tblStylePr>
     <w:tblStylePr w:type="firstCol">
       <w:rPr>
+        <w:rFonts w:eastAsia="黑体"/>
         <w:b/>
         <w:bCs/>
         <w:color w:themeColor="background1" w:val="FFFFFF"/>
@@ -8325,6 +8746,7 @@
     </w:tblStylePr>
     <w:tblStylePr w:type="lastCol">
       <w:rPr>
+        <w:rFonts w:eastAsia="黑体"/>
         <w:b/>
         <w:bCs/>
         <w:color w:themeColor="background1" w:val="FFFFFF"/>
@@ -8373,6 +8795,7 @@
     </w:tblStylePr>
     <w:tblStylePr w:type="nwCell">
       <w:rPr>
+        <w:rFonts w:eastAsia="黑体"/>
         <w:color w:themeColor="background1" w:val="FFFFFF"/>
       </w:rPr>
       <w:tblPr/>
@@ -8416,6 +8839,7 @@
         <w:spacing w:after="0" w:before="0" w:line="240" w:lineRule="auto"/>
       </w:pPr>
       <w:rPr>
+        <w:rFonts w:eastAsia="黑体"/>
         <w:b/>
         <w:bCs/>
         <w:color w:themeColor="background1" w:val="FFFFFF"/>
@@ -8438,6 +8862,7 @@
         <w:spacing w:after="0" w:before="0" w:line="240" w:lineRule="auto"/>
       </w:pPr>
       <w:rPr>
+        <w:rFonts w:eastAsia="黑体"/>
         <w:color w:val="auto"/>
       </w:rPr>
       <w:tblPr/>
@@ -8455,6 +8880,7 @@
     </w:tblStylePr>
     <w:tblStylePr w:type="firstCol">
       <w:rPr>
+        <w:rFonts w:eastAsia="黑体"/>
         <w:b/>
         <w:bCs/>
         <w:color w:themeColor="background1" w:val="FFFFFF"/>
@@ -8474,6 +8900,7 @@
     </w:tblStylePr>
     <w:tblStylePr w:type="lastCol">
       <w:rPr>
+        <w:rFonts w:eastAsia="黑体"/>
         <w:b/>
         <w:bCs/>
         <w:color w:themeColor="background1" w:val="FFFFFF"/>
@@ -8522,6 +8949,7 @@
     </w:tblStylePr>
     <w:tblStylePr w:type="nwCell">
       <w:rPr>
+        <w:rFonts w:eastAsia="黑体"/>
         <w:color w:themeColor="background1" w:val="FFFFFF"/>
       </w:rPr>
       <w:tblPr/>
@@ -8546,6 +8974,7 @@
       <w:spacing w:after="0" w:line="240" w:lineRule="auto"/>
     </w:pPr>
     <w:rPr>
+      <w:rFonts w:eastAsia="黑体"/>
       <w:color w:themeColor="text1" w:val="000000"/>
     </w:rPr>
     <w:tblPr>
@@ -8565,7 +8994,7 @@
     </w:tblPr>
     <w:tblStylePr w:type="firstRow">
       <w:rPr>
-        <w:rFonts w:asciiTheme="majorHAnsi" w:cstheme="majorBidi" w:eastAsiaTheme="majorEastAsia" w:hAnsiTheme="majorHAnsi"/>
+        <w:rFonts w:asciiTheme="majorHAnsi" w:cstheme="majorBidi" w:hAnsiTheme="majorHAnsi" w:eastAsia="黑体"/>
       </w:rPr>
       <w:tblPr/>
       <w:tcPr>
@@ -8577,6 +9006,7 @@
     </w:tblStylePr>
     <w:tblStylePr w:type="lastRow">
       <w:rPr>
+        <w:rFonts w:eastAsia="黑体"/>
         <w:b/>
         <w:bCs/>
         <w:color w:themeColor="text2" w:val="1F497D"/>
@@ -8591,12 +9021,14 @@
     </w:tblStylePr>
     <w:tblStylePr w:type="firstCol">
       <w:rPr>
+        <w:rFonts w:eastAsia="黑体"/>
         <w:b/>
         <w:bCs/>
       </w:rPr>
     </w:tblStylePr>
     <w:tblStylePr w:type="lastCol">
       <w:rPr>
+        <w:rFonts w:eastAsia="黑体"/>
         <w:b/>
         <w:bCs/>
       </w:rPr>
@@ -8630,6 +9062,7 @@
       <w:spacing w:after="0" w:line="240" w:lineRule="auto"/>
     </w:pPr>
     <w:rPr>
+      <w:rFonts w:eastAsia="黑体"/>
       <w:color w:themeColor="text1" w:val="000000"/>
     </w:rPr>
     <w:tblPr>
@@ -8649,7 +9082,7 @@
     </w:tblPr>
     <w:tblStylePr w:type="firstRow">
       <w:rPr>
-        <w:rFonts w:asciiTheme="majorHAnsi" w:cstheme="majorBidi" w:eastAsiaTheme="majorEastAsia" w:hAnsiTheme="majorHAnsi"/>
+        <w:rFonts w:asciiTheme="majorHAnsi" w:cstheme="majorBidi" w:hAnsiTheme="majorHAnsi" w:eastAsia="黑体"/>
       </w:rPr>
       <w:tblPr/>
       <w:tcPr>
@@ -8661,6 +9094,7 @@
     </w:tblStylePr>
     <w:tblStylePr w:type="lastRow">
       <w:rPr>
+        <w:rFonts w:eastAsia="黑体"/>
         <w:b/>
         <w:bCs/>
         <w:color w:themeColor="text2" w:val="1F497D"/>
@@ -8675,12 +9109,14 @@
     </w:tblStylePr>
     <w:tblStylePr w:type="firstCol">
       <w:rPr>
+        <w:rFonts w:eastAsia="黑体"/>
         <w:b/>
         <w:bCs/>
       </w:rPr>
     </w:tblStylePr>
     <w:tblStylePr w:type="lastCol">
       <w:rPr>
+        <w:rFonts w:eastAsia="黑体"/>
         <w:b/>
         <w:bCs/>
       </w:rPr>
@@ -8714,6 +9150,7 @@
       <w:spacing w:after="0" w:line="240" w:lineRule="auto"/>
     </w:pPr>
     <w:rPr>
+      <w:rFonts w:eastAsia="黑体"/>
       <w:color w:themeColor="text1" w:val="000000"/>
     </w:rPr>
     <w:tblPr>
@@ -8733,7 +9170,7 @@
     </w:tblPr>
     <w:tblStylePr w:type="firstRow">
       <w:rPr>
-        <w:rFonts w:asciiTheme="majorHAnsi" w:cstheme="majorBidi" w:eastAsiaTheme="majorEastAsia" w:hAnsiTheme="majorHAnsi"/>
+        <w:rFonts w:asciiTheme="majorHAnsi" w:cstheme="majorBidi" w:hAnsiTheme="majorHAnsi" w:eastAsia="黑体"/>
       </w:rPr>
       <w:tblPr/>
       <w:tcPr>
@@ -8745,6 +9182,7 @@
     </w:tblStylePr>
     <w:tblStylePr w:type="lastRow">
       <w:rPr>
+        <w:rFonts w:eastAsia="黑体"/>
         <w:b/>
         <w:bCs/>
         <w:color w:themeColor="text2" w:val="1F497D"/>
@@ -8759,12 +9197,14 @@
     </w:tblStylePr>
     <w:tblStylePr w:type="firstCol">
       <w:rPr>
+        <w:rFonts w:eastAsia="黑体"/>
         <w:b/>
         <w:bCs/>
       </w:rPr>
     </w:tblStylePr>
     <w:tblStylePr w:type="lastCol">
       <w:rPr>
+        <w:rFonts w:eastAsia="黑体"/>
         <w:b/>
         <w:bCs/>
       </w:rPr>
@@ -8798,6 +9238,7 @@
       <w:spacing w:after="0" w:line="240" w:lineRule="auto"/>
     </w:pPr>
     <w:rPr>
+      <w:rFonts w:eastAsia="黑体"/>
       <w:color w:themeColor="text1" w:val="000000"/>
     </w:rPr>
     <w:tblPr>
@@ -8817,7 +9258,7 @@
     </w:tblPr>
     <w:tblStylePr w:type="firstRow">
       <w:rPr>
-        <w:rFonts w:asciiTheme="majorHAnsi" w:cstheme="majorBidi" w:eastAsiaTheme="majorEastAsia" w:hAnsiTheme="majorHAnsi"/>
+        <w:rFonts w:asciiTheme="majorHAnsi" w:cstheme="majorBidi" w:hAnsiTheme="majorHAnsi" w:eastAsia="黑体"/>
       </w:rPr>
       <w:tblPr/>
       <w:tcPr>
@@ -8829,6 +9270,7 @@
     </w:tblStylePr>
     <w:tblStylePr w:type="lastRow">
       <w:rPr>
+        <w:rFonts w:eastAsia="黑体"/>
         <w:b/>
         <w:bCs/>
         <w:color w:themeColor="text2" w:val="1F497D"/>
@@ -8843,12 +9285,14 @@
     </w:tblStylePr>
     <w:tblStylePr w:type="firstCol">
       <w:rPr>
+        <w:rFonts w:eastAsia="黑体"/>
         <w:b/>
         <w:bCs/>
       </w:rPr>
     </w:tblStylePr>
     <w:tblStylePr w:type="lastCol">
       <w:rPr>
+        <w:rFonts w:eastAsia="黑体"/>
         <w:b/>
         <w:bCs/>
       </w:rPr>
@@ -8882,6 +9326,7 @@
       <w:spacing w:after="0" w:line="240" w:lineRule="auto"/>
     </w:pPr>
     <w:rPr>
+      <w:rFonts w:eastAsia="黑体"/>
       <w:color w:themeColor="text1" w:val="000000"/>
     </w:rPr>
     <w:tblPr>
@@ -8901,7 +9346,7 @@
     </w:tblPr>
     <w:tblStylePr w:type="firstRow">
       <w:rPr>
-        <w:rFonts w:asciiTheme="majorHAnsi" w:cstheme="majorBidi" w:eastAsiaTheme="majorEastAsia" w:hAnsiTheme="majorHAnsi"/>
+        <w:rFonts w:asciiTheme="majorHAnsi" w:cstheme="majorBidi" w:hAnsiTheme="majorHAnsi" w:eastAsia="黑体"/>
       </w:rPr>
       <w:tblPr/>
       <w:tcPr>
@@ -8913,6 +9358,7 @@
     </w:tblStylePr>
     <w:tblStylePr w:type="lastRow">
       <w:rPr>
+        <w:rFonts w:eastAsia="黑体"/>
         <w:b/>
         <w:bCs/>
         <w:color w:themeColor="text2" w:val="1F497D"/>
@@ -8927,12 +9373,14 @@
     </w:tblStylePr>
     <w:tblStylePr w:type="firstCol">
       <w:rPr>
+        <w:rFonts w:eastAsia="黑体"/>
         <w:b/>
         <w:bCs/>
       </w:rPr>
     </w:tblStylePr>
     <w:tblStylePr w:type="lastCol">
       <w:rPr>
+        <w:rFonts w:eastAsia="黑体"/>
         <w:b/>
         <w:bCs/>
       </w:rPr>
@@ -8966,6 +9414,7 @@
       <w:spacing w:after="0" w:line="240" w:lineRule="auto"/>
     </w:pPr>
     <w:rPr>
+      <w:rFonts w:eastAsia="黑体"/>
       <w:color w:themeColor="text1" w:val="000000"/>
     </w:rPr>
     <w:tblPr>
@@ -8985,7 +9434,7 @@
     </w:tblPr>
     <w:tblStylePr w:type="firstRow">
       <w:rPr>
-        <w:rFonts w:asciiTheme="majorHAnsi" w:cstheme="majorBidi" w:eastAsiaTheme="majorEastAsia" w:hAnsiTheme="majorHAnsi"/>
+        <w:rFonts w:asciiTheme="majorHAnsi" w:cstheme="majorBidi" w:hAnsiTheme="majorHAnsi" w:eastAsia="黑体"/>
       </w:rPr>
       <w:tblPr/>
       <w:tcPr>
@@ -8997,6 +9446,7 @@
     </w:tblStylePr>
     <w:tblStylePr w:type="lastRow">
       <w:rPr>
+        <w:rFonts w:eastAsia="黑体"/>
         <w:b/>
         <w:bCs/>
         <w:color w:themeColor="text2" w:val="1F497D"/>
@@ -9011,12 +9461,14 @@
     </w:tblStylePr>
     <w:tblStylePr w:type="firstCol">
       <w:rPr>
+        <w:rFonts w:eastAsia="黑体"/>
         <w:b/>
         <w:bCs/>
       </w:rPr>
     </w:tblStylePr>
     <w:tblStylePr w:type="lastCol">
       <w:rPr>
+        <w:rFonts w:eastAsia="黑体"/>
         <w:b/>
         <w:bCs/>
       </w:rPr>
@@ -9050,6 +9502,7 @@
       <w:spacing w:after="0" w:line="240" w:lineRule="auto"/>
     </w:pPr>
     <w:rPr>
+      <w:rFonts w:eastAsia="黑体"/>
       <w:color w:themeColor="text1" w:val="000000"/>
     </w:rPr>
     <w:tblPr>
@@ -9069,7 +9522,7 @@
     </w:tblPr>
     <w:tblStylePr w:type="firstRow">
       <w:rPr>
-        <w:rFonts w:asciiTheme="majorHAnsi" w:cstheme="majorBidi" w:eastAsiaTheme="majorEastAsia" w:hAnsiTheme="majorHAnsi"/>
+        <w:rFonts w:asciiTheme="majorHAnsi" w:cstheme="majorBidi" w:hAnsiTheme="majorHAnsi" w:eastAsia="黑体"/>
       </w:rPr>
       <w:tblPr/>
       <w:tcPr>
@@ -9081,6 +9534,7 @@
     </w:tblStylePr>
     <w:tblStylePr w:type="lastRow">
       <w:rPr>
+        <w:rFonts w:eastAsia="黑体"/>
         <w:b/>
         <w:bCs/>
         <w:color w:themeColor="text2" w:val="1F497D"/>
@@ -9095,12 +9549,14 @@
     </w:tblStylePr>
     <w:tblStylePr w:type="firstCol">
       <w:rPr>
+        <w:rFonts w:eastAsia="黑体"/>
         <w:b/>
         <w:bCs/>
       </w:rPr>
     </w:tblStylePr>
     <w:tblStylePr w:type="lastCol">
       <w:rPr>
+        <w:rFonts w:eastAsia="黑体"/>
         <w:b/>
         <w:bCs/>
       </w:rPr>
@@ -9134,7 +9590,7 @@
       <w:spacing w:after="0" w:line="240" w:lineRule="auto"/>
     </w:pPr>
     <w:rPr>
-      <w:rFonts w:asciiTheme="majorHAnsi" w:cstheme="majorBidi" w:eastAsiaTheme="majorEastAsia" w:hAnsiTheme="majorHAnsi"/>
+      <w:rFonts w:asciiTheme="majorHAnsi" w:cstheme="majorBidi" w:hAnsiTheme="majorHAnsi" w:eastAsia="黑体"/>
       <w:color w:themeColor="text1" w:val="000000"/>
     </w:rPr>
     <w:tblPr>
@@ -9156,6 +9612,7 @@
     </w:tblPr>
     <w:tblStylePr w:type="firstRow">
       <w:rPr>
+        <w:rFonts w:eastAsia="黑体"/>
         <w:sz w:val="24"/>
         <w:szCs w:val="24"/>
       </w:rPr>
@@ -9262,7 +9719,7 @@
       <w:spacing w:after="0" w:line="240" w:lineRule="auto"/>
     </w:pPr>
     <w:rPr>
-      <w:rFonts w:asciiTheme="majorHAnsi" w:cstheme="majorBidi" w:eastAsiaTheme="majorEastAsia" w:hAnsiTheme="majorHAnsi"/>
+      <w:rFonts w:asciiTheme="majorHAnsi" w:cstheme="majorBidi" w:hAnsiTheme="majorHAnsi" w:eastAsia="黑体"/>
       <w:color w:themeColor="text1" w:val="000000"/>
     </w:rPr>
     <w:tblPr>
@@ -9284,6 +9741,7 @@
     </w:tblPr>
     <w:tblStylePr w:type="firstRow">
       <w:rPr>
+        <w:rFonts w:eastAsia="黑体"/>
         <w:sz w:val="24"/>
         <w:szCs w:val="24"/>
       </w:rPr>
@@ -9390,7 +9848,7 @@
       <w:spacing w:after="0" w:line="240" w:lineRule="auto"/>
     </w:pPr>
     <w:rPr>
-      <w:rFonts w:asciiTheme="majorHAnsi" w:cstheme="majorBidi" w:eastAsiaTheme="majorEastAsia" w:hAnsiTheme="majorHAnsi"/>
+      <w:rFonts w:asciiTheme="majorHAnsi" w:cstheme="majorBidi" w:hAnsiTheme="majorHAnsi" w:eastAsia="黑体"/>
       <w:color w:themeColor="text1" w:val="000000"/>
     </w:rPr>
     <w:tblPr>
@@ -9412,6 +9870,7 @@
     </w:tblPr>
     <w:tblStylePr w:type="firstRow">
       <w:rPr>
+        <w:rFonts w:eastAsia="黑体"/>
         <w:sz w:val="24"/>
         <w:szCs w:val="24"/>
       </w:rPr>
@@ -9518,7 +9977,7 @@
       <w:spacing w:after="0" w:line="240" w:lineRule="auto"/>
     </w:pPr>
     <w:rPr>
-      <w:rFonts w:asciiTheme="majorHAnsi" w:cstheme="majorBidi" w:eastAsiaTheme="majorEastAsia" w:hAnsiTheme="majorHAnsi"/>
+      <w:rFonts w:asciiTheme="majorHAnsi" w:cstheme="majorBidi" w:hAnsiTheme="majorHAnsi" w:eastAsia="黑体"/>
       <w:color w:themeColor="text1" w:val="000000"/>
     </w:rPr>
     <w:tblPr>
@@ -9540,6 +9999,7 @@
     </w:tblPr>
     <w:tblStylePr w:type="firstRow">
       <w:rPr>
+        <w:rFonts w:eastAsia="黑体"/>
         <w:sz w:val="24"/>
         <w:szCs w:val="24"/>
       </w:rPr>
@@ -9646,7 +10106,7 @@
       <w:spacing w:after="0" w:line="240" w:lineRule="auto"/>
     </w:pPr>
     <w:rPr>
-      <w:rFonts w:asciiTheme="majorHAnsi" w:cstheme="majorBidi" w:eastAsiaTheme="majorEastAsia" w:hAnsiTheme="majorHAnsi"/>
+      <w:rFonts w:asciiTheme="majorHAnsi" w:cstheme="majorBidi" w:hAnsiTheme="majorHAnsi" w:eastAsia="黑体"/>
       <w:color w:themeColor="text1" w:val="000000"/>
     </w:rPr>
     <w:tblPr>
@@ -9668,6 +10128,7 @@
     </w:tblPr>
     <w:tblStylePr w:type="firstRow">
       <w:rPr>
+        <w:rFonts w:eastAsia="黑体"/>
         <w:sz w:val="24"/>
         <w:szCs w:val="24"/>
       </w:rPr>
@@ -9774,7 +10235,7 @@
       <w:spacing w:after="0" w:line="240" w:lineRule="auto"/>
     </w:pPr>
     <w:rPr>
-      <w:rFonts w:asciiTheme="majorHAnsi" w:cstheme="majorBidi" w:eastAsiaTheme="majorEastAsia" w:hAnsiTheme="majorHAnsi"/>
+      <w:rFonts w:asciiTheme="majorHAnsi" w:cstheme="majorBidi" w:hAnsiTheme="majorHAnsi" w:eastAsia="黑体"/>
       <w:color w:themeColor="text1" w:val="000000"/>
     </w:rPr>
     <w:tblPr>
@@ -9796,6 +10257,7 @@
     </w:tblPr>
     <w:tblStylePr w:type="firstRow">
       <w:rPr>
+        <w:rFonts w:eastAsia="黑体"/>
         <w:sz w:val="24"/>
         <w:szCs w:val="24"/>
       </w:rPr>
@@ -9902,7 +10364,7 @@
       <w:spacing w:after="0" w:line="240" w:lineRule="auto"/>
     </w:pPr>
     <w:rPr>
-      <w:rFonts w:asciiTheme="majorHAnsi" w:cstheme="majorBidi" w:eastAsiaTheme="majorEastAsia" w:hAnsiTheme="majorHAnsi"/>
+      <w:rFonts w:asciiTheme="majorHAnsi" w:cstheme="majorBidi" w:hAnsiTheme="majorHAnsi" w:eastAsia="黑体"/>
       <w:color w:themeColor="text1" w:val="000000"/>
     </w:rPr>
     <w:tblPr>
@@ -9924,6 +10386,7 @@
     </w:tblPr>
     <w:tblStylePr w:type="firstRow">
       <w:rPr>
+        <w:rFonts w:eastAsia="黑体"/>
         <w:sz w:val="24"/>
         <w:szCs w:val="24"/>
       </w:rPr>
@@ -10053,12 +10516,14 @@
     </w:tcPr>
     <w:tblStylePr w:type="firstRow">
       <w:rPr>
+        <w:rFonts w:eastAsia="黑体"/>
         <w:b/>
         <w:bCs/>
       </w:rPr>
     </w:tblStylePr>
     <w:tblStylePr w:type="lastRow">
       <w:rPr>
+        <w:rFonts w:eastAsia="黑体"/>
         <w:b/>
         <w:bCs/>
       </w:rPr>
@@ -10071,12 +10536,14 @@
     </w:tblStylePr>
     <w:tblStylePr w:type="firstCol">
       <w:rPr>
+        <w:rFonts w:eastAsia="黑体"/>
         <w:b/>
         <w:bCs/>
       </w:rPr>
     </w:tblStylePr>
     <w:tblStylePr w:type="lastCol">
       <w:rPr>
+        <w:rFonts w:eastAsia="黑体"/>
         <w:b/>
         <w:bCs/>
       </w:rPr>
@@ -10126,12 +10593,14 @@
     </w:tcPr>
     <w:tblStylePr w:type="firstRow">
       <w:rPr>
+        <w:rFonts w:eastAsia="黑体"/>
         <w:b/>
         <w:bCs/>
       </w:rPr>
     </w:tblStylePr>
     <w:tblStylePr w:type="lastRow">
       <w:rPr>
+        <w:rFonts w:eastAsia="黑体"/>
         <w:b/>
         <w:bCs/>
       </w:rPr>
@@ -10144,12 +10613,14 @@
     </w:tblStylePr>
     <w:tblStylePr w:type="firstCol">
       <w:rPr>
+        <w:rFonts w:eastAsia="黑体"/>
         <w:b/>
         <w:bCs/>
       </w:rPr>
     </w:tblStylePr>
     <w:tblStylePr w:type="lastCol">
       <w:rPr>
+        <w:rFonts w:eastAsia="黑体"/>
         <w:b/>
         <w:bCs/>
       </w:rPr>
@@ -10199,12 +10670,14 @@
     </w:tcPr>
     <w:tblStylePr w:type="firstRow">
       <w:rPr>
+        <w:rFonts w:eastAsia="黑体"/>
         <w:b/>
         <w:bCs/>
       </w:rPr>
     </w:tblStylePr>
     <w:tblStylePr w:type="lastRow">
       <w:rPr>
+        <w:rFonts w:eastAsia="黑体"/>
         <w:b/>
         <w:bCs/>
       </w:rPr>
@@ -10217,12 +10690,14 @@
     </w:tblStylePr>
     <w:tblStylePr w:type="firstCol">
       <w:rPr>
+        <w:rFonts w:eastAsia="黑体"/>
         <w:b/>
         <w:bCs/>
       </w:rPr>
     </w:tblStylePr>
     <w:tblStylePr w:type="lastCol">
       <w:rPr>
+        <w:rFonts w:eastAsia="黑体"/>
         <w:b/>
         <w:bCs/>
       </w:rPr>
@@ -10272,12 +10747,14 @@
     </w:tcPr>
     <w:tblStylePr w:type="firstRow">
       <w:rPr>
+        <w:rFonts w:eastAsia="黑体"/>
         <w:b/>
         <w:bCs/>
       </w:rPr>
     </w:tblStylePr>
     <w:tblStylePr w:type="lastRow">
       <w:rPr>
+        <w:rFonts w:eastAsia="黑体"/>
         <w:b/>
         <w:bCs/>
       </w:rPr>
@@ -10290,12 +10767,14 @@
     </w:tblStylePr>
     <w:tblStylePr w:type="firstCol">
       <w:rPr>
+        <w:rFonts w:eastAsia="黑体"/>
         <w:b/>
         <w:bCs/>
       </w:rPr>
     </w:tblStylePr>
     <w:tblStylePr w:type="lastCol">
       <w:rPr>
+        <w:rFonts w:eastAsia="黑体"/>
         <w:b/>
         <w:bCs/>
       </w:rPr>
@@ -10345,12 +10824,14 @@
     </w:tcPr>
     <w:tblStylePr w:type="firstRow">
       <w:rPr>
+        <w:rFonts w:eastAsia="黑体"/>
         <w:b/>
         <w:bCs/>
       </w:rPr>
     </w:tblStylePr>
     <w:tblStylePr w:type="lastRow">
       <w:rPr>
+        <w:rFonts w:eastAsia="黑体"/>
         <w:b/>
         <w:bCs/>
       </w:rPr>
@@ -10363,12 +10844,14 @@
     </w:tblStylePr>
     <w:tblStylePr w:type="firstCol">
       <w:rPr>
+        <w:rFonts w:eastAsia="黑体"/>
         <w:b/>
         <w:bCs/>
       </w:rPr>
     </w:tblStylePr>
     <w:tblStylePr w:type="lastCol">
       <w:rPr>
+        <w:rFonts w:eastAsia="黑体"/>
         <w:b/>
         <w:bCs/>
       </w:rPr>
@@ -10418,12 +10901,14 @@
     </w:tcPr>
     <w:tblStylePr w:type="firstRow">
       <w:rPr>
+        <w:rFonts w:eastAsia="黑体"/>
         <w:b/>
         <w:bCs/>
       </w:rPr>
     </w:tblStylePr>
     <w:tblStylePr w:type="lastRow">
       <w:rPr>
+        <w:rFonts w:eastAsia="黑体"/>
         <w:b/>
         <w:bCs/>
       </w:rPr>
@@ -10436,12 +10921,14 @@
     </w:tblStylePr>
     <w:tblStylePr w:type="firstCol">
       <w:rPr>
+        <w:rFonts w:eastAsia="黑体"/>
         <w:b/>
         <w:bCs/>
       </w:rPr>
     </w:tblStylePr>
     <w:tblStylePr w:type="lastCol">
       <w:rPr>
+        <w:rFonts w:eastAsia="黑体"/>
         <w:b/>
         <w:bCs/>
       </w:rPr>
@@ -10491,12 +10978,14 @@
     </w:tcPr>
     <w:tblStylePr w:type="firstRow">
       <w:rPr>
+        <w:rFonts w:eastAsia="黑体"/>
         <w:b/>
         <w:bCs/>
       </w:rPr>
     </w:tblStylePr>
     <w:tblStylePr w:type="lastRow">
       <w:rPr>
+        <w:rFonts w:eastAsia="黑体"/>
         <w:b/>
         <w:bCs/>
       </w:rPr>
@@ -10509,12 +10998,14 @@
     </w:tblStylePr>
     <w:tblStylePr w:type="firstCol">
       <w:rPr>
+        <w:rFonts w:eastAsia="黑体"/>
         <w:b/>
         <w:bCs/>
       </w:rPr>
     </w:tblStylePr>
     <w:tblStylePr w:type="lastCol">
       <w:rPr>
+        <w:rFonts w:eastAsia="黑体"/>
         <w:b/>
         <w:bCs/>
       </w:rPr>
@@ -10541,7 +11032,7 @@
       <w:spacing w:after="0" w:line="240" w:lineRule="auto"/>
     </w:pPr>
     <w:rPr>
-      <w:rFonts w:asciiTheme="majorHAnsi" w:cstheme="majorBidi" w:eastAsiaTheme="majorEastAsia" w:hAnsiTheme="majorHAnsi"/>
+      <w:rFonts w:asciiTheme="majorHAnsi" w:cstheme="majorBidi" w:hAnsiTheme="majorHAnsi" w:eastAsia="黑体"/>
       <w:color w:themeColor="text1" w:val="000000"/>
     </w:rPr>
     <w:tblPr>
@@ -10568,6 +11059,7 @@
     </w:tcPr>
     <w:tblStylePr w:type="firstRow">
       <w:rPr>
+        <w:rFonts w:eastAsia="黑体"/>
         <w:b/>
         <w:bCs/>
         <w:color w:themeColor="text1" w:val="000000"/>
@@ -10579,6 +11071,7 @@
     </w:tblStylePr>
     <w:tblStylePr w:type="lastRow">
       <w:rPr>
+        <w:rFonts w:eastAsia="黑体"/>
         <w:b/>
         <w:bCs/>
         <w:color w:themeColor="text1" w:val="000000"/>
@@ -10598,6 +11091,7 @@
     </w:tblStylePr>
     <w:tblStylePr w:type="firstCol">
       <w:rPr>
+        <w:rFonts w:eastAsia="黑体"/>
         <w:b/>
         <w:bCs/>
         <w:color w:themeColor="text1" w:val="000000"/>
@@ -10617,6 +11111,7 @@
     </w:tblStylePr>
     <w:tblStylePr w:type="lastCol">
       <w:rPr>
+        <w:rFonts w:eastAsia="黑体"/>
         <w:b w:val="0"/>
         <w:bCs w:val="0"/>
         <w:color w:themeColor="text1" w:val="000000"/>
@@ -10666,7 +11161,7 @@
       <w:spacing w:after="0" w:line="240" w:lineRule="auto"/>
     </w:pPr>
     <w:rPr>
-      <w:rFonts w:asciiTheme="majorHAnsi" w:cstheme="majorBidi" w:eastAsiaTheme="majorEastAsia" w:hAnsiTheme="majorHAnsi"/>
+      <w:rFonts w:asciiTheme="majorHAnsi" w:cstheme="majorBidi" w:hAnsiTheme="majorHAnsi" w:eastAsia="黑体"/>
       <w:color w:themeColor="text1" w:val="000000"/>
     </w:rPr>
     <w:tblPr>
@@ -10693,6 +11188,7 @@
     </w:tcPr>
     <w:tblStylePr w:type="firstRow">
       <w:rPr>
+        <w:rFonts w:eastAsia="黑体"/>
         <w:b/>
         <w:bCs/>
         <w:color w:themeColor="text1" w:val="000000"/>
@@ -10704,6 +11200,7 @@
     </w:tblStylePr>
     <w:tblStylePr w:type="lastRow">
       <w:rPr>
+        <w:rFonts w:eastAsia="黑体"/>
         <w:b/>
         <w:bCs/>
         <w:color w:themeColor="text1" w:val="000000"/>
@@ -10723,6 +11220,7 @@
     </w:tblStylePr>
     <w:tblStylePr w:type="firstCol">
       <w:rPr>
+        <w:rFonts w:eastAsia="黑体"/>
         <w:b/>
         <w:bCs/>
         <w:color w:themeColor="text1" w:val="000000"/>
@@ -10742,6 +11240,7 @@
     </w:tblStylePr>
     <w:tblStylePr w:type="lastCol">
       <w:rPr>
+        <w:rFonts w:eastAsia="黑体"/>
         <w:b w:val="0"/>
         <w:bCs w:val="0"/>
         <w:color w:themeColor="text1" w:val="000000"/>
@@ -10791,7 +11290,7 @@
       <w:spacing w:after="0" w:line="240" w:lineRule="auto"/>
     </w:pPr>
     <w:rPr>
-      <w:rFonts w:asciiTheme="majorHAnsi" w:cstheme="majorBidi" w:eastAsiaTheme="majorEastAsia" w:hAnsiTheme="majorHAnsi"/>
+      <w:rFonts w:asciiTheme="majorHAnsi" w:cstheme="majorBidi" w:hAnsiTheme="majorHAnsi" w:eastAsia="黑体"/>
       <w:color w:themeColor="text1" w:val="000000"/>
     </w:rPr>
     <w:tblPr>
@@ -10818,6 +11317,7 @@
     </w:tcPr>
     <w:tblStylePr w:type="firstRow">
       <w:rPr>
+        <w:rFonts w:eastAsia="黑体"/>
         <w:b/>
         <w:bCs/>
         <w:color w:themeColor="text1" w:val="000000"/>
@@ -10829,6 +11329,7 @@
     </w:tblStylePr>
     <w:tblStylePr w:type="lastRow">
       <w:rPr>
+        <w:rFonts w:eastAsia="黑体"/>
         <w:b/>
         <w:bCs/>
         <w:color w:themeColor="text1" w:val="000000"/>
@@ -10848,6 +11349,7 @@
     </w:tblStylePr>
     <w:tblStylePr w:type="firstCol">
       <w:rPr>
+        <w:rFonts w:eastAsia="黑体"/>
         <w:b/>
         <w:bCs/>
         <w:color w:themeColor="text1" w:val="000000"/>
@@ -10867,6 +11369,7 @@
     </w:tblStylePr>
     <w:tblStylePr w:type="lastCol">
       <w:rPr>
+        <w:rFonts w:eastAsia="黑体"/>
         <w:b w:val="0"/>
         <w:bCs w:val="0"/>
         <w:color w:themeColor="text1" w:val="000000"/>
@@ -10916,7 +11419,7 @@
       <w:spacing w:after="0" w:line="240" w:lineRule="auto"/>
     </w:pPr>
     <w:rPr>
-      <w:rFonts w:asciiTheme="majorHAnsi" w:cstheme="majorBidi" w:eastAsiaTheme="majorEastAsia" w:hAnsiTheme="majorHAnsi"/>
+      <w:rFonts w:asciiTheme="majorHAnsi" w:cstheme="majorBidi" w:hAnsiTheme="majorHAnsi" w:eastAsia="黑体"/>
       <w:color w:themeColor="text1" w:val="000000"/>
     </w:rPr>
     <w:tblPr>
@@ -10943,6 +11446,7 @@
     </w:tcPr>
     <w:tblStylePr w:type="firstRow">
       <w:rPr>
+        <w:rFonts w:eastAsia="黑体"/>
         <w:b/>
         <w:bCs/>
         <w:color w:themeColor="text1" w:val="000000"/>
@@ -10954,6 +11458,7 @@
     </w:tblStylePr>
     <w:tblStylePr w:type="lastRow">
       <w:rPr>
+        <w:rFonts w:eastAsia="黑体"/>
         <w:b/>
         <w:bCs/>
         <w:color w:themeColor="text1" w:val="000000"/>
@@ -10973,6 +11478,7 @@
     </w:tblStylePr>
     <w:tblStylePr w:type="firstCol">
       <w:rPr>
+        <w:rFonts w:eastAsia="黑体"/>
         <w:b/>
         <w:bCs/>
         <w:color w:themeColor="text1" w:val="000000"/>
@@ -10992,6 +11498,7 @@
     </w:tblStylePr>
     <w:tblStylePr w:type="lastCol">
       <w:rPr>
+        <w:rFonts w:eastAsia="黑体"/>
         <w:b w:val="0"/>
         <w:bCs w:val="0"/>
         <w:color w:themeColor="text1" w:val="000000"/>
@@ -11041,7 +11548,7 @@
       <w:spacing w:after="0" w:line="240" w:lineRule="auto"/>
     </w:pPr>
     <w:rPr>
-      <w:rFonts w:asciiTheme="majorHAnsi" w:cstheme="majorBidi" w:eastAsiaTheme="majorEastAsia" w:hAnsiTheme="majorHAnsi"/>
+      <w:rFonts w:asciiTheme="majorHAnsi" w:cstheme="majorBidi" w:hAnsiTheme="majorHAnsi" w:eastAsia="黑体"/>
       <w:color w:themeColor="text1" w:val="000000"/>
     </w:rPr>
     <w:tblPr>
@@ -11068,6 +11575,7 @@
     </w:tcPr>
     <w:tblStylePr w:type="firstRow">
       <w:rPr>
+        <w:rFonts w:eastAsia="黑体"/>
         <w:b/>
         <w:bCs/>
         <w:color w:themeColor="text1" w:val="000000"/>
@@ -11079,6 +11587,7 @@
     </w:tblStylePr>
     <w:tblStylePr w:type="lastRow">
       <w:rPr>
+        <w:rFonts w:eastAsia="黑体"/>
         <w:b/>
         <w:bCs/>
         <w:color w:themeColor="text1" w:val="000000"/>
@@ -11098,6 +11607,7 @@
     </w:tblStylePr>
     <w:tblStylePr w:type="firstCol">
       <w:rPr>
+        <w:rFonts w:eastAsia="黑体"/>
         <w:b/>
         <w:bCs/>
         <w:color w:themeColor="text1" w:val="000000"/>
@@ -11117,6 +11627,7 @@
     </w:tblStylePr>
     <w:tblStylePr w:type="lastCol">
       <w:rPr>
+        <w:rFonts w:eastAsia="黑体"/>
         <w:b w:val="0"/>
         <w:bCs w:val="0"/>
         <w:color w:themeColor="text1" w:val="000000"/>
@@ -11166,7 +11677,7 @@
       <w:spacing w:after="0" w:line="240" w:lineRule="auto"/>
     </w:pPr>
     <w:rPr>
-      <w:rFonts w:asciiTheme="majorHAnsi" w:cstheme="majorBidi" w:eastAsiaTheme="majorEastAsia" w:hAnsiTheme="majorHAnsi"/>
+      <w:rFonts w:asciiTheme="majorHAnsi" w:cstheme="majorBidi" w:hAnsiTheme="majorHAnsi" w:eastAsia="黑体"/>
       <w:color w:themeColor="text1" w:val="000000"/>
     </w:rPr>
     <w:tblPr>
@@ -11193,6 +11704,7 @@
     </w:tcPr>
     <w:tblStylePr w:type="firstRow">
       <w:rPr>
+        <w:rFonts w:eastAsia="黑体"/>
         <w:b/>
         <w:bCs/>
         <w:color w:themeColor="text1" w:val="000000"/>
@@ -11204,6 +11716,7 @@
     </w:tblStylePr>
     <w:tblStylePr w:type="lastRow">
       <w:rPr>
+        <w:rFonts w:eastAsia="黑体"/>
         <w:b/>
         <w:bCs/>
         <w:color w:themeColor="text1" w:val="000000"/>
@@ -11223,6 +11736,7 @@
     </w:tblStylePr>
     <w:tblStylePr w:type="firstCol">
       <w:rPr>
+        <w:rFonts w:eastAsia="黑体"/>
         <w:b/>
         <w:bCs/>
         <w:color w:themeColor="text1" w:val="000000"/>
@@ -11242,6 +11756,7 @@
     </w:tblStylePr>
     <w:tblStylePr w:type="lastCol">
       <w:rPr>
+        <w:rFonts w:eastAsia="黑体"/>
         <w:b w:val="0"/>
         <w:bCs w:val="0"/>
         <w:color w:themeColor="text1" w:val="000000"/>
@@ -11291,7 +11806,7 @@
       <w:spacing w:after="0" w:line="240" w:lineRule="auto"/>
     </w:pPr>
     <w:rPr>
-      <w:rFonts w:asciiTheme="majorHAnsi" w:cstheme="majorBidi" w:eastAsiaTheme="majorEastAsia" w:hAnsiTheme="majorHAnsi"/>
+      <w:rFonts w:asciiTheme="majorHAnsi" w:cstheme="majorBidi" w:hAnsiTheme="majorHAnsi" w:eastAsia="黑体"/>
       <w:color w:themeColor="text1" w:val="000000"/>
     </w:rPr>
     <w:tblPr>
@@ -11318,6 +11833,7 @@
     </w:tcPr>
     <w:tblStylePr w:type="firstRow">
       <w:rPr>
+        <w:rFonts w:eastAsia="黑体"/>
         <w:b/>
         <w:bCs/>
         <w:color w:themeColor="text1" w:val="000000"/>
@@ -11329,6 +11845,7 @@
     </w:tblStylePr>
     <w:tblStylePr w:type="lastRow">
       <w:rPr>
+        <w:rFonts w:eastAsia="黑体"/>
         <w:b/>
         <w:bCs/>
         <w:color w:themeColor="text1" w:val="000000"/>
@@ -11348,6 +11865,7 @@
     </w:tblStylePr>
     <w:tblStylePr w:type="firstCol">
       <w:rPr>
+        <w:rFonts w:eastAsia="黑体"/>
         <w:b/>
         <w:bCs/>
         <w:color w:themeColor="text1" w:val="000000"/>
@@ -11367,6 +11885,7 @@
     </w:tblStylePr>
     <w:tblStylePr w:type="lastCol">
       <w:rPr>
+        <w:rFonts w:eastAsia="黑体"/>
         <w:b w:val="0"/>
         <w:bCs w:val="0"/>
         <w:color w:themeColor="text1" w:val="000000"/>
@@ -11439,6 +11958,7 @@
     </w:tcPr>
     <w:tblStylePr w:type="firstRow">
       <w:rPr>
+        <w:rFonts w:eastAsia="黑体"/>
         <w:b/>
         <w:bCs/>
         <w:i w:val="0"/>
@@ -11460,6 +11980,7 @@
     </w:tblStylePr>
     <w:tblStylePr w:type="lastRow">
       <w:rPr>
+        <w:rFonts w:eastAsia="黑体"/>
         <w:b/>
         <w:bCs/>
         <w:i w:val="0"/>
@@ -11481,6 +12002,7 @@
     </w:tblStylePr>
     <w:tblStylePr w:type="firstCol">
       <w:rPr>
+        <w:rFonts w:eastAsia="黑体"/>
         <w:b/>
         <w:bCs/>
         <w:i w:val="0"/>
@@ -11500,6 +12022,7 @@
     </w:tblStylePr>
     <w:tblStylePr w:type="lastCol">
       <w:rPr>
+        <w:rFonts w:eastAsia="黑体"/>
         <w:b/>
         <w:bCs/>
         <w:i w:val="0"/>
@@ -11580,6 +12103,7 @@
     </w:tcPr>
     <w:tblStylePr w:type="firstRow">
       <w:rPr>
+        <w:rFonts w:eastAsia="黑体"/>
         <w:b/>
         <w:bCs/>
         <w:i w:val="0"/>
@@ -11601,6 +12125,7 @@
     </w:tblStylePr>
     <w:tblStylePr w:type="lastRow">
       <w:rPr>
+        <w:rFonts w:eastAsia="黑体"/>
         <w:b/>
         <w:bCs/>
         <w:i w:val="0"/>
@@ -11622,6 +12147,7 @@
     </w:tblStylePr>
     <w:tblStylePr w:type="firstCol">
       <w:rPr>
+        <w:rFonts w:eastAsia="黑体"/>
         <w:b/>
         <w:bCs/>
         <w:i w:val="0"/>
@@ -11641,6 +12167,7 @@
     </w:tblStylePr>
     <w:tblStylePr w:type="lastCol">
       <w:rPr>
+        <w:rFonts w:eastAsia="黑体"/>
         <w:b/>
         <w:bCs/>
         <w:i w:val="0"/>
@@ -11721,6 +12248,7 @@
     </w:tcPr>
     <w:tblStylePr w:type="firstRow">
       <w:rPr>
+        <w:rFonts w:eastAsia="黑体"/>
         <w:b/>
         <w:bCs/>
         <w:i w:val="0"/>
@@ -11742,6 +12270,7 @@
     </w:tblStylePr>
     <w:tblStylePr w:type="lastRow">
       <w:rPr>
+        <w:rFonts w:eastAsia="黑体"/>
         <w:b/>
         <w:bCs/>
         <w:i w:val="0"/>
@@ -11763,6 +12292,7 @@
     </w:tblStylePr>
     <w:tblStylePr w:type="firstCol">
       <w:rPr>
+        <w:rFonts w:eastAsia="黑体"/>
         <w:b/>
         <w:bCs/>
         <w:i w:val="0"/>
@@ -11782,6 +12312,7 @@
     </w:tblStylePr>
     <w:tblStylePr w:type="lastCol">
       <w:rPr>
+        <w:rFonts w:eastAsia="黑体"/>
         <w:b/>
         <w:bCs/>
         <w:i w:val="0"/>
@@ -11862,6 +12393,7 @@
     </w:tcPr>
     <w:tblStylePr w:type="firstRow">
       <w:rPr>
+        <w:rFonts w:eastAsia="黑体"/>
         <w:b/>
         <w:bCs/>
         <w:i w:val="0"/>
@@ -11883,6 +12415,7 @@
     </w:tblStylePr>
     <w:tblStylePr w:type="lastRow">
       <w:rPr>
+        <w:rFonts w:eastAsia="黑体"/>
         <w:b/>
         <w:bCs/>
         <w:i w:val="0"/>
@@ -11904,6 +12437,7 @@
     </w:tblStylePr>
     <w:tblStylePr w:type="firstCol">
       <w:rPr>
+        <w:rFonts w:eastAsia="黑体"/>
         <w:b/>
         <w:bCs/>
         <w:i w:val="0"/>
@@ -11923,6 +12457,7 @@
     </w:tblStylePr>
     <w:tblStylePr w:type="lastCol">
       <w:rPr>
+        <w:rFonts w:eastAsia="黑体"/>
         <w:b/>
         <w:bCs/>
         <w:i w:val="0"/>
@@ -12003,6 +12538,7 @@
     </w:tcPr>
     <w:tblStylePr w:type="firstRow">
       <w:rPr>
+        <w:rFonts w:eastAsia="黑体"/>
         <w:b/>
         <w:bCs/>
         <w:i w:val="0"/>
@@ -12024,6 +12560,7 @@
     </w:tblStylePr>
     <w:tblStylePr w:type="lastRow">
       <w:rPr>
+        <w:rFonts w:eastAsia="黑体"/>
         <w:b/>
         <w:bCs/>
         <w:i w:val="0"/>
@@ -12045,6 +12582,7 @@
     </w:tblStylePr>
     <w:tblStylePr w:type="firstCol">
       <w:rPr>
+        <w:rFonts w:eastAsia="黑体"/>
         <w:b/>
         <w:bCs/>
         <w:i w:val="0"/>
@@ -12064,6 +12602,7 @@
     </w:tblStylePr>
     <w:tblStylePr w:type="lastCol">
       <w:rPr>
+        <w:rFonts w:eastAsia="黑体"/>
         <w:b/>
         <w:bCs/>
         <w:i w:val="0"/>
@@ -12144,6 +12683,7 @@
     </w:tcPr>
     <w:tblStylePr w:type="firstRow">
       <w:rPr>
+        <w:rFonts w:eastAsia="黑体"/>
         <w:b/>
         <w:bCs/>
         <w:i w:val="0"/>
@@ -12165,6 +12705,7 @@
     </w:tblStylePr>
     <w:tblStylePr w:type="lastRow">
       <w:rPr>
+        <w:rFonts w:eastAsia="黑体"/>
         <w:b/>
         <w:bCs/>
         <w:i w:val="0"/>
@@ -12186,6 +12727,7 @@
     </w:tblStylePr>
     <w:tblStylePr w:type="firstCol">
       <w:rPr>
+        <w:rFonts w:eastAsia="黑体"/>
         <w:b/>
         <w:bCs/>
         <w:i w:val="0"/>
@@ -12205,6 +12747,7 @@
     </w:tblStylePr>
     <w:tblStylePr w:type="lastCol">
       <w:rPr>
+        <w:rFonts w:eastAsia="黑体"/>
         <w:b/>
         <w:bCs/>
         <w:i w:val="0"/>
@@ -12285,6 +12828,7 @@
     </w:tcPr>
     <w:tblStylePr w:type="firstRow">
       <w:rPr>
+        <w:rFonts w:eastAsia="黑体"/>
         <w:b/>
         <w:bCs/>
         <w:i w:val="0"/>
@@ -12306,6 +12850,7 @@
     </w:tblStylePr>
     <w:tblStylePr w:type="lastRow">
       <w:rPr>
+        <w:rFonts w:eastAsia="黑体"/>
         <w:b/>
         <w:bCs/>
         <w:i w:val="0"/>
@@ -12327,6 +12872,7 @@
     </w:tblStylePr>
     <w:tblStylePr w:type="firstCol">
       <w:rPr>
+        <w:rFonts w:eastAsia="黑体"/>
         <w:b/>
         <w:bCs/>
         <w:i w:val="0"/>
@@ -12346,6 +12892,7 @@
     </w:tblStylePr>
     <w:tblStylePr w:type="lastCol">
       <w:rPr>
+        <w:rFonts w:eastAsia="黑体"/>
         <w:b/>
         <w:bCs/>
         <w:i w:val="0"/>
@@ -12403,6 +12950,7 @@
       <w:spacing w:after="0" w:line="240" w:lineRule="auto"/>
     </w:pPr>
     <w:rPr>
+      <w:rFonts w:eastAsia="黑体"/>
       <w:color w:themeColor="background1" w:val="FFFFFF"/>
     </w:rPr>
     <w:tblPr>
@@ -12421,6 +12969,7 @@
     </w:tcPr>
     <w:tblStylePr w:type="firstRow">
       <w:rPr>
+        <w:rFonts w:eastAsia="黑体"/>
         <w:b/>
         <w:bCs/>
       </w:rPr>
@@ -12517,6 +13066,7 @@
       <w:spacing w:after="0" w:line="240" w:lineRule="auto"/>
     </w:pPr>
     <w:rPr>
+      <w:rFonts w:eastAsia="黑体"/>
       <w:color w:themeColor="background1" w:val="FFFFFF"/>
     </w:rPr>
     <w:tblPr>
@@ -12535,6 +13085,7 @@
     </w:tcPr>
     <w:tblStylePr w:type="firstRow">
       <w:rPr>
+        <w:rFonts w:eastAsia="黑体"/>
         <w:b/>
         <w:bCs/>
       </w:rPr>
@@ -12631,6 +13182,7 @@
       <w:spacing w:after="0" w:line="240" w:lineRule="auto"/>
     </w:pPr>
     <w:rPr>
+      <w:rFonts w:eastAsia="黑体"/>
       <w:color w:themeColor="background1" w:val="FFFFFF"/>
     </w:rPr>
     <w:tblPr>
@@ -12649,6 +13201,7 @@
     </w:tcPr>
     <w:tblStylePr w:type="firstRow">
       <w:rPr>
+        <w:rFonts w:eastAsia="黑体"/>
         <w:b/>
         <w:bCs/>
       </w:rPr>
@@ -12745,6 +13298,7 @@
       <w:spacing w:after="0" w:line="240" w:lineRule="auto"/>
     </w:pPr>
     <w:rPr>
+      <w:rFonts w:eastAsia="黑体"/>
       <w:color w:themeColor="background1" w:val="FFFFFF"/>
     </w:rPr>
     <w:tblPr>
@@ -12763,6 +13317,7 @@
     </w:tcPr>
     <w:tblStylePr w:type="firstRow">
       <w:rPr>
+        <w:rFonts w:eastAsia="黑体"/>
         <w:b/>
         <w:bCs/>
       </w:rPr>
@@ -12859,6 +13414,7 @@
       <w:spacing w:after="0" w:line="240" w:lineRule="auto"/>
     </w:pPr>
     <w:rPr>
+      <w:rFonts w:eastAsia="黑体"/>
       <w:color w:themeColor="background1" w:val="FFFFFF"/>
     </w:rPr>
     <w:tblPr>
@@ -12877,6 +13433,7 @@
     </w:tcPr>
     <w:tblStylePr w:type="firstRow">
       <w:rPr>
+        <w:rFonts w:eastAsia="黑体"/>
         <w:b/>
         <w:bCs/>
       </w:rPr>
@@ -12973,6 +13530,7 @@
       <w:spacing w:after="0" w:line="240" w:lineRule="auto"/>
     </w:pPr>
     <w:rPr>
+      <w:rFonts w:eastAsia="黑体"/>
       <w:color w:themeColor="background1" w:val="FFFFFF"/>
     </w:rPr>
     <w:tblPr>
@@ -12991,6 +13549,7 @@
     </w:tcPr>
     <w:tblStylePr w:type="firstRow">
       <w:rPr>
+        <w:rFonts w:eastAsia="黑体"/>
         <w:b/>
         <w:bCs/>
       </w:rPr>
@@ -13087,6 +13646,7 @@
       <w:spacing w:after="0" w:line="240" w:lineRule="auto"/>
     </w:pPr>
     <w:rPr>
+      <w:rFonts w:eastAsia="黑体"/>
       <w:color w:themeColor="background1" w:val="FFFFFF"/>
     </w:rPr>
     <w:tblPr>
@@ -13105,6 +13665,7 @@
     </w:tcPr>
     <w:tblStylePr w:type="firstRow">
       <w:rPr>
+        <w:rFonts w:eastAsia="黑体"/>
         <w:b/>
         <w:bCs/>
       </w:rPr>
@@ -13201,6 +13762,7 @@
       <w:spacing w:after="0" w:line="240" w:lineRule="auto"/>
     </w:pPr>
     <w:rPr>
+      <w:rFonts w:eastAsia="黑体"/>
       <w:color w:themeColor="text1" w:val="000000"/>
     </w:rPr>
     <w:tblPr>
@@ -13227,6 +13789,7 @@
     </w:tcPr>
     <w:tblStylePr w:type="firstRow">
       <w:rPr>
+        <w:rFonts w:eastAsia="黑体"/>
         <w:b/>
         <w:bCs/>
       </w:rPr>
@@ -13245,6 +13808,7 @@
     </w:tblStylePr>
     <w:tblStylePr w:type="lastRow">
       <w:rPr>
+        <w:rFonts w:eastAsia="黑体"/>
         <w:b/>
         <w:bCs/>
         <w:color w:themeColor="background1" w:val="FFFFFF"/>
@@ -13259,6 +13823,7 @@
     </w:tblStylePr>
     <w:tblStylePr w:type="firstCol">
       <w:rPr>
+        <w:rFonts w:eastAsia="黑体"/>
         <w:color w:themeColor="background1" w:val="FFFFFF"/>
       </w:rPr>
       <w:tblPr/>
@@ -13276,6 +13841,7 @@
     </w:tblStylePr>
     <w:tblStylePr w:type="lastCol">
       <w:rPr>
+        <w:rFonts w:eastAsia="黑体"/>
         <w:color w:themeColor="background1" w:val="FFFFFF"/>
       </w:rPr>
       <w:tblPr/>
@@ -13305,11 +13871,13 @@
     </w:tblStylePr>
     <w:tblStylePr w:type="neCell">
       <w:rPr>
+        <w:rFonts w:eastAsia="黑体"/>
         <w:color w:themeColor="text1" w:val="000000"/>
       </w:rPr>
     </w:tblStylePr>
     <w:tblStylePr w:type="nwCell">
       <w:rPr>
+        <w:rFonts w:eastAsia="黑体"/>
         <w:color w:themeColor="text1" w:val="000000"/>
       </w:rPr>
     </w:tblStylePr>
@@ -13323,6 +13891,7 @@
       <w:spacing w:after="0" w:line="240" w:lineRule="auto"/>
     </w:pPr>
     <w:rPr>
+      <w:rFonts w:eastAsia="黑体"/>
       <w:color w:themeColor="text1" w:val="000000"/>
     </w:rPr>
     <w:tblPr>
@@ -13349,6 +13918,7 @@
     </w:tcPr>
     <w:tblStylePr w:type="firstRow">
       <w:rPr>
+        <w:rFonts w:eastAsia="黑体"/>
         <w:b/>
         <w:bCs/>
       </w:rPr>
@@ -13367,6 +13937,7 @@
     </w:tblStylePr>
     <w:tblStylePr w:type="lastRow">
       <w:rPr>
+        <w:rFonts w:eastAsia="黑体"/>
         <w:b/>
         <w:bCs/>
         <w:color w:themeColor="background1" w:val="FFFFFF"/>
@@ -13381,6 +13952,7 @@
     </w:tblStylePr>
     <w:tblStylePr w:type="firstCol">
       <w:rPr>
+        <w:rFonts w:eastAsia="黑体"/>
         <w:color w:themeColor="background1" w:val="FFFFFF"/>
       </w:rPr>
       <w:tblPr/>
@@ -13398,6 +13970,7 @@
     </w:tblStylePr>
     <w:tblStylePr w:type="lastCol">
       <w:rPr>
+        <w:rFonts w:eastAsia="黑体"/>
         <w:color w:themeColor="background1" w:val="FFFFFF"/>
       </w:rPr>
       <w:tblPr/>
@@ -13427,11 +14000,13 @@
     </w:tblStylePr>
     <w:tblStylePr w:type="neCell">
       <w:rPr>
+        <w:rFonts w:eastAsia="黑体"/>
         <w:color w:themeColor="text1" w:val="000000"/>
       </w:rPr>
     </w:tblStylePr>
     <w:tblStylePr w:type="nwCell">
       <w:rPr>
+        <w:rFonts w:eastAsia="黑体"/>
         <w:color w:themeColor="text1" w:val="000000"/>
       </w:rPr>
     </w:tblStylePr>
@@ -13445,6 +14020,7 @@
       <w:spacing w:after="0" w:line="240" w:lineRule="auto"/>
     </w:pPr>
     <w:rPr>
+      <w:rFonts w:eastAsia="黑体"/>
       <w:color w:themeColor="text1" w:val="000000"/>
     </w:rPr>
     <w:tblPr>
@@ -13471,6 +14047,7 @@
     </w:tcPr>
     <w:tblStylePr w:type="firstRow">
       <w:rPr>
+        <w:rFonts w:eastAsia="黑体"/>
         <w:b/>
         <w:bCs/>
       </w:rPr>
@@ -13489,6 +14066,7 @@
     </w:tblStylePr>
     <w:tblStylePr w:type="lastRow">
       <w:rPr>
+        <w:rFonts w:eastAsia="黑体"/>
         <w:b/>
         <w:bCs/>
         <w:color w:themeColor="background1" w:val="FFFFFF"/>
@@ -13503,6 +14081,7 @@
     </w:tblStylePr>
     <w:tblStylePr w:type="firstCol">
       <w:rPr>
+        <w:rFonts w:eastAsia="黑体"/>
         <w:color w:themeColor="background1" w:val="FFFFFF"/>
       </w:rPr>
       <w:tblPr/>
@@ -13520,6 +14099,7 @@
     </w:tblStylePr>
     <w:tblStylePr w:type="lastCol">
       <w:rPr>
+        <w:rFonts w:eastAsia="黑体"/>
         <w:color w:themeColor="background1" w:val="FFFFFF"/>
       </w:rPr>
       <w:tblPr/>
@@ -13549,11 +14129,13 @@
     </w:tblStylePr>
     <w:tblStylePr w:type="neCell">
       <w:rPr>
+        <w:rFonts w:eastAsia="黑体"/>
         <w:color w:themeColor="text1" w:val="000000"/>
       </w:rPr>
     </w:tblStylePr>
     <w:tblStylePr w:type="nwCell">
       <w:rPr>
+        <w:rFonts w:eastAsia="黑体"/>
         <w:color w:themeColor="text1" w:val="000000"/>
       </w:rPr>
     </w:tblStylePr>
@@ -13567,6 +14149,7 @@
       <w:spacing w:after="0" w:line="240" w:lineRule="auto"/>
     </w:pPr>
     <w:rPr>
+      <w:rFonts w:eastAsia="黑体"/>
       <w:color w:themeColor="text1" w:val="000000"/>
     </w:rPr>
     <w:tblPr>
@@ -13593,6 +14176,7 @@
     </w:tcPr>
     <w:tblStylePr w:type="firstRow">
       <w:rPr>
+        <w:rFonts w:eastAsia="黑体"/>
         <w:b/>
         <w:bCs/>
       </w:rPr>
@@ -13611,6 +14195,7 @@
     </w:tblStylePr>
     <w:tblStylePr w:type="lastRow">
       <w:rPr>
+        <w:rFonts w:eastAsia="黑体"/>
         <w:b/>
         <w:bCs/>
         <w:color w:themeColor="background1" w:val="FFFFFF"/>
@@ -13625,6 +14210,7 @@
     </w:tblStylePr>
     <w:tblStylePr w:type="firstCol">
       <w:rPr>
+        <w:rFonts w:eastAsia="黑体"/>
         <w:color w:themeColor="background1" w:val="FFFFFF"/>
       </w:rPr>
       <w:tblPr/>
@@ -13642,6 +14228,7 @@
     </w:tblStylePr>
     <w:tblStylePr w:type="lastCol">
       <w:rPr>
+        <w:rFonts w:eastAsia="黑体"/>
         <w:color w:themeColor="background1" w:val="FFFFFF"/>
       </w:rPr>
       <w:tblPr/>
@@ -13679,6 +14266,7 @@
       <w:spacing w:after="0" w:line="240" w:lineRule="auto"/>
     </w:pPr>
     <w:rPr>
+      <w:rFonts w:eastAsia="黑体"/>
       <w:color w:themeColor="text1" w:val="000000"/>
     </w:rPr>
     <w:tblPr>
@@ -13705,6 +14293,7 @@
     </w:tcPr>
     <w:tblStylePr w:type="firstRow">
       <w:rPr>
+        <w:rFonts w:eastAsia="黑体"/>
         <w:b/>
         <w:bCs/>
       </w:rPr>
@@ -13723,6 +14312,7 @@
     </w:tblStylePr>
     <w:tblStylePr w:type="lastRow">
       <w:rPr>
+        <w:rFonts w:eastAsia="黑体"/>
         <w:b/>
         <w:bCs/>
         <w:color w:themeColor="background1" w:val="FFFFFF"/>
@@ -13737,6 +14327,7 @@
     </w:tblStylePr>
     <w:tblStylePr w:type="firstCol">
       <w:rPr>
+        <w:rFonts w:eastAsia="黑体"/>
         <w:color w:themeColor="background1" w:val="FFFFFF"/>
       </w:rPr>
       <w:tblPr/>
@@ -13754,6 +14345,7 @@
     </w:tblStylePr>
     <w:tblStylePr w:type="lastCol">
       <w:rPr>
+        <w:rFonts w:eastAsia="黑体"/>
         <w:color w:themeColor="background1" w:val="FFFFFF"/>
       </w:rPr>
       <w:tblPr/>
@@ -13783,11 +14375,13 @@
     </w:tblStylePr>
     <w:tblStylePr w:type="neCell">
       <w:rPr>
+        <w:rFonts w:eastAsia="黑体"/>
         <w:color w:themeColor="text1" w:val="000000"/>
       </w:rPr>
     </w:tblStylePr>
     <w:tblStylePr w:type="nwCell">
       <w:rPr>
+        <w:rFonts w:eastAsia="黑体"/>
         <w:color w:themeColor="text1" w:val="000000"/>
       </w:rPr>
     </w:tblStylePr>
@@ -13801,6 +14395,7 @@
       <w:spacing w:after="0" w:line="240" w:lineRule="auto"/>
     </w:pPr>
     <w:rPr>
+      <w:rFonts w:eastAsia="黑体"/>
       <w:color w:themeColor="text1" w:val="000000"/>
     </w:rPr>
     <w:tblPr>
@@ -13827,6 +14422,7 @@
     </w:tcPr>
     <w:tblStylePr w:type="firstRow">
       <w:rPr>
+        <w:rFonts w:eastAsia="黑体"/>
         <w:b/>
         <w:bCs/>
       </w:rPr>
@@ -13845,6 +14441,7 @@
     </w:tblStylePr>
     <w:tblStylePr w:type="lastRow">
       <w:rPr>
+        <w:rFonts w:eastAsia="黑体"/>
         <w:b/>
         <w:bCs/>
         <w:color w:themeColor="background1" w:val="FFFFFF"/>
@@ -13859,6 +14456,7 @@
     </w:tblStylePr>
     <w:tblStylePr w:type="firstCol">
       <w:rPr>
+        <w:rFonts w:eastAsia="黑体"/>
         <w:color w:themeColor="background1" w:val="FFFFFF"/>
       </w:rPr>
       <w:tblPr/>
@@ -13876,6 +14474,7 @@
     </w:tblStylePr>
     <w:tblStylePr w:type="lastCol">
       <w:rPr>
+        <w:rFonts w:eastAsia="黑体"/>
         <w:color w:themeColor="background1" w:val="FFFFFF"/>
       </w:rPr>
       <w:tblPr/>
@@ -13905,11 +14504,13 @@
     </w:tblStylePr>
     <w:tblStylePr w:type="neCell">
       <w:rPr>
+        <w:rFonts w:eastAsia="黑体"/>
         <w:color w:themeColor="text1" w:val="000000"/>
       </w:rPr>
     </w:tblStylePr>
     <w:tblStylePr w:type="nwCell">
       <w:rPr>
+        <w:rFonts w:eastAsia="黑体"/>
         <w:color w:themeColor="text1" w:val="000000"/>
       </w:rPr>
     </w:tblStylePr>
@@ -13923,6 +14524,7 @@
       <w:spacing w:after="0" w:line="240" w:lineRule="auto"/>
     </w:pPr>
     <w:rPr>
+      <w:rFonts w:eastAsia="黑体"/>
       <w:color w:themeColor="text1" w:val="000000"/>
     </w:rPr>
     <w:tblPr>
@@ -13949,6 +14551,7 @@
     </w:tcPr>
     <w:tblStylePr w:type="firstRow">
       <w:rPr>
+        <w:rFonts w:eastAsia="黑体"/>
         <w:b/>
         <w:bCs/>
       </w:rPr>
@@ -13967,6 +14570,7 @@
     </w:tblStylePr>
     <w:tblStylePr w:type="lastRow">
       <w:rPr>
+        <w:rFonts w:eastAsia="黑体"/>
         <w:b/>
         <w:bCs/>
         <w:color w:themeColor="background1" w:val="FFFFFF"/>
@@ -13981,6 +14585,7 @@
     </w:tblStylePr>
     <w:tblStylePr w:type="firstCol">
       <w:rPr>
+        <w:rFonts w:eastAsia="黑体"/>
         <w:color w:themeColor="background1" w:val="FFFFFF"/>
       </w:rPr>
       <w:tblPr/>
@@ -13998,6 +14603,7 @@
     </w:tblStylePr>
     <w:tblStylePr w:type="lastCol">
       <w:rPr>
+        <w:rFonts w:eastAsia="黑体"/>
         <w:color w:themeColor="background1" w:val="FFFFFF"/>
       </w:rPr>
       <w:tblPr/>
@@ -14027,11 +14633,13 @@
     </w:tblStylePr>
     <w:tblStylePr w:type="neCell">
       <w:rPr>
+        <w:rFonts w:eastAsia="黑体"/>
         <w:color w:themeColor="text1" w:val="000000"/>
       </w:rPr>
     </w:tblStylePr>
     <w:tblStylePr w:type="nwCell">
       <w:rPr>
+        <w:rFonts w:eastAsia="黑体"/>
         <w:color w:themeColor="text1" w:val="000000"/>
       </w:rPr>
     </w:tblStylePr>
@@ -14045,6 +14653,7 @@
       <w:spacing w:after="0" w:line="240" w:lineRule="auto"/>
     </w:pPr>
     <w:rPr>
+      <w:rFonts w:eastAsia="黑体"/>
       <w:color w:themeColor="text1" w:val="000000"/>
     </w:rPr>
     <w:tblPr>
@@ -14063,6 +14672,7 @@
     </w:tcPr>
     <w:tblStylePr w:type="firstRow">
       <w:rPr>
+        <w:rFonts w:eastAsia="黑体"/>
         <w:b/>
         <w:bCs/>
         <w:color w:themeColor="background1" w:val="FFFFFF"/>
@@ -14077,6 +14687,7 @@
     </w:tblStylePr>
     <w:tblStylePr w:type="lastRow">
       <w:rPr>
+        <w:rFonts w:eastAsia="黑体"/>
         <w:b/>
         <w:bCs/>
         <w:color w:themeColor="accent2" w:themeShade="CC" w:val="9E3A38"/>
@@ -14091,12 +14702,14 @@
     </w:tblStylePr>
     <w:tblStylePr w:type="firstCol">
       <w:rPr>
+        <w:rFonts w:eastAsia="黑体"/>
         <w:b/>
         <w:bCs/>
       </w:rPr>
     </w:tblStylePr>
     <w:tblStylePr w:type="lastCol">
       <w:rPr>
+        <w:rFonts w:eastAsia="黑体"/>
         <w:b/>
         <w:bCs/>
       </w:rPr>
@@ -14131,6 +14744,7 @@
       <w:spacing w:after="0" w:line="240" w:lineRule="auto"/>
     </w:pPr>
     <w:rPr>
+      <w:rFonts w:eastAsia="黑体"/>
       <w:color w:themeColor="text1" w:val="000000"/>
     </w:rPr>
     <w:tblPr>
@@ -14149,6 +14763,7 @@
     </w:tcPr>
     <w:tblStylePr w:type="firstRow">
       <w:rPr>
+        <w:rFonts w:eastAsia="黑体"/>
         <w:b/>
         <w:bCs/>
         <w:color w:themeColor="background1" w:val="FFFFFF"/>
@@ -14163,6 +14778,7 @@
     </w:tblStylePr>
     <w:tblStylePr w:type="lastRow">
       <w:rPr>
+        <w:rFonts w:eastAsia="黑体"/>
         <w:b/>
         <w:bCs/>
         <w:color w:themeColor="accent2" w:themeShade="CC" w:val="9E3A38"/>
@@ -14177,12 +14793,14 @@
     </w:tblStylePr>
     <w:tblStylePr w:type="firstCol">
       <w:rPr>
+        <w:rFonts w:eastAsia="黑体"/>
         <w:b/>
         <w:bCs/>
       </w:rPr>
     </w:tblStylePr>
     <w:tblStylePr w:type="lastCol">
       <w:rPr>
+        <w:rFonts w:eastAsia="黑体"/>
         <w:b/>
         <w:bCs/>
       </w:rPr>
@@ -14217,6 +14835,7 @@
       <w:spacing w:after="0" w:line="240" w:lineRule="auto"/>
     </w:pPr>
     <w:rPr>
+      <w:rFonts w:eastAsia="黑体"/>
       <w:color w:themeColor="text1" w:val="000000"/>
     </w:rPr>
     <w:tblPr>
@@ -14235,6 +14854,7 @@
     </w:tcPr>
     <w:tblStylePr w:type="firstRow">
       <w:rPr>
+        <w:rFonts w:eastAsia="黑体"/>
         <w:b/>
         <w:bCs/>
         <w:color w:themeColor="background1" w:val="FFFFFF"/>
@@ -14249,6 +14869,7 @@
     </w:tblStylePr>
     <w:tblStylePr w:type="lastRow">
       <w:rPr>
+        <w:rFonts w:eastAsia="黑体"/>
         <w:b/>
         <w:bCs/>
         <w:color w:themeColor="accent2" w:themeShade="CC" w:val="9E3A38"/>
@@ -14263,12 +14884,14 @@
     </w:tblStylePr>
     <w:tblStylePr w:type="firstCol">
       <w:rPr>
+        <w:rFonts w:eastAsia="黑体"/>
         <w:b/>
         <w:bCs/>
       </w:rPr>
     </w:tblStylePr>
     <w:tblStylePr w:type="lastCol">
       <w:rPr>
+        <w:rFonts w:eastAsia="黑体"/>
         <w:b/>
         <w:bCs/>
       </w:rPr>
@@ -14303,6 +14926,7 @@
       <w:spacing w:after="0" w:line="240" w:lineRule="auto"/>
     </w:pPr>
     <w:rPr>
+      <w:rFonts w:eastAsia="黑体"/>
       <w:color w:themeColor="text1" w:val="000000"/>
     </w:rPr>
     <w:tblPr>
@@ -14321,6 +14945,7 @@
     </w:tcPr>
     <w:tblStylePr w:type="firstRow">
       <w:rPr>
+        <w:rFonts w:eastAsia="黑体"/>
         <w:b/>
         <w:bCs/>
         <w:color w:themeColor="background1" w:val="FFFFFF"/>
@@ -14335,6 +14960,7 @@
     </w:tblStylePr>
     <w:tblStylePr w:type="lastRow">
       <w:rPr>
+        <w:rFonts w:eastAsia="黑体"/>
         <w:b/>
         <w:bCs/>
         <w:color w:themeColor="accent4" w:themeShade="CC" w:val="664E82"/>
@@ -14349,12 +14975,14 @@
     </w:tblStylePr>
     <w:tblStylePr w:type="firstCol">
       <w:rPr>
+        <w:rFonts w:eastAsia="黑体"/>
         <w:b/>
         <w:bCs/>
       </w:rPr>
     </w:tblStylePr>
     <w:tblStylePr w:type="lastCol">
       <w:rPr>
+        <w:rFonts w:eastAsia="黑体"/>
         <w:b/>
         <w:bCs/>
       </w:rPr>
@@ -14389,6 +15017,7 @@
       <w:spacing w:after="0" w:line="240" w:lineRule="auto"/>
     </w:pPr>
     <w:rPr>
+      <w:rFonts w:eastAsia="黑体"/>
       <w:color w:themeColor="text1" w:val="000000"/>
     </w:rPr>
     <w:tblPr>
@@ -14407,6 +15036,7 @@
     </w:tcPr>
     <w:tblStylePr w:type="firstRow">
       <w:rPr>
+        <w:rFonts w:eastAsia="黑体"/>
         <w:b/>
         <w:bCs/>
         <w:color w:themeColor="background1" w:val="FFFFFF"/>
@@ -14421,6 +15051,7 @@
     </w:tblStylePr>
     <w:tblStylePr w:type="lastRow">
       <w:rPr>
+        <w:rFonts w:eastAsia="黑体"/>
         <w:b/>
         <w:bCs/>
         <w:color w:themeColor="accent3" w:themeShade="CC" w:val="7E9C40"/>
@@ -14435,12 +15066,14 @@
     </w:tblStylePr>
     <w:tblStylePr w:type="firstCol">
       <w:rPr>
+        <w:rFonts w:eastAsia="黑体"/>
         <w:b/>
         <w:bCs/>
       </w:rPr>
     </w:tblStylePr>
     <w:tblStylePr w:type="lastCol">
       <w:rPr>
+        <w:rFonts w:eastAsia="黑体"/>
         <w:b/>
         <w:bCs/>
       </w:rPr>
@@ -14475,6 +15108,7 @@
       <w:spacing w:after="0" w:line="240" w:lineRule="auto"/>
     </w:pPr>
     <w:rPr>
+      <w:rFonts w:eastAsia="黑体"/>
       <w:color w:themeColor="text1" w:val="000000"/>
     </w:rPr>
     <w:tblPr>
@@ -14493,6 +15127,7 @@
     </w:tcPr>
     <w:tblStylePr w:type="firstRow">
       <w:rPr>
+        <w:rFonts w:eastAsia="黑体"/>
         <w:b/>
         <w:bCs/>
         <w:color w:themeColor="background1" w:val="FFFFFF"/>
@@ -14507,6 +15142,7 @@
     </w:tblStylePr>
     <w:tblStylePr w:type="lastRow">
       <w:rPr>
+        <w:rFonts w:eastAsia="黑体"/>
         <w:b/>
         <w:bCs/>
         <w:color w:themeColor="accent6" w:themeShade="CC" w:val="F2730A"/>
@@ -14521,12 +15157,14 @@
     </w:tblStylePr>
     <w:tblStylePr w:type="firstCol">
       <w:rPr>
+        <w:rFonts w:eastAsia="黑体"/>
         <w:b/>
         <w:bCs/>
       </w:rPr>
     </w:tblStylePr>
     <w:tblStylePr w:type="lastCol">
       <w:rPr>
+        <w:rFonts w:eastAsia="黑体"/>
         <w:b/>
         <w:bCs/>
       </w:rPr>
@@ -14561,6 +15199,7 @@
       <w:spacing w:after="0" w:line="240" w:lineRule="auto"/>
     </w:pPr>
     <w:rPr>
+      <w:rFonts w:eastAsia="黑体"/>
       <w:color w:themeColor="text1" w:val="000000"/>
     </w:rPr>
     <w:tblPr>
@@ -14579,6 +15218,7 @@
     </w:tcPr>
     <w:tblStylePr w:type="firstRow">
       <w:rPr>
+        <w:rFonts w:eastAsia="黑体"/>
         <w:b/>
         <w:bCs/>
         <w:color w:themeColor="background1" w:val="FFFFFF"/>
@@ -14593,6 +15233,7 @@
     </w:tblStylePr>
     <w:tblStylePr w:type="lastRow">
       <w:rPr>
+        <w:rFonts w:eastAsia="黑体"/>
         <w:b/>
         <w:bCs/>
         <w:color w:themeColor="accent5" w:themeShade="CC" w:val="348DA5"/>
@@ -14607,12 +15248,14 @@
     </w:tblStylePr>
     <w:tblStylePr w:type="firstCol">
       <w:rPr>
+        <w:rFonts w:eastAsia="黑体"/>
         <w:b/>
         <w:bCs/>
       </w:rPr>
     </w:tblStylePr>
     <w:tblStylePr w:type="lastCol">
       <w:rPr>
+        <w:rFonts w:eastAsia="黑体"/>
         <w:b/>
         <w:bCs/>
       </w:rPr>
@@ -14647,6 +15290,7 @@
       <w:spacing w:after="0" w:line="240" w:lineRule="auto"/>
     </w:pPr>
     <w:rPr>
+      <w:rFonts w:eastAsia="黑体"/>
       <w:color w:themeColor="text1" w:val="000000"/>
     </w:rPr>
     <w:tblPr>
@@ -14668,6 +15312,7 @@
     </w:tcPr>
     <w:tblStylePr w:type="firstRow">
       <w:rPr>
+        <w:rFonts w:eastAsia="黑体"/>
         <w:b/>
         <w:bCs/>
       </w:rPr>
@@ -14678,6 +15323,7 @@
     </w:tblStylePr>
     <w:tblStylePr w:type="lastRow">
       <w:rPr>
+        <w:rFonts w:eastAsia="黑体"/>
         <w:b/>
         <w:bCs/>
         <w:color w:themeColor="text1" w:val="000000"/>
@@ -14689,6 +15335,7 @@
     </w:tblStylePr>
     <w:tblStylePr w:type="firstCol">
       <w:rPr>
+        <w:rFonts w:eastAsia="黑体"/>
         <w:color w:themeColor="background1" w:val="FFFFFF"/>
       </w:rPr>
       <w:tblPr/>
@@ -14698,6 +15345,7 @@
     </w:tblStylePr>
     <w:tblStylePr w:type="lastCol">
       <w:rPr>
+        <w:rFonts w:eastAsia="黑体"/>
         <w:color w:themeColor="background1" w:val="FFFFFF"/>
       </w:rPr>
       <w:tblPr/>
@@ -14727,6 +15375,7 @@
       <w:spacing w:after="0" w:line="240" w:lineRule="auto"/>
     </w:pPr>
     <w:rPr>
+      <w:rFonts w:eastAsia="黑体"/>
       <w:color w:themeColor="text1" w:val="000000"/>
     </w:rPr>
     <w:tblPr>
@@ -14748,6 +15397,7 @@
     </w:tcPr>
     <w:tblStylePr w:type="firstRow">
       <w:rPr>
+        <w:rFonts w:eastAsia="黑体"/>
         <w:b/>
         <w:bCs/>
       </w:rPr>
@@ -14758,6 +15408,7 @@
     </w:tblStylePr>
     <w:tblStylePr w:type="lastRow">
       <w:rPr>
+        <w:rFonts w:eastAsia="黑体"/>
         <w:b/>
         <w:bCs/>
         <w:color w:themeColor="text1" w:val="000000"/>
@@ -14769,6 +15420,7 @@
     </w:tblStylePr>
     <w:tblStylePr w:type="firstCol">
       <w:rPr>
+        <w:rFonts w:eastAsia="黑体"/>
         <w:color w:themeColor="background1" w:val="FFFFFF"/>
       </w:rPr>
       <w:tblPr/>
@@ -14778,6 +15430,7 @@
     </w:tblStylePr>
     <w:tblStylePr w:type="lastCol">
       <w:rPr>
+        <w:rFonts w:eastAsia="黑体"/>
         <w:color w:themeColor="background1" w:val="FFFFFF"/>
       </w:rPr>
       <w:tblPr/>
@@ -14807,6 +15460,7 @@
       <w:spacing w:after="0" w:line="240" w:lineRule="auto"/>
     </w:pPr>
     <w:rPr>
+      <w:rFonts w:eastAsia="黑体"/>
       <w:color w:themeColor="text1" w:val="000000"/>
     </w:rPr>
     <w:tblPr>
@@ -14828,6 +15482,7 @@
     </w:tcPr>
     <w:tblStylePr w:type="firstRow">
       <w:rPr>
+        <w:rFonts w:eastAsia="黑体"/>
         <w:b/>
         <w:bCs/>
       </w:rPr>
@@ -14838,6 +15493,7 @@
     </w:tblStylePr>
     <w:tblStylePr w:type="lastRow">
       <w:rPr>
+        <w:rFonts w:eastAsia="黑体"/>
         <w:b/>
         <w:bCs/>
         <w:color w:themeColor="text1" w:val="000000"/>
@@ -14849,6 +15505,7 @@
     </w:tblStylePr>
     <w:tblStylePr w:type="firstCol">
       <w:rPr>
+        <w:rFonts w:eastAsia="黑体"/>
         <w:color w:themeColor="background1" w:val="FFFFFF"/>
       </w:rPr>
       <w:tblPr/>
@@ -14858,6 +15515,7 @@
     </w:tblStylePr>
     <w:tblStylePr w:type="lastCol">
       <w:rPr>
+        <w:rFonts w:eastAsia="黑体"/>
         <w:color w:themeColor="background1" w:val="FFFFFF"/>
       </w:rPr>
       <w:tblPr/>
@@ -14887,6 +15545,7 @@
       <w:spacing w:after="0" w:line="240" w:lineRule="auto"/>
     </w:pPr>
     <w:rPr>
+      <w:rFonts w:eastAsia="黑体"/>
       <w:color w:themeColor="text1" w:val="000000"/>
     </w:rPr>
     <w:tblPr>
@@ -14908,6 +15567,7 @@
     </w:tcPr>
     <w:tblStylePr w:type="firstRow">
       <w:rPr>
+        <w:rFonts w:eastAsia="黑体"/>
         <w:b/>
         <w:bCs/>
       </w:rPr>
@@ -14918,6 +15578,7 @@
     </w:tblStylePr>
     <w:tblStylePr w:type="lastRow">
       <w:rPr>
+        <w:rFonts w:eastAsia="黑体"/>
         <w:b/>
         <w:bCs/>
         <w:color w:themeColor="text1" w:val="000000"/>
@@ -14929,6 +15590,7 @@
     </w:tblStylePr>
     <w:tblStylePr w:type="firstCol">
       <w:rPr>
+        <w:rFonts w:eastAsia="黑体"/>
         <w:color w:themeColor="background1" w:val="FFFFFF"/>
       </w:rPr>
       <w:tblPr/>
@@ -14938,6 +15600,7 @@
     </w:tblStylePr>
     <w:tblStylePr w:type="lastCol">
       <w:rPr>
+        <w:rFonts w:eastAsia="黑体"/>
         <w:color w:themeColor="background1" w:val="FFFFFF"/>
       </w:rPr>
       <w:tblPr/>
@@ -14967,6 +15630,7 @@
       <w:spacing w:after="0" w:line="240" w:lineRule="auto"/>
     </w:pPr>
     <w:rPr>
+      <w:rFonts w:eastAsia="黑体"/>
       <w:color w:themeColor="text1" w:val="000000"/>
     </w:rPr>
     <w:tblPr>
@@ -14988,6 +15652,7 @@
     </w:tcPr>
     <w:tblStylePr w:type="firstRow">
       <w:rPr>
+        <w:rFonts w:eastAsia="黑体"/>
         <w:b/>
         <w:bCs/>
       </w:rPr>
@@ -14998,6 +15663,7 @@
     </w:tblStylePr>
     <w:tblStylePr w:type="lastRow">
       <w:rPr>
+        <w:rFonts w:eastAsia="黑体"/>
         <w:b/>
         <w:bCs/>
         <w:color w:themeColor="text1" w:val="000000"/>
@@ -15009,6 +15675,7 @@
     </w:tblStylePr>
     <w:tblStylePr w:type="firstCol">
       <w:rPr>
+        <w:rFonts w:eastAsia="黑体"/>
         <w:color w:themeColor="background1" w:val="FFFFFF"/>
       </w:rPr>
       <w:tblPr/>
@@ -15018,6 +15685,7 @@
     </w:tblStylePr>
     <w:tblStylePr w:type="lastCol">
       <w:rPr>
+        <w:rFonts w:eastAsia="黑体"/>
         <w:color w:themeColor="background1" w:val="FFFFFF"/>
       </w:rPr>
       <w:tblPr/>
@@ -15047,6 +15715,7 @@
       <w:spacing w:after="0" w:line="240" w:lineRule="auto"/>
     </w:pPr>
     <w:rPr>
+      <w:rFonts w:eastAsia="黑体"/>
       <w:color w:themeColor="text1" w:val="000000"/>
     </w:rPr>
     <w:tblPr>
@@ -15068,6 +15737,7 @@
     </w:tcPr>
     <w:tblStylePr w:type="firstRow">
       <w:rPr>
+        <w:rFonts w:eastAsia="黑体"/>
         <w:b/>
         <w:bCs/>
       </w:rPr>
@@ -15078,6 +15748,7 @@
     </w:tblStylePr>
     <w:tblStylePr w:type="lastRow">
       <w:rPr>
+        <w:rFonts w:eastAsia="黑体"/>
         <w:b/>
         <w:bCs/>
         <w:color w:themeColor="text1" w:val="000000"/>
@@ -15089,6 +15760,7 @@
     </w:tblStylePr>
     <w:tblStylePr w:type="firstCol">
       <w:rPr>
+        <w:rFonts w:eastAsia="黑体"/>
         <w:color w:themeColor="background1" w:val="FFFFFF"/>
       </w:rPr>
       <w:tblPr/>
@@ -15098,6 +15770,7 @@
     </w:tblStylePr>
     <w:tblStylePr w:type="lastCol">
       <w:rPr>
+        <w:rFonts w:eastAsia="黑体"/>
         <w:color w:themeColor="background1" w:val="FFFFFF"/>
       </w:rPr>
       <w:tblPr/>
@@ -15127,6 +15800,7 @@
       <w:spacing w:after="0" w:line="240" w:lineRule="auto"/>
     </w:pPr>
     <w:rPr>
+      <w:rFonts w:eastAsia="黑体"/>
       <w:color w:themeColor="text1" w:val="000000"/>
     </w:rPr>
     <w:tblPr>
@@ -15148,6 +15822,7 @@
     </w:tcPr>
     <w:tblStylePr w:type="firstRow">
       <w:rPr>
+        <w:rFonts w:eastAsia="黑体"/>
         <w:b/>
         <w:bCs/>
       </w:rPr>
@@ -15158,6 +15833,7 @@
     </w:tblStylePr>
     <w:tblStylePr w:type="lastRow">
       <w:rPr>
+        <w:rFonts w:eastAsia="黑体"/>
         <w:b/>
         <w:bCs/>
         <w:color w:themeColor="text1" w:val="000000"/>
@@ -15169,6 +15845,7 @@
     </w:tblStylePr>
     <w:tblStylePr w:type="firstCol">
       <w:rPr>
+        <w:rFonts w:eastAsia="黑体"/>
         <w:color w:themeColor="background1" w:val="FFFFFF"/>
       </w:rPr>
       <w:tblPr/>
@@ -15178,6 +15855,7 @@
     </w:tblStylePr>
     <w:tblStylePr w:type="lastCol">
       <w:rPr>
+        <w:rFonts w:eastAsia="黑体"/>
         <w:color w:themeColor="background1" w:val="FFFFFF"/>
       </w:rPr>
       <w:tblPr/>
@@ -15210,6 +15888,7 @@
     <w:name w:val="KeywordTok"/>
     <w:basedOn w:val="VerbatimChar"/>
     <w:rPr>
+      <w:rFonts w:eastAsia="黑体"/>
       <w:b/>
       <w:color w:val="007020"/>
     </w:rPr>
@@ -15218,6 +15897,7 @@
     <w:name w:val="DataTypeTok"/>
     <w:basedOn w:val="VerbatimChar"/>
     <w:rPr>
+      <w:rFonts w:eastAsia="黑体"/>
       <w:color w:val="902000"/>
     </w:rPr>
   </w:style>
@@ -15225,6 +15905,7 @@
     <w:name w:val="DecValTok"/>
     <w:basedOn w:val="VerbatimChar"/>
     <w:rPr>
+      <w:rFonts w:eastAsia="黑体"/>
       <w:color w:val="40a070"/>
     </w:rPr>
   </w:style>
@@ -15232,6 +15913,7 @@
     <w:name w:val="BaseNTok"/>
     <w:basedOn w:val="VerbatimChar"/>
     <w:rPr>
+      <w:rFonts w:eastAsia="黑体"/>
       <w:color w:val="40a070"/>
     </w:rPr>
   </w:style>
@@ -15239,6 +15921,7 @@
     <w:name w:val="FloatTok"/>
     <w:basedOn w:val="VerbatimChar"/>
     <w:rPr>
+      <w:rFonts w:eastAsia="黑体"/>
       <w:color w:val="40a070"/>
     </w:rPr>
   </w:style>
@@ -15246,6 +15929,7 @@
     <w:name w:val="ConstantTok"/>
     <w:basedOn w:val="VerbatimChar"/>
     <w:rPr>
+      <w:rFonts w:eastAsia="黑体"/>
       <w:color w:val="880000"/>
     </w:rPr>
   </w:style>
@@ -15253,6 +15937,7 @@
     <w:name w:val="CharTok"/>
     <w:basedOn w:val="VerbatimChar"/>
     <w:rPr>
+      <w:rFonts w:eastAsia="黑体"/>
       <w:color w:val="4070a0"/>
     </w:rPr>
   </w:style>
@@ -15260,6 +15945,7 @@
     <w:name w:val="SpecialCharTok"/>
     <w:basedOn w:val="VerbatimChar"/>
     <w:rPr>
+      <w:rFonts w:eastAsia="黑体"/>
       <w:color w:val="4070a0"/>
     </w:rPr>
   </w:style>
@@ -15267,6 +15953,7 @@
     <w:name w:val="StringTok"/>
     <w:basedOn w:val="VerbatimChar"/>
     <w:rPr>
+      <w:rFonts w:eastAsia="黑体"/>
       <w:color w:val="4070a0"/>
     </w:rPr>
   </w:style>
@@ -15274,6 +15961,7 @@
     <w:name w:val="VerbatimStringTok"/>
     <w:basedOn w:val="VerbatimChar"/>
     <w:rPr>
+      <w:rFonts w:eastAsia="黑体"/>
       <w:color w:val="4070a0"/>
     </w:rPr>
   </w:style>
@@ -15281,6 +15969,7 @@
     <w:name w:val="SpecialStringTok"/>
     <w:basedOn w:val="VerbatimChar"/>
     <w:rPr>
+      <w:rFonts w:eastAsia="黑体"/>
       <w:color w:val="bb6688"/>
     </w:rPr>
   </w:style>
@@ -15288,6 +15977,7 @@
     <w:name w:val="ImportTok"/>
     <w:basedOn w:val="VerbatimChar"/>
     <w:rPr>
+      <w:rFonts w:eastAsia="黑体"/>
       <w:b/>
       <w:color w:val="008000"/>
     </w:rPr>
@@ -15296,6 +15986,7 @@
     <w:name w:val="CommentTok"/>
     <w:basedOn w:val="VerbatimChar"/>
     <w:rPr>
+      <w:rFonts w:eastAsia="黑体"/>
       <w:i/>
       <w:color w:val="60a0b0"/>
     </w:rPr>
@@ -15304,6 +15995,7 @@
     <w:name w:val="DocumentationTok"/>
     <w:basedOn w:val="VerbatimChar"/>
     <w:rPr>
+      <w:rFonts w:eastAsia="黑体"/>
       <w:i/>
       <w:color w:val="ba2121"/>
     </w:rPr>
@@ -15312,6 +16004,7 @@
     <w:name w:val="AnnotationTok"/>
     <w:basedOn w:val="VerbatimChar"/>
     <w:rPr>
+      <w:rFonts w:eastAsia="黑体"/>
       <w:b/>
       <w:i/>
       <w:color w:val="60a0b0"/>
@@ -15321,6 +16014,7 @@
     <w:name w:val="CommentVarTok"/>
     <w:basedOn w:val="VerbatimChar"/>
     <w:rPr>
+      <w:rFonts w:eastAsia="黑体"/>
       <w:b/>
       <w:i/>
       <w:color w:val="60a0b0"/>
@@ -15330,6 +16024,7 @@
     <w:name w:val="OtherTok"/>
     <w:basedOn w:val="VerbatimChar"/>
     <w:rPr>
+      <w:rFonts w:eastAsia="黑体"/>
       <w:color w:val="007020"/>
     </w:rPr>
   </w:style>
@@ -15337,6 +16032,7 @@
     <w:name w:val="FunctionTok"/>
     <w:basedOn w:val="VerbatimChar"/>
     <w:rPr>
+      <w:rFonts w:eastAsia="黑体"/>
       <w:color w:val="06287e"/>
     </w:rPr>
   </w:style>
@@ -15344,6 +16040,7 @@
     <w:name w:val="VariableTok"/>
     <w:basedOn w:val="VerbatimChar"/>
     <w:rPr>
+      <w:rFonts w:eastAsia="黑体"/>
       <w:color w:val="19177c"/>
     </w:rPr>
   </w:style>
@@ -15351,6 +16048,7 @@
     <w:name w:val="ControlFlowTok"/>
     <w:basedOn w:val="VerbatimChar"/>
     <w:rPr>
+      <w:rFonts w:eastAsia="黑体"/>
       <w:b/>
       <w:color w:val="007020"/>
     </w:rPr>
@@ -15359,6 +16057,7 @@
     <w:name w:val="OperatorTok"/>
     <w:basedOn w:val="VerbatimChar"/>
     <w:rPr>
+      <w:rFonts w:eastAsia="黑体"/>
       <w:color w:val="666666"/>
     </w:rPr>
   </w:style>
@@ -15366,18 +16065,22 @@
     <w:name w:val="BuiltInTok"/>
     <w:basedOn w:val="VerbatimChar"/>
     <w:rPr>
+      <w:rFonts w:eastAsia="黑体"/>
       <w:color w:val="008000"/>
     </w:rPr>
   </w:style>
   <w:style w:type="character" w:customStyle="1" w:styleId="ExtensionTok">
     <w:name w:val="ExtensionTok"/>
     <w:basedOn w:val="VerbatimChar"/>
-    <w:rPr/>
+    <w:rPr>
+      <w:rFonts w:eastAsia="黑体"/>
+    </w:rPr>
   </w:style>
   <w:style w:type="character" w:customStyle="1" w:styleId="PreprocessorTok">
     <w:name w:val="PreprocessorTok"/>
     <w:basedOn w:val="VerbatimChar"/>
     <w:rPr>
+      <w:rFonts w:eastAsia="黑体"/>
       <w:color w:val="bc7a00"/>
     </w:rPr>
   </w:style>
@@ -15385,18 +16088,22 @@
     <w:name w:val="AttributeTok"/>
     <w:basedOn w:val="VerbatimChar"/>
     <w:rPr>
+      <w:rFonts w:eastAsia="黑体"/>
       <w:color w:val="7d9029"/>
     </w:rPr>
   </w:style>
   <w:style w:type="character" w:customStyle="1" w:styleId="RegionMarkerTok">
     <w:name w:val="RegionMarkerTok"/>
     <w:basedOn w:val="VerbatimChar"/>
-    <w:rPr/>
+    <w:rPr>
+      <w:rFonts w:eastAsia="黑体"/>
+    </w:rPr>
   </w:style>
   <w:style w:type="character" w:customStyle="1" w:styleId="InformationTok">
     <w:name w:val="InformationTok"/>
     <w:basedOn w:val="VerbatimChar"/>
     <w:rPr>
+      <w:rFonts w:eastAsia="黑体"/>
       <w:b/>
       <w:i/>
       <w:color w:val="60a0b0"/>
@@ -15406,6 +16113,7 @@
     <w:name w:val="WarningTok"/>
     <w:basedOn w:val="VerbatimChar"/>
     <w:rPr>
+      <w:rFonts w:eastAsia="黑体"/>
       <w:b/>
       <w:i/>
       <w:color w:val="60a0b0"/>
@@ -15415,6 +16123,7 @@
     <w:name w:val="AlertTok"/>
     <w:basedOn w:val="VerbatimChar"/>
     <w:rPr>
+      <w:rFonts w:eastAsia="黑体"/>
       <w:b/>
       <w:color w:val="ff0000"/>
     </w:rPr>
@@ -15423,6 +16132,7 @@
     <w:name w:val="ErrorTok"/>
     <w:basedOn w:val="VerbatimChar"/>
     <w:rPr>
+      <w:rFonts w:eastAsia="黑体"/>
       <w:b/>
       <w:color w:val="ff0000"/>
     </w:rPr>
@@ -15430,7 +16140,9 @@
   <w:style w:type="character" w:customStyle="1" w:styleId="NormalTok">
     <w:name w:val="NormalTok"/>
     <w:basedOn w:val="VerbatimChar"/>
-    <w:rPr/>
+    <w:rPr>
+      <w:rFonts w:eastAsia="黑体"/>
+    </w:rPr>
   </w:style>
 </w:styles>
 </file>
@@ -15479,12 +16191,12 @@
     <a:fontScheme name="Office">
       <a:majorFont>
         <a:latin typeface="Calibri"/>
-        <a:ea typeface=""/>
+        <a:ea typeface="黑体"/>
         <a:cs typeface=""/>
         <a:font script="Jpan" typeface="ＭＳ ゴシック"/>
         <a:font script="Hang" typeface="맑은 고딕"/>
-        <a:font script="Hans" typeface="宋体"/>
-        <a:font script="Hant" typeface="新細明體"/>
+        <a:font script="Hans" typeface="黑体"/>
+        <a:font script="Hant" typeface="黑体"/>
         <a:font script="Arab" typeface="Times New Roman"/>
         <a:font script="Hebr" typeface="Times New Roman"/>
         <a:font script="Thai" typeface="Angsana New"/>
@@ -15514,12 +16226,12 @@
       </a:majorFont>
       <a:minorFont>
         <a:latin typeface="Cambria"/>
-        <a:ea typeface=""/>
+        <a:ea typeface="黑体"/>
         <a:cs typeface=""/>
         <a:font script="Jpan" typeface="ＭＳ 明朝"/>
         <a:font script="Hang" typeface="맑은 고딕"/>
-        <a:font script="Hans" typeface="宋体"/>
-        <a:font script="Hant" typeface="新細明體"/>
+        <a:font script="Hans" typeface="黑体"/>
+        <a:font script="Hant" typeface="黑体"/>
         <a:font script="Arab" typeface="Arial"/>
         <a:font script="Hebr" typeface="Arial"/>
         <a:font script="Thai" typeface="Cordia New"/>

--- a/06-转换电路/01-模数转换ADC/并行比较型Flash-ADC电路/并行比较型Flash-ADC电路.docx
+++ b/06-转换电路/01-模数转换ADC/并行比较型Flash-ADC电路/并行比较型Flash-ADC电路.docx
@@ -3120,7 +3120,7 @@
           <w:color w:val="555555"/>
           <w:sz w:val="21"/>
         </w:rPr>
-        <w:t>材料收集者：杜文杰，WX手机：19519196569，QQ:3478827729</w:t>
+        <w:t>材料收集者：杜文杰，微信/手机：19519196569，QQ:3478827729</w:t>
       </w:r>
     </w:p>
     <w:sectPr>
